--- a/12-通用拓扑结构/03-桥式/全桥结构/全桥结构.docx
+++ b/12-通用拓扑结构/03-桥式/全桥结构/全桥结构.docx
@@ -2478,6 +2478,20 @@
     </w:p>
     <w:bookmarkEnd w:id="26"/>
     <w:bookmarkEnd w:id="27"/>
+    <w:p>
+      <w:pPr>
+        <w:spacing w:before="360"/>
+        <w:jc w:val="center"/>
+      </w:pPr>
+      <w:r>
+        <w:rPr>
+          <w:rFonts w:ascii="Times New Roman" w:hAnsi="Times New Roman"/>
+          <w:color w:val="555555"/>
+          <w:sz w:val="21"/>
+        </w:rPr>
+        <w:t>材料收集者：杜文杰</w:t>
+      </w:r>
+    </w:p>
     <w:sectPr>
       <w:headerReference r:id="rId9" w:type="default"/>
       <w:footerReference r:id="rId10" w:type="default"/>

--- a/12-通用拓扑结构/03-桥式/全桥结构/全桥结构.docx
+++ b/12-通用拓扑结构/03-桥式/全桥结构/全桥结构.docx
@@ -1,6 +1,6 @@
 
 <file path=word/document.xml><?xml version="1.0" encoding="utf-8"?>
-<w:document xmlns:w="http://schemas.openxmlformats.org/wordprocessingml/2006/main" xmlns:m="http://schemas.openxmlformats.org/officeDocument/2006/math" xmlns:r="http://schemas.openxmlformats.org/officeDocument/2006/relationships" xmlns:o="urn:schemas-microsoft-com:office:office" xmlns:v="urn:schemas-microsoft-com:vml" xmlns:w10="urn:schemas-microsoft-com:office:word" xmlns:a="http://schemas.openxmlformats.org/drawingml/2006/main" xmlns:pic="http://schemas.openxmlformats.org/drawingml/2006/picture" xmlns:wp="http://schemas.openxmlformats.org/drawingml/2006/wordprocessingDrawing">
+<w:document xmlns:m="http://schemas.openxmlformats.org/officeDocument/2006/math" xmlns:r="http://schemas.openxmlformats.org/officeDocument/2006/relationships" xmlns:w="http://schemas.openxmlformats.org/wordprocessingml/2006/main" xmlns:o="urn:schemas-microsoft-com:office:office" xmlns:v="urn:schemas-microsoft-com:vml" xmlns:w10="urn:schemas-microsoft-com:office:word" xmlns:a="http://schemas.openxmlformats.org/drawingml/2006/main" xmlns:pic="http://schemas.openxmlformats.org/drawingml/2006/picture" xmlns:wp="http://schemas.openxmlformats.org/drawingml/2006/wordprocessingDrawing">
   <w:body>
     <w:bookmarkStart w:id="27" w:name="全桥结构"/>
     <w:p>
@@ -9,7 +9,7 @@
       </w:pPr>
       <w:r>
         <w:rPr>
-          <w:rFonts w:hint="eastAsia"/>
+          <w:rFonts w:hint="eastAsia" w:eastAsia="黑体"/>
         </w:rPr>
         <w:t xml:space="preserve">全桥结构</w:t>
       </w:r>
@@ -21,7 +21,7 @@
       </w:pPr>
       <w:r>
         <w:rPr>
-          <w:rFonts w:hint="eastAsia"/>
+          <w:rFonts w:hint="eastAsia" w:eastAsia="黑体"/>
         </w:rPr>
         <w:t xml:space="preserve">拓扑描述</w:t>
       </w:r>
@@ -32,16 +32,19 @@
       </w:pPr>
       <w:r>
         <w:rPr>
-          <w:rFonts w:hint="eastAsia"/>
+          <w:rFonts w:hint="eastAsia" w:eastAsia="黑体"/>
         </w:rPr>
         <w:t xml:space="preserve">由</w:t>
       </w:r>
       <w:r>
+        <w:rPr>
+          <w:rFonts w:eastAsia="黑体"/>
+        </w:rPr>
         <w:t xml:space="preserve"> </w:t>
       </w:r>
       <w:r>
         <w:rPr>
-          <w:rFonts w:hint="eastAsia"/>
+          <w:rFonts w:hint="eastAsia" w:eastAsia="黑体"/>
           <w:b/>
           <w:bCs/>
         </w:rPr>
@@ -63,6 +66,7 @@
       </m:oMath>
       <w:r>
         <w:rPr>
+          <w:rFonts w:eastAsia="黑体"/>
           <w:b/>
           <w:bCs/>
         </w:rPr>
@@ -84,6 +88,7 @@
       </m:oMath>
       <w:r>
         <w:rPr>
+          <w:rFonts w:eastAsia="黑体"/>
           <w:b/>
           <w:bCs/>
         </w:rPr>
@@ -105,6 +110,7 @@
       </m:oMath>
       <w:r>
         <w:rPr>
+          <w:rFonts w:eastAsia="黑体"/>
           <w:b/>
           <w:bCs/>
         </w:rPr>
@@ -125,26 +131,32 @@
         </m:sSub>
       </m:oMath>
       <w:r>
+        <w:rPr>
+          <w:rFonts w:eastAsia="黑体"/>
+        </w:rPr>
         <w:t xml:space="preserve"> </w:t>
       </w:r>
       <w:r>
         <w:rPr>
-          <w:rFonts w:hint="eastAsia"/>
+          <w:rFonts w:hint="eastAsia" w:eastAsia="黑体"/>
         </w:rPr>
         <w:t xml:space="preserve">组成完整桥式拓扑，负载跨接在左右两臂中点。电路共有</w:t>
       </w:r>
       <w:r>
+        <w:rPr>
+          <w:rFonts w:eastAsia="黑体"/>
+        </w:rPr>
         <w:t xml:space="preserve"> 4 </w:t>
       </w:r>
       <w:r>
         <w:rPr>
-          <w:rFonts w:hint="eastAsia"/>
+          <w:rFonts w:hint="eastAsia" w:eastAsia="黑体"/>
         </w:rPr>
         <w:t xml:space="preserve">个关键节点：</w:t>
       </w:r>
       <w:r>
         <w:rPr>
-          <w:rFonts w:hint="eastAsia"/>
+          <w:rFonts w:hint="eastAsia" w:eastAsia="黑体"/>
           <w:b/>
           <w:bCs/>
         </w:rPr>
@@ -152,6 +164,7 @@
       </w:r>
       <w:r>
         <w:rPr>
+          <w:rFonts w:eastAsia="黑体"/>
           <w:b/>
           <w:bCs/>
         </w:rPr>
@@ -159,7 +172,7 @@
       </w:r>
       <w:r>
         <w:rPr>
-          <w:rFonts w:hint="eastAsia"/>
+          <w:rFonts w:hint="eastAsia" w:eastAsia="黑体"/>
           <w:b/>
           <w:bCs/>
         </w:rPr>
@@ -167,7 +180,7 @@
       </w:r>
       <w:r>
         <w:rPr>
-          <w:rFonts w:hint="eastAsia"/>
+          <w:rFonts w:hint="eastAsia" w:eastAsia="黑体"/>
         </w:rPr>
         <w:t xml:space="preserve">（</w:t>
       </w:r>
@@ -189,15 +202,21 @@
         </m:sSub>
       </m:oMath>
       <w:r>
+        <w:rPr>
+          <w:rFonts w:eastAsia="黑体"/>
+        </w:rPr>
         <w:t xml:space="preserve"> </w:t>
       </w:r>
       <w:r>
         <w:rPr>
-          <w:rFonts w:hint="eastAsia"/>
+          <w:rFonts w:hint="eastAsia" w:eastAsia="黑体"/>
         </w:rPr>
         <w:t xml:space="preserve">与左侧上管</w:t>
       </w:r>
       <w:r>
+        <w:rPr>
+          <w:rFonts w:eastAsia="黑体"/>
+        </w:rPr>
         <w:t xml:space="preserve"> </w:t>
       </w:r>
       <m:oMath>
@@ -215,24 +234,33 @@
         </m:sSub>
       </m:oMath>
       <w:r>
+        <w:rPr>
+          <w:rFonts w:eastAsia="黑体"/>
+        </w:rPr>
         <w:t xml:space="preserve"> </w:t>
       </w:r>
       <w:r>
         <w:rPr>
-          <w:rFonts w:hint="eastAsia"/>
+          <w:rFonts w:hint="eastAsia" w:eastAsia="黑体"/>
         </w:rPr>
         <w:t xml:space="preserve">的漏极</w:t>
       </w:r>
       <w:r>
+        <w:rPr>
+          <w:rFonts w:eastAsia="黑体"/>
+        </w:rPr>
         <w:t xml:space="preserve"> </w:t>
       </w:r>
       <w:r>
         <w:rPr>
-          <w:rFonts w:hint="eastAsia"/>
+          <w:rFonts w:hint="eastAsia" w:eastAsia="黑体"/>
         </w:rPr>
         <w:t xml:space="preserve">D、右侧上管</w:t>
       </w:r>
       <w:r>
+        <w:rPr>
+          <w:rFonts w:eastAsia="黑体"/>
+        </w:rPr>
         <w:t xml:space="preserve"> </w:t>
       </w:r>
       <m:oMath>
@@ -250,26 +278,32 @@
         </m:sSub>
       </m:oMath>
       <w:r>
+        <w:rPr>
+          <w:rFonts w:eastAsia="黑体"/>
+        </w:rPr>
         <w:t xml:space="preserve"> </w:t>
       </w:r>
       <w:r>
         <w:rPr>
-          <w:rFonts w:hint="eastAsia"/>
+          <w:rFonts w:hint="eastAsia" w:eastAsia="黑体"/>
         </w:rPr>
         <w:t xml:space="preserve">的漏极</w:t>
       </w:r>
       <w:r>
+        <w:rPr>
+          <w:rFonts w:eastAsia="黑体"/>
+        </w:rPr>
         <w:t xml:space="preserve"> D </w:t>
       </w:r>
       <w:r>
         <w:rPr>
-          <w:rFonts w:hint="eastAsia"/>
+          <w:rFonts w:hint="eastAsia" w:eastAsia="黑体"/>
         </w:rPr>
         <w:t xml:space="preserve">相连）；</w:t>
       </w:r>
       <w:r>
         <w:rPr>
-          <w:rFonts w:hint="eastAsia"/>
+          <w:rFonts w:hint="eastAsia" w:eastAsia="黑体"/>
           <w:b/>
           <w:bCs/>
         </w:rPr>
@@ -277,6 +311,7 @@
       </w:r>
       <w:r>
         <w:rPr>
+          <w:rFonts w:eastAsia="黑体"/>
           <w:b/>
           <w:bCs/>
         </w:rPr>
@@ -284,7 +319,7 @@
       </w:r>
       <w:r>
         <w:rPr>
-          <w:rFonts w:hint="eastAsia"/>
+          <w:rFonts w:hint="eastAsia" w:eastAsia="黑体"/>
           <w:b/>
           <w:bCs/>
         </w:rPr>
@@ -292,6 +327,7 @@
       </w:r>
       <w:r>
         <w:rPr>
+          <w:rFonts w:eastAsia="黑体"/>
           <w:b/>
           <w:bCs/>
         </w:rPr>
@@ -299,11 +335,14 @@
       </w:r>
       <w:r>
         <w:rPr>
-          <w:rFonts w:hint="eastAsia"/>
+          <w:rFonts w:hint="eastAsia" w:eastAsia="黑体"/>
         </w:rPr>
         <w:t xml:space="preserve">（与左侧下管</w:t>
       </w:r>
       <w:r>
+        <w:rPr>
+          <w:rFonts w:eastAsia="黑体"/>
+        </w:rPr>
         <w:t xml:space="preserve"> </w:t>
       </w:r>
       <m:oMath>
@@ -321,24 +360,33 @@
         </m:sSub>
       </m:oMath>
       <w:r>
+        <w:rPr>
+          <w:rFonts w:eastAsia="黑体"/>
+        </w:rPr>
         <w:t xml:space="preserve"> </w:t>
       </w:r>
       <w:r>
         <w:rPr>
-          <w:rFonts w:hint="eastAsia"/>
+          <w:rFonts w:hint="eastAsia" w:eastAsia="黑体"/>
         </w:rPr>
         <w:t xml:space="preserve">的源极</w:t>
       </w:r>
       <w:r>
+        <w:rPr>
+          <w:rFonts w:eastAsia="黑体"/>
+        </w:rPr>
         <w:t xml:space="preserve"> </w:t>
       </w:r>
       <w:r>
         <w:rPr>
-          <w:rFonts w:hint="eastAsia"/>
+          <w:rFonts w:hint="eastAsia" w:eastAsia="黑体"/>
         </w:rPr>
         <w:t xml:space="preserve">S、右侧下管</w:t>
       </w:r>
       <w:r>
+        <w:rPr>
+          <w:rFonts w:eastAsia="黑体"/>
+        </w:rPr>
         <w:t xml:space="preserve"> </w:t>
       </w:r>
       <m:oMath>
@@ -356,26 +404,32 @@
         </m:sSub>
       </m:oMath>
       <w:r>
+        <w:rPr>
+          <w:rFonts w:eastAsia="黑体"/>
+        </w:rPr>
         <w:t xml:space="preserve"> </w:t>
       </w:r>
       <w:r>
         <w:rPr>
-          <w:rFonts w:hint="eastAsia"/>
+          <w:rFonts w:hint="eastAsia" w:eastAsia="黑体"/>
         </w:rPr>
         <w:t xml:space="preserve">的源极</w:t>
       </w:r>
       <w:r>
+        <w:rPr>
+          <w:rFonts w:eastAsia="黑体"/>
+        </w:rPr>
         <w:t xml:space="preserve"> S </w:t>
       </w:r>
       <w:r>
         <w:rPr>
-          <w:rFonts w:hint="eastAsia"/>
+          <w:rFonts w:hint="eastAsia" w:eastAsia="黑体"/>
         </w:rPr>
         <w:t xml:space="preserve">相连）；</w:t>
       </w:r>
       <w:r>
         <w:rPr>
-          <w:rFonts w:hint="eastAsia"/>
+          <w:rFonts w:hint="eastAsia" w:eastAsia="黑体"/>
           <w:b/>
           <w:bCs/>
         </w:rPr>
@@ -383,6 +437,7 @@
       </w:r>
       <w:r>
         <w:rPr>
+          <w:rFonts w:eastAsia="黑体"/>
           <w:b/>
           <w:bCs/>
         </w:rPr>
@@ -390,7 +445,7 @@
       </w:r>
       <w:r>
         <w:rPr>
-          <w:rFonts w:hint="eastAsia"/>
+          <w:rFonts w:hint="eastAsia" w:eastAsia="黑体"/>
           <w:b/>
           <w:bCs/>
         </w:rPr>
@@ -398,6 +453,7 @@
       </w:r>
       <w:r>
         <w:rPr>
+          <w:rFonts w:eastAsia="黑体"/>
           <w:b/>
           <w:bCs/>
         </w:rPr>
@@ -405,7 +461,7 @@
       </w:r>
       <w:r>
         <w:rPr>
-          <w:rFonts w:hint="eastAsia"/>
+          <w:rFonts w:hint="eastAsia" w:eastAsia="黑体"/>
         </w:rPr>
         <w:t xml:space="preserve">（</w:t>
       </w:r>
@@ -424,15 +480,21 @@
         </m:sSub>
       </m:oMath>
       <w:r>
+        <w:rPr>
+          <w:rFonts w:eastAsia="黑体"/>
+        </w:rPr>
         <w:t xml:space="preserve"> </w:t>
       </w:r>
       <w:r>
         <w:rPr>
-          <w:rFonts w:hint="eastAsia"/>
+          <w:rFonts w:hint="eastAsia" w:eastAsia="黑体"/>
         </w:rPr>
         <w:t xml:space="preserve">源极</w:t>
       </w:r>
       <w:r>
+        <w:rPr>
+          <w:rFonts w:eastAsia="黑体"/>
+        </w:rPr>
         <w:t xml:space="preserve"> S、</w:t>
       </w:r>
       <m:oMath>
@@ -450,26 +512,32 @@
         </m:sSub>
       </m:oMath>
       <w:r>
+        <w:rPr>
+          <w:rFonts w:eastAsia="黑体"/>
+        </w:rPr>
         <w:t xml:space="preserve"> </w:t>
       </w:r>
       <w:r>
         <w:rPr>
-          <w:rFonts w:hint="eastAsia"/>
+          <w:rFonts w:hint="eastAsia" w:eastAsia="黑体"/>
         </w:rPr>
         <w:t xml:space="preserve">漏极</w:t>
       </w:r>
       <w:r>
+        <w:rPr>
+          <w:rFonts w:eastAsia="黑体"/>
+        </w:rPr>
         <w:t xml:space="preserve"> D </w:t>
       </w:r>
       <w:r>
         <w:rPr>
-          <w:rFonts w:hint="eastAsia"/>
+          <w:rFonts w:hint="eastAsia" w:eastAsia="黑体"/>
         </w:rPr>
         <w:t xml:space="preserve">与负载一端相连）；</w:t>
       </w:r>
       <w:r>
         <w:rPr>
-          <w:rFonts w:hint="eastAsia"/>
+          <w:rFonts w:hint="eastAsia" w:eastAsia="黑体"/>
           <w:b/>
           <w:bCs/>
         </w:rPr>
@@ -477,6 +545,7 @@
       </w:r>
       <w:r>
         <w:rPr>
+          <w:rFonts w:eastAsia="黑体"/>
           <w:b/>
           <w:bCs/>
         </w:rPr>
@@ -484,7 +553,7 @@
       </w:r>
       <w:r>
         <w:rPr>
-          <w:rFonts w:hint="eastAsia"/>
+          <w:rFonts w:hint="eastAsia" w:eastAsia="黑体"/>
           <w:b/>
           <w:bCs/>
         </w:rPr>
@@ -492,6 +561,7 @@
       </w:r>
       <w:r>
         <w:rPr>
+          <w:rFonts w:eastAsia="黑体"/>
           <w:b/>
           <w:bCs/>
         </w:rPr>
@@ -499,7 +569,7 @@
       </w:r>
       <w:r>
         <w:rPr>
-          <w:rFonts w:hint="eastAsia"/>
+          <w:rFonts w:hint="eastAsia" w:eastAsia="黑体"/>
         </w:rPr>
         <w:t xml:space="preserve">（</w:t>
       </w:r>
@@ -518,15 +588,21 @@
         </m:sSub>
       </m:oMath>
       <w:r>
+        <w:rPr>
+          <w:rFonts w:eastAsia="黑体"/>
+        </w:rPr>
         <w:t xml:space="preserve"> </w:t>
       </w:r>
       <w:r>
         <w:rPr>
-          <w:rFonts w:hint="eastAsia"/>
+          <w:rFonts w:hint="eastAsia" w:eastAsia="黑体"/>
         </w:rPr>
         <w:t xml:space="preserve">源极</w:t>
       </w:r>
       <w:r>
+        <w:rPr>
+          <w:rFonts w:eastAsia="黑体"/>
+        </w:rPr>
         <w:t xml:space="preserve"> S、</w:t>
       </w:r>
       <m:oMath>
@@ -544,20 +620,26 @@
         </m:sSub>
       </m:oMath>
       <w:r>
+        <w:rPr>
+          <w:rFonts w:eastAsia="黑体"/>
+        </w:rPr>
         <w:t xml:space="preserve"> </w:t>
       </w:r>
       <w:r>
         <w:rPr>
-          <w:rFonts w:hint="eastAsia"/>
+          <w:rFonts w:hint="eastAsia" w:eastAsia="黑体"/>
         </w:rPr>
         <w:t xml:space="preserve">漏极</w:t>
       </w:r>
       <w:r>
+        <w:rPr>
+          <w:rFonts w:eastAsia="黑体"/>
+        </w:rPr>
         <w:t xml:space="preserve"> D </w:t>
       </w:r>
       <w:r>
         <w:rPr>
-          <w:rFonts w:hint="eastAsia"/>
+          <w:rFonts w:hint="eastAsia" w:eastAsia="黑体"/>
         </w:rPr>
         <w:t xml:space="preserve">与负载另一端相连）。</w:t>
       </w:r>
@@ -566,7 +648,7 @@
       <w:pPr/>
       <w:r>
         <w:rPr>
-          <w:rFonts w:hint="eastAsia"/>
+          <w:rFonts w:hint="eastAsia" w:eastAsia="黑体"/>
         </w:rPr>
         <w:t xml:space="preserve">各元件管脚连接：</w:t>
       </w:r>
@@ -585,38 +667,50 @@
         </m:sSub>
       </m:oMath>
       <w:r>
+        <w:rPr>
+          <w:rFonts w:eastAsia="黑体"/>
+        </w:rPr>
         <w:t xml:space="preserve"> </w:t>
       </w:r>
       <w:r>
         <w:rPr>
-          <w:rFonts w:hint="eastAsia"/>
+          <w:rFonts w:hint="eastAsia" w:eastAsia="黑体"/>
         </w:rPr>
         <w:t xml:space="preserve">的</w:t>
       </w:r>
       <w:r>
+        <w:rPr>
+          <w:rFonts w:eastAsia="黑体"/>
+        </w:rPr>
         <w:t xml:space="preserve"> D </w:t>
       </w:r>
       <w:r>
         <w:rPr>
-          <w:rFonts w:hint="eastAsia"/>
+          <w:rFonts w:hint="eastAsia" w:eastAsia="黑体"/>
         </w:rPr>
         <w:t xml:space="preserve">接电源正端、S</w:t>
       </w:r>
       <w:r>
+        <w:rPr>
+          <w:rFonts w:eastAsia="黑体"/>
+        </w:rPr>
         <w:t xml:space="preserve"> </w:t>
       </w:r>
       <w:r>
         <w:rPr>
-          <w:rFonts w:hint="eastAsia"/>
+          <w:rFonts w:hint="eastAsia" w:eastAsia="黑体"/>
         </w:rPr>
         <w:t xml:space="preserve">接左臂中点</w:t>
       </w:r>
       <w:r>
+        <w:rPr>
+          <w:rFonts w:eastAsia="黑体"/>
+        </w:rPr>
         <w:t xml:space="preserve"> A、G </w:t>
       </w:r>
       <w:r>
         <w:rPr>
-          <w:rFonts w:hint="eastAsia"/>
+          <w:rFonts w:hint="eastAsia" w:eastAsia="黑体"/>
         </w:rPr>
         <w:t xml:space="preserve">接左臂上管驱动；</w:t>
       </w:r>
@@ -635,38 +729,50 @@
         </m:sSub>
       </m:oMath>
       <w:r>
+        <w:rPr>
+          <w:rFonts w:eastAsia="黑体"/>
+        </w:rPr>
         <w:t xml:space="preserve"> </w:t>
       </w:r>
       <w:r>
         <w:rPr>
-          <w:rFonts w:hint="eastAsia"/>
+          <w:rFonts w:hint="eastAsia" w:eastAsia="黑体"/>
         </w:rPr>
         <w:t xml:space="preserve">的</w:t>
       </w:r>
       <w:r>
+        <w:rPr>
+          <w:rFonts w:eastAsia="黑体"/>
+        </w:rPr>
         <w:t xml:space="preserve"> D </w:t>
       </w:r>
       <w:r>
         <w:rPr>
-          <w:rFonts w:hint="eastAsia"/>
+          <w:rFonts w:hint="eastAsia" w:eastAsia="黑体"/>
         </w:rPr>
         <w:t xml:space="preserve">接左臂中点</w:t>
       </w:r>
       <w:r>
+        <w:rPr>
+          <w:rFonts w:eastAsia="黑体"/>
+        </w:rPr>
         <w:t xml:space="preserve"> A、S </w:t>
       </w:r>
       <w:r>
         <w:rPr>
-          <w:rFonts w:hint="eastAsia"/>
+          <w:rFonts w:hint="eastAsia" w:eastAsia="黑体"/>
         </w:rPr>
         <w:t xml:space="preserve">接地端、G</w:t>
       </w:r>
       <w:r>
+        <w:rPr>
+          <w:rFonts w:eastAsia="黑体"/>
+        </w:rPr>
         <w:t xml:space="preserve"> </w:t>
       </w:r>
       <w:r>
         <w:rPr>
-          <w:rFonts w:hint="eastAsia"/>
+          <w:rFonts w:hint="eastAsia" w:eastAsia="黑体"/>
         </w:rPr>
         <w:t xml:space="preserve">接左臂下管驱动；</w:t>
       </w:r>
@@ -685,38 +791,50 @@
         </m:sSub>
       </m:oMath>
       <w:r>
+        <w:rPr>
+          <w:rFonts w:eastAsia="黑体"/>
+        </w:rPr>
         <w:t xml:space="preserve"> </w:t>
       </w:r>
       <w:r>
         <w:rPr>
-          <w:rFonts w:hint="eastAsia"/>
+          <w:rFonts w:hint="eastAsia" w:eastAsia="黑体"/>
         </w:rPr>
         <w:t xml:space="preserve">的</w:t>
       </w:r>
       <w:r>
+        <w:rPr>
+          <w:rFonts w:eastAsia="黑体"/>
+        </w:rPr>
         <w:t xml:space="preserve"> D </w:t>
       </w:r>
       <w:r>
         <w:rPr>
-          <w:rFonts w:hint="eastAsia"/>
+          <w:rFonts w:hint="eastAsia" w:eastAsia="黑体"/>
         </w:rPr>
         <w:t xml:space="preserve">接电源正端、S</w:t>
       </w:r>
       <w:r>
+        <w:rPr>
+          <w:rFonts w:eastAsia="黑体"/>
+        </w:rPr>
         <w:t xml:space="preserve"> </w:t>
       </w:r>
       <w:r>
         <w:rPr>
-          <w:rFonts w:hint="eastAsia"/>
+          <w:rFonts w:hint="eastAsia" w:eastAsia="黑体"/>
         </w:rPr>
         <w:t xml:space="preserve">接右臂中点</w:t>
       </w:r>
       <w:r>
+        <w:rPr>
+          <w:rFonts w:eastAsia="黑体"/>
+        </w:rPr>
         <w:t xml:space="preserve"> B、G </w:t>
       </w:r>
       <w:r>
         <w:rPr>
-          <w:rFonts w:hint="eastAsia"/>
+          <w:rFonts w:hint="eastAsia" w:eastAsia="黑体"/>
         </w:rPr>
         <w:t xml:space="preserve">接右臂上管驱动；</w:t>
       </w:r>
@@ -735,68 +853,89 @@
         </m:sSub>
       </m:oMath>
       <w:r>
+        <w:rPr>
+          <w:rFonts w:eastAsia="黑体"/>
+        </w:rPr>
         <w:t xml:space="preserve"> </w:t>
       </w:r>
       <w:r>
         <w:rPr>
-          <w:rFonts w:hint="eastAsia"/>
+          <w:rFonts w:hint="eastAsia" w:eastAsia="黑体"/>
         </w:rPr>
         <w:t xml:space="preserve">的</w:t>
       </w:r>
       <w:r>
+        <w:rPr>
+          <w:rFonts w:eastAsia="黑体"/>
+        </w:rPr>
         <w:t xml:space="preserve"> D </w:t>
       </w:r>
       <w:r>
         <w:rPr>
-          <w:rFonts w:hint="eastAsia"/>
+          <w:rFonts w:hint="eastAsia" w:eastAsia="黑体"/>
         </w:rPr>
         <w:t xml:space="preserve">接右臂中点</w:t>
       </w:r>
       <w:r>
+        <w:rPr>
+          <w:rFonts w:eastAsia="黑体"/>
+        </w:rPr>
         <w:t xml:space="preserve"> B、S </w:t>
       </w:r>
       <w:r>
         <w:rPr>
-          <w:rFonts w:hint="eastAsia"/>
+          <w:rFonts w:hint="eastAsia" w:eastAsia="黑体"/>
         </w:rPr>
         <w:t xml:space="preserve">接地端、G</w:t>
       </w:r>
       <w:r>
+        <w:rPr>
+          <w:rFonts w:eastAsia="黑体"/>
+        </w:rPr>
         <w:t xml:space="preserve"> </w:t>
       </w:r>
       <w:r>
         <w:rPr>
-          <w:rFonts w:hint="eastAsia"/>
+          <w:rFonts w:hint="eastAsia" w:eastAsia="黑体"/>
         </w:rPr>
         <w:t xml:space="preserve">接右臂下管驱动；</w:t>
       </w:r>
       <w:r>
         <w:rPr>
-          <w:rFonts w:hint="eastAsia"/>
+          <w:rFonts w:hint="eastAsia" w:eastAsia="黑体"/>
           <w:b/>
           <w:bCs/>
         </w:rPr>
         <w:t xml:space="preserve">负载</w:t>
       </w:r>
       <w:r>
+        <w:rPr>
+          <w:rFonts w:eastAsia="黑体"/>
+        </w:rPr>
         <w:t xml:space="preserve"> </w:t>
       </w:r>
       <w:r>
         <w:rPr>
-          <w:rFonts w:hint="eastAsia"/>
+          <w:rFonts w:hint="eastAsia" w:eastAsia="黑体"/>
         </w:rPr>
         <w:t xml:space="preserve">一端接左臂中点</w:t>
       </w:r>
       <w:r>
+        <w:rPr>
+          <w:rFonts w:eastAsia="黑体"/>
+        </w:rPr>
         <w:t xml:space="preserve"> </w:t>
       </w:r>
       <w:r>
         <w:rPr>
-          <w:rFonts w:hint="eastAsia"/>
+          <w:rFonts w:hint="eastAsia" w:eastAsia="黑体"/>
         </w:rPr>
         <w:t xml:space="preserve">A、另一端接右臂中点</w:t>
       </w:r>
       <w:r>
+        <w:rPr>
+          <w:rFonts w:eastAsia="黑体"/>
+        </w:rPr>
         <w:t xml:space="preserve"> B。</w:t>
       </w:r>
     </w:p>
@@ -804,16 +943,19 @@
       <w:pPr/>
       <w:r>
         <w:rPr>
-          <w:rFonts w:hint="eastAsia"/>
+          <w:rFonts w:hint="eastAsia" w:eastAsia="黑体"/>
         </w:rPr>
         <w:t xml:space="preserve">由此构成”四只开关组成完整两臂、每臂中点独立切换”的全桥组态，能输出双极性电压，广泛用于全桥</w:t>
       </w:r>
       <w:r>
+        <w:rPr>
+          <w:rFonts w:eastAsia="黑体"/>
+        </w:rPr>
         <w:t xml:space="preserve"> </w:t>
       </w:r>
       <w:r>
         <w:rPr>
-          <w:rFonts w:hint="eastAsia"/>
+          <w:rFonts w:hint="eastAsia" w:eastAsia="黑体"/>
         </w:rPr>
         <w:t xml:space="preserve">DC-DC、逆变、电机双向驱动与大功率电源。</w:t>
       </w:r>
@@ -826,7 +968,7 @@
       </w:pPr>
       <w:r>
         <w:rPr>
-          <w:rFonts w:hint="eastAsia"/>
+          <w:rFonts w:hint="eastAsia" w:eastAsia="黑体"/>
         </w:rPr>
         <w:t xml:space="preserve">工作原理</w:t>
       </w:r>
@@ -837,16 +979,19 @@
       </w:pPr>
       <w:r>
         <w:rPr>
-          <w:rFonts w:hint="eastAsia"/>
+          <w:rFonts w:hint="eastAsia" w:eastAsia="黑体"/>
         </w:rPr>
         <w:t xml:space="preserve">四只开关成对交替导通，可在负载上施加正、负两个方向的电压，也可通过对角开关的</w:t>
       </w:r>
       <w:r>
+        <w:rPr>
+          <w:rFonts w:eastAsia="黑体"/>
+        </w:rPr>
         <w:t xml:space="preserve"> PWM </w:t>
       </w:r>
       <w:r>
         <w:rPr>
-          <w:rFonts w:hint="eastAsia"/>
+          <w:rFonts w:hint="eastAsia" w:eastAsia="黑体"/>
         </w:rPr>
         <w:t xml:space="preserve">调制输出电压平均值。它兼具极性反转与四象限运行能力，是半桥的双臂扩展。</w:t>
       </w:r>
@@ -859,7 +1004,7 @@
       </w:pPr>
       <w:r>
         <w:rPr>
-          <w:rFonts w:hint="eastAsia"/>
+          <w:rFonts w:hint="eastAsia" w:eastAsia="黑体"/>
         </w:rPr>
         <w:t xml:space="preserve">关键计算公式</w:t>
       </w:r>
@@ -870,7 +1015,7 @@
       </w:pPr>
       <w:r>
         <w:rPr>
-          <w:rFonts w:hint="eastAsia"/>
+          <w:rFonts w:hint="eastAsia" w:eastAsia="黑体"/>
         </w:rPr>
         <w:t xml:space="preserve">输出电压（两臂占空比差）：</w:t>
       </w:r>
@@ -966,16 +1111,19 @@
       </w:pPr>
       <w:r>
         <w:rPr>
-          <w:rFonts w:hint="eastAsia"/>
+          <w:rFonts w:hint="eastAsia" w:eastAsia="黑体"/>
         </w:rPr>
         <w:t xml:space="preserve">电感电流纹波（输出滤波电感</w:t>
       </w:r>
       <w:r>
+        <w:rPr>
+          <w:rFonts w:eastAsia="黑体"/>
+        </w:rPr>
         <w:t xml:space="preserve"> </w:t>
       </w:r>
       <w:r>
         <w:rPr>
-          <w:rFonts w:hint="eastAsia"/>
+          <w:rFonts w:hint="eastAsia" w:eastAsia="黑体"/>
         </w:rPr>
         <w:t xml:space="preserve">L）：</w:t>
       </w:r>
@@ -1101,7 +1249,7 @@
       </w:pPr>
       <w:r>
         <w:rPr>
-          <w:rFonts w:hint="eastAsia"/>
+          <w:rFonts w:hint="eastAsia" w:eastAsia="黑体"/>
         </w:rPr>
         <w:t xml:space="preserve">输出电压峰峰值：</w:t>
       </w:r>
@@ -1164,7 +1312,7 @@
       </w:pPr>
       <w:r>
         <w:rPr>
-          <w:rFonts w:hint="eastAsia"/>
+          <w:rFonts w:hint="eastAsia" w:eastAsia="黑体"/>
         </w:rPr>
         <w:t xml:space="preserve">单管导通损耗：</w:t>
       </w:r>
@@ -1291,7 +1439,7 @@
             </w:pPr>
             <w:r>
               <w:rPr>
-                <w:rFonts w:hint="eastAsia"/>
+                <w:rFonts w:hint="eastAsia" w:eastAsia="黑体"/>
               </w:rPr>
               <w:t xml:space="preserve">符号</w:t>
             </w:r>
@@ -1305,7 +1453,7 @@
             </w:pPr>
             <w:r>
               <w:rPr>
-                <w:rFonts w:hint="eastAsia"/>
+                <w:rFonts w:hint="eastAsia" w:eastAsia="黑体"/>
               </w:rPr>
               <w:t xml:space="preserve">含义</w:t>
             </w:r>
@@ -1319,7 +1467,7 @@
             </w:pPr>
             <w:r>
               <w:rPr>
-                <w:rFonts w:hint="eastAsia"/>
+                <w:rFonts w:hint="eastAsia" w:eastAsia="黑体"/>
               </w:rPr>
               <w:t xml:space="preserve">单位</w:t>
             </w:r>
@@ -1351,6 +1499,9 @@
               </m:sSub>
             </m:oMath>
             <w:r>
+              <w:rPr>
+                <w:rFonts w:eastAsia="黑体"/>
+              </w:rPr>
               <w:t xml:space="preserve">​</w:t>
             </w:r>
           </w:p>
@@ -1363,7 +1514,7 @@
             </w:pPr>
             <w:r>
               <w:rPr>
-                <w:rFonts w:hint="eastAsia"/>
+                <w:rFonts w:hint="eastAsia" w:eastAsia="黑体"/>
               </w:rPr>
               <w:t xml:space="preserve">直流母线电压</w:t>
             </w:r>
@@ -1376,6 +1527,9 @@
               <w:pStyle w:val="Compact"/>
             </w:pPr>
             <w:r>
+              <w:rPr>
+                <w:rFonts w:eastAsia="黑体"/>
+              </w:rPr>
               <w:t xml:space="preserve">V</w:t>
             </w:r>
           </w:p>
@@ -1394,6 +1548,9 @@
               </m:r>
             </m:oMath>
             <w:r>
+              <w:rPr>
+                <w:rFonts w:eastAsia="黑体"/>
+              </w:rPr>
               <w:t xml:space="preserve">​</w:t>
             </w:r>
           </w:p>
@@ -1406,7 +1563,7 @@
             </w:pPr>
             <w:r>
               <w:rPr>
-                <w:rFonts w:hint="eastAsia"/>
+                <w:rFonts w:hint="eastAsia" w:eastAsia="黑体"/>
               </w:rPr>
               <w:t xml:space="preserve">等效占空比</w:t>
             </w:r>
@@ -1420,7 +1577,7 @@
             </w:pPr>
             <w:r>
               <w:rPr>
-                <w:rFonts w:hint="eastAsia"/>
+                <w:rFonts w:hint="eastAsia" w:eastAsia="黑体"/>
               </w:rPr>
               <w:t xml:space="preserve">无量纲</w:t>
             </w:r>
@@ -1455,6 +1612,9 @@
               </m:sSub>
             </m:oMath>
             <w:r>
+              <w:rPr>
+                <w:rFonts w:eastAsia="黑体"/>
+              </w:rPr>
               <w:t xml:space="preserve">​</w:t>
             </w:r>
           </w:p>
@@ -1467,7 +1627,7 @@
             </w:pPr>
             <w:r>
               <w:rPr>
-                <w:rFonts w:hint="eastAsia"/>
+                <w:rFonts w:hint="eastAsia" w:eastAsia="黑体"/>
               </w:rPr>
               <w:t xml:space="preserve">负载平均电压</w:t>
             </w:r>
@@ -1480,6 +1640,9 @@
               <w:pStyle w:val="Compact"/>
             </w:pPr>
             <w:r>
+              <w:rPr>
+                <w:rFonts w:eastAsia="黑体"/>
+              </w:rPr>
               <w:t xml:space="preserve">V</w:t>
             </w:r>
           </w:p>
@@ -1498,6 +1661,9 @@
               </m:r>
             </m:oMath>
             <w:r>
+              <w:rPr>
+                <w:rFonts w:eastAsia="黑体"/>
+              </w:rPr>
               <w:t xml:space="preserve">​</w:t>
             </w:r>
           </w:p>
@@ -1510,7 +1676,7 @@
             </w:pPr>
             <w:r>
               <w:rPr>
-                <w:rFonts w:hint="eastAsia"/>
+                <w:rFonts w:hint="eastAsia" w:eastAsia="黑体"/>
               </w:rPr>
               <w:t xml:space="preserve">输出电感</w:t>
             </w:r>
@@ -1523,6 +1689,9 @@
               <w:pStyle w:val="Compact"/>
             </w:pPr>
             <w:r>
+              <w:rPr>
+                <w:rFonts w:eastAsia="黑体"/>
+              </w:rPr>
               <w:t xml:space="preserve">H</w:t>
             </w:r>
           </w:p>
@@ -1556,6 +1725,9 @@
               </m:sSub>
             </m:oMath>
             <w:r>
+              <w:rPr>
+                <w:rFonts w:eastAsia="黑体"/>
+              </w:rPr>
               <w:t xml:space="preserve">​</w:t>
             </w:r>
           </w:p>
@@ -1568,7 +1740,7 @@
             </w:pPr>
             <w:r>
               <w:rPr>
-                <w:rFonts w:hint="eastAsia"/>
+                <w:rFonts w:hint="eastAsia" w:eastAsia="黑体"/>
               </w:rPr>
               <w:t xml:space="preserve">电流纹波</w:t>
             </w:r>
@@ -1581,6 +1753,9 @@
               <w:pStyle w:val="Compact"/>
             </w:pPr>
             <w:r>
+              <w:rPr>
+                <w:rFonts w:eastAsia="黑体"/>
+              </w:rPr>
               <w:t xml:space="preserve">A</w:t>
             </w:r>
           </w:p>
@@ -1608,6 +1783,9 @@
               </m:sSub>
             </m:oMath>
             <w:r>
+              <w:rPr>
+                <w:rFonts w:eastAsia="黑体"/>
+              </w:rPr>
               <w:t xml:space="preserve">​</w:t>
             </w:r>
           </w:p>
@@ -1620,7 +1798,7 @@
             </w:pPr>
             <w:r>
               <w:rPr>
-                <w:rFonts w:hint="eastAsia"/>
+                <w:rFonts w:hint="eastAsia" w:eastAsia="黑体"/>
               </w:rPr>
               <w:t xml:space="preserve">开关周期</w:t>
             </w:r>
@@ -1633,6 +1811,9 @@
               <w:pStyle w:val="Compact"/>
             </w:pPr>
             <w:r>
+              <w:rPr>
+                <w:rFonts w:eastAsia="黑体"/>
+              </w:rPr>
               <w:t xml:space="preserve">s</w:t>
             </w:r>
           </w:p>
@@ -1647,7 +1828,7 @@
       </w:pPr>
       <w:r>
         <w:rPr>
-          <w:rFonts w:hint="eastAsia"/>
+          <w:rFonts w:hint="eastAsia" w:eastAsia="黑体"/>
         </w:rPr>
         <w:t xml:space="preserve">元件调整影响</w:t>
       </w:r>
@@ -1662,7 +1843,7 @@
       </w:pPr>
       <w:r>
         <w:rPr>
-          <w:rFonts w:hint="eastAsia"/>
+          <w:rFonts w:hint="eastAsia" w:eastAsia="黑体"/>
           <w:b/>
           <w:bCs/>
         </w:rPr>
@@ -1670,20 +1851,27 @@
       </w:r>
       <w:r>
         <w:rPr>
+          <w:rFonts w:eastAsia="黑体"/>
           <w:b/>
           <w:bCs/>
         </w:rPr>
         <w:t xml:space="preserve"> D↑</w:t>
       </w:r>
       <w:r>
+        <w:rPr>
+          <w:rFonts w:eastAsia="黑体"/>
+        </w:rPr>
         <w:t xml:space="preserve"> </w:t>
       </w:r>
       <w:r>
+        <w:rPr>
+          <w:rFonts w:eastAsia="黑体"/>
+        </w:rPr>
         <w:t xml:space="preserve">→ </w:t>
       </w:r>
       <w:r>
         <w:rPr>
-          <w:rFonts w:hint="eastAsia"/>
+          <w:rFonts w:hint="eastAsia" w:eastAsia="黑体"/>
         </w:rPr>
         <w:t xml:space="preserve">输出电压由负到正线性增大。</w:t>
       </w:r>
@@ -1698,7 +1886,7 @@
       </w:pPr>
       <w:r>
         <w:rPr>
-          <w:rFonts w:hint="eastAsia"/>
+          <w:rFonts w:hint="eastAsia" w:eastAsia="黑体"/>
           <w:b/>
           <w:bCs/>
         </w:rPr>
@@ -1706,6 +1894,7 @@
       </w:r>
       <w:r>
         <w:rPr>
+          <w:rFonts w:eastAsia="黑体"/>
           <w:b/>
           <w:bCs/>
         </w:rPr>
@@ -1730,20 +1919,27 @@
       </m:oMath>
       <w:r>
         <w:rPr>
+          <w:rFonts w:eastAsia="黑体"/>
           <w:b/>
           <w:bCs/>
         </w:rPr>
         <w:t xml:space="preserve">↑</w:t>
       </w:r>
       <w:r>
+        <w:rPr>
+          <w:rFonts w:eastAsia="黑体"/>
+        </w:rPr>
         <w:t xml:space="preserve"> </w:t>
       </w:r>
       <w:r>
+        <w:rPr>
+          <w:rFonts w:eastAsia="黑体"/>
+        </w:rPr>
         <w:t xml:space="preserve">→ </w:t>
       </w:r>
       <w:r>
         <w:rPr>
-          <w:rFonts w:hint="eastAsia"/>
+          <w:rFonts w:hint="eastAsia" w:eastAsia="黑体"/>
         </w:rPr>
         <w:t xml:space="preserve">输出功率与电压摆幅增大，需匹配器件耐压。</w:t>
       </w:r>
@@ -1758,21 +1954,27 @@
       </w:pPr>
       <w:r>
         <w:rPr>
-          <w:rFonts w:hint="eastAsia"/>
+          <w:rFonts w:hint="eastAsia" w:eastAsia="黑体"/>
           <w:b/>
           <w:bCs/>
         </w:rPr>
         <w:t xml:space="preserve">开关频率↑</w:t>
       </w:r>
       <w:r>
+        <w:rPr>
+          <w:rFonts w:eastAsia="黑体"/>
+        </w:rPr>
         <w:t xml:space="preserve"> </w:t>
       </w:r>
       <w:r>
+        <w:rPr>
+          <w:rFonts w:eastAsia="黑体"/>
+        </w:rPr>
         <w:t xml:space="preserve">→ </w:t>
       </w:r>
       <w:r>
         <w:rPr>
-          <w:rFonts w:hint="eastAsia"/>
+          <w:rFonts w:hint="eastAsia" w:eastAsia="黑体"/>
         </w:rPr>
         <w:t xml:space="preserve">纹波减小、输出更平滑，但开关损耗增加。</w:t>
       </w:r>
@@ -1787,7 +1989,7 @@
       </w:pPr>
       <w:r>
         <w:rPr>
-          <w:rFonts w:hint="eastAsia"/>
+          <w:rFonts w:hint="eastAsia" w:eastAsia="黑体"/>
           <w:b/>
           <w:bCs/>
         </w:rPr>
@@ -1795,20 +1997,27 @@
       </w:r>
       <w:r>
         <w:rPr>
+          <w:rFonts w:eastAsia="黑体"/>
           <w:b/>
           <w:bCs/>
         </w:rPr>
         <w:t xml:space="preserve"> L↑</w:t>
       </w:r>
       <w:r>
+        <w:rPr>
+          <w:rFonts w:eastAsia="黑体"/>
+        </w:rPr>
         <w:t xml:space="preserve"> </w:t>
       </w:r>
       <w:r>
+        <w:rPr>
+          <w:rFonts w:eastAsia="黑体"/>
+        </w:rPr>
         <w:t xml:space="preserve">→ </w:t>
       </w:r>
       <w:r>
         <w:rPr>
-          <w:rFonts w:hint="eastAsia"/>
+          <w:rFonts w:hint="eastAsia" w:eastAsia="黑体"/>
         </w:rPr>
         <w:t xml:space="preserve">电流纹波下降，动态响应变慢。</w:t>
       </w:r>
@@ -1821,7 +2030,7 @@
       </w:pPr>
       <w:r>
         <w:rPr>
-          <w:rFonts w:hint="eastAsia"/>
+          <w:rFonts w:hint="eastAsia" w:eastAsia="黑体"/>
         </w:rPr>
         <w:t xml:space="preserve">典型参数示例</w:t>
       </w:r>
@@ -1836,11 +2045,14 @@
       </w:pPr>
       <w:r>
         <w:rPr>
-          <w:rFonts w:hint="eastAsia"/>
+          <w:rFonts w:hint="eastAsia" w:eastAsia="黑体"/>
         </w:rPr>
         <w:t xml:space="preserve">取</w:t>
       </w:r>
       <w:r>
+        <w:rPr>
+          <w:rFonts w:eastAsia="黑体"/>
+        </w:rPr>
         <w:t xml:space="preserve"> </w:t>
       </w:r>
       <m:oMath>
@@ -1880,6 +2092,9 @@
         </m:r>
       </m:oMath>
       <w:r>
+        <w:rPr>
+          <w:rFonts w:eastAsia="黑体"/>
+        </w:rPr>
         <w:t xml:space="preserve">、</w:t>
       </w:r>
       <m:oMath>
@@ -1898,7 +2113,7 @@
       </m:oMath>
       <w:r>
         <w:rPr>
-          <w:rFonts w:hint="eastAsia"/>
+          <w:rFonts w:hint="eastAsia" w:eastAsia="黑体"/>
         </w:rPr>
         <w:t xml:space="preserve">：</w:t>
       </w:r>
@@ -1990,6 +2205,9 @@
         </m:r>
       </m:oMath>
       <w:r>
+        <w:rPr>
+          <w:rFonts w:eastAsia="黑体"/>
+        </w:rPr>
         <w:t xml:space="preserve">。</w:t>
       </w:r>
     </w:p>
@@ -2003,11 +2221,14 @@
       </w:pPr>
       <w:r>
         <w:rPr>
-          <w:rFonts w:hint="eastAsia"/>
+          <w:rFonts w:hint="eastAsia" w:eastAsia="黑体"/>
         </w:rPr>
         <w:t xml:space="preserve">取</w:t>
       </w:r>
       <w:r>
+        <w:rPr>
+          <w:rFonts w:eastAsia="黑体"/>
+        </w:rPr>
         <w:t xml:space="preserve"> </w:t>
       </w:r>
       <m:oMath>
@@ -2038,6 +2259,9 @@
         </m:r>
       </m:oMath>
       <w:r>
+        <w:rPr>
+          <w:rFonts w:eastAsia="黑体"/>
+        </w:rPr>
         <w:t xml:space="preserve">、</w:t>
       </w:r>
       <m:oMath>
@@ -2075,7 +2299,7 @@
       </m:oMath>
       <w:r>
         <w:rPr>
-          <w:rFonts w:hint="eastAsia"/>
+          <w:rFonts w:hint="eastAsia" w:eastAsia="黑体"/>
         </w:rPr>
         <w:t xml:space="preserve">（</w:t>
       </w:r>
@@ -2117,7 +2341,7 @@
       </m:oMath>
       <w:r>
         <w:rPr>
-          <w:rFonts w:hint="eastAsia"/>
+          <w:rFonts w:hint="eastAsia" w:eastAsia="黑体"/>
         </w:rPr>
         <w:t xml:space="preserve">）、</w:t>
       </w:r>
@@ -2162,7 +2386,7 @@
       </m:oMath>
       <w:r>
         <w:rPr>
-          <w:rFonts w:hint="eastAsia"/>
+          <w:rFonts w:hint="eastAsia" w:eastAsia="黑体"/>
         </w:rPr>
         <w:t xml:space="preserve">：</w:t>
       </w:r>
@@ -2302,6 +2526,9 @@
         </m:r>
       </m:oMath>
       <w:r>
+        <w:rPr>
+          <w:rFonts w:eastAsia="黑体"/>
+        </w:rPr>
         <w:t xml:space="preserve">。</w:t>
       </w:r>
     </w:p>
@@ -2313,7 +2540,7 @@
       </w:pPr>
       <w:r>
         <w:rPr>
-          <w:rFonts w:hint="eastAsia"/>
+          <w:rFonts w:hint="eastAsia" w:eastAsia="黑体"/>
         </w:rPr>
         <w:t xml:space="preserve">常见器件型号</w:t>
       </w:r>
@@ -2328,7 +2555,7 @@
       </w:pPr>
       <w:r>
         <w:rPr>
-          <w:rFonts w:hint="eastAsia"/>
+          <w:rFonts w:hint="eastAsia" w:eastAsia="黑体"/>
         </w:rPr>
         <w:t xml:space="preserve">MOSFET：IRF3205、IRFZ44N、CSD19536KCS。</w:t>
       </w:r>
@@ -2343,7 +2570,7 @@
       </w:pPr>
       <w:r>
         <w:rPr>
-          <w:rFonts w:hint="eastAsia"/>
+          <w:rFonts w:hint="eastAsia" w:eastAsia="黑体"/>
         </w:rPr>
         <w:t xml:space="preserve">全桥驱动器：IR2104（双半桥）、DRV8701、HIP4081。</w:t>
       </w:r>
@@ -2356,7 +2583,7 @@
       </w:pPr>
       <w:r>
         <w:rPr>
-          <w:rFonts w:hint="eastAsia"/>
+          <w:rFonts w:hint="eastAsia" w:eastAsia="黑体"/>
         </w:rPr>
         <w:t xml:space="preserve">注意事项</w:t>
       </w:r>
@@ -2371,7 +2598,7 @@
       </w:pPr>
       <w:r>
         <w:rPr>
-          <w:rFonts w:hint="eastAsia"/>
+          <w:rFonts w:hint="eastAsia" w:eastAsia="黑体"/>
         </w:rPr>
         <w:t xml:space="preserve">同一桥臂上下管严禁直通，须设置死区时间。</w:t>
       </w:r>
@@ -2386,7 +2613,7 @@
       </w:pPr>
       <w:r>
         <w:rPr>
-          <w:rFonts w:hint="eastAsia"/>
+          <w:rFonts w:hint="eastAsia" w:eastAsia="黑体"/>
         </w:rPr>
         <w:t xml:space="preserve">全桥比半桥器件数目多、成本高，但电压利用率与输出能力更强。</w:t>
       </w:r>
@@ -2401,7 +2628,7 @@
       </w:pPr>
       <w:r>
         <w:rPr>
-          <w:rFonts w:hint="eastAsia"/>
+          <w:rFonts w:hint="eastAsia" w:eastAsia="黑体"/>
         </w:rPr>
         <w:t xml:space="preserve">感性负载需提供续流路径，防止关断尖峰。</w:t>
       </w:r>
@@ -2414,7 +2641,7 @@
       </w:pPr>
       <w:r>
         <w:rPr>
-          <w:rFonts w:hint="eastAsia"/>
+          <w:rFonts w:hint="eastAsia" w:eastAsia="黑体"/>
         </w:rPr>
         <w:t xml:space="preserve">参考资料</w:t>
       </w:r>
@@ -2428,6 +2655,9 @@
         </w:numPr>
       </w:pPr>
       <w:r>
+        <w:rPr>
+          <w:rFonts w:eastAsia="黑体"/>
+        </w:rPr>
         <w:t xml:space="preserve">Wikipedia: H-bridge。</w:t>
       </w:r>
     </w:p>
@@ -2440,20 +2670,26 @@
         </w:numPr>
       </w:pPr>
       <w:r>
+        <w:rPr>
+          <w:rFonts w:eastAsia="黑体"/>
+        </w:rPr>
         <w:t xml:space="preserve">TI DRV8701 </w:t>
       </w:r>
       <w:r>
         <w:rPr>
-          <w:rFonts w:hint="eastAsia"/>
+          <w:rFonts w:hint="eastAsia" w:eastAsia="黑体"/>
         </w:rPr>
         <w:t xml:space="preserve">产品页</w:t>
       </w:r>
       <w:r>
+        <w:rPr>
+          <w:rFonts w:eastAsia="黑体"/>
+        </w:rPr>
         <w:t xml:space="preserve"> / </w:t>
       </w:r>
       <w:r>
         <w:rPr>
-          <w:rFonts w:hint="eastAsia"/>
+          <w:rFonts w:hint="eastAsia" w:eastAsia="黑体"/>
         </w:rPr>
         <w:t xml:space="preserve">数据手册。</w:t>
       </w:r>
@@ -2467,11 +2703,14 @@
         </w:numPr>
       </w:pPr>
       <w:r>
+        <w:rPr>
+          <w:rFonts w:eastAsia="黑体"/>
+        </w:rPr>
         <w:t xml:space="preserve">Infineon / TI </w:t>
       </w:r>
       <w:r>
         <w:rPr>
-          <w:rFonts w:hint="eastAsia"/>
+          <w:rFonts w:hint="eastAsia" w:eastAsia="黑体"/>
         </w:rPr>
         <w:t xml:space="preserve">全桥驱动应用笔记。</w:t>
       </w:r>
@@ -2485,11 +2724,11 @@
       </w:pPr>
       <w:r>
         <w:rPr>
-          <w:rFonts w:ascii="Times New Roman" w:hAnsi="Times New Roman"/>
+          <w:rFonts w:ascii="Times New Roman" w:hAnsi="Times New Roman" w:eastAsia="黑体"/>
           <w:color w:val="555555"/>
           <w:sz w:val="21"/>
         </w:rPr>
-        <w:t>材料收集者：杜文杰</w:t>
+        <w:t>材料收集者：杜文杰，WX手机：19519196569，QQ:3478827729</w:t>
       </w:r>
     </w:p>
     <w:sectPr>
@@ -2509,7 +2748,7 @@
 </file>
 
 <file path=word/footer1.xml><?xml version="1.0" encoding="utf-8"?>
-<w:ftr xmlns:m="http://schemas.openxmlformats.org/officeDocument/2006/math" xmlns:mc="http://schemas.openxmlformats.org/markup-compatibility/2006" xmlns:mo="http://schemas.microsoft.com/office/mac/office/2008/main" xmlns:mv="urn:schemas-microsoft-com:mac:vml" xmlns:o="urn:schemas-microsoft-com:office:office" xmlns:r="http://schemas.openxmlformats.org/officeDocument/2006/relationships" xmlns:v="urn:schemas-microsoft-com:vml" xmlns:w10="urn:schemas-microsoft-com:office:word" xmlns:w14="http://schemas.microsoft.com/office/word/2010/wordml" xmlns:w="http://schemas.openxmlformats.org/wordprocessingml/2006/main" xmlns:wne="http://schemas.microsoft.com/office/word/2006/wordml" xmlns:wp14="http://schemas.microsoft.com/office/word/2010/wordprocessingDrawing" xmlns:wp="http://schemas.openxmlformats.org/drawingml/2006/wordprocessingDrawing" xmlns:wpc="http://schemas.microsoft.com/office/word/2010/wordprocessingCanvas" xmlns:wpg="http://schemas.microsoft.com/office/word/2010/wordprocessingGroup" xmlns:wpi="http://schemas.microsoft.com/office/word/2010/wordprocessingInk" xmlns:wps="http://schemas.microsoft.com/office/word/2010/wordprocessingShape" mc:Ignorable="w14 wp14">
+<w:ftr xmlns:mc="http://schemas.openxmlformats.org/markup-compatibility/2006" xmlns:w="http://schemas.openxmlformats.org/wordprocessingml/2006/main" xmlns:m="http://schemas.openxmlformats.org/officeDocument/2006/math" xmlns:mo="http://schemas.microsoft.com/office/mac/office/2008/main" xmlns:mv="urn:schemas-microsoft-com:mac:vml" xmlns:o="urn:schemas-microsoft-com:office:office" xmlns:r="http://schemas.openxmlformats.org/officeDocument/2006/relationships" xmlns:v="urn:schemas-microsoft-com:vml" xmlns:w10="urn:schemas-microsoft-com:office:word" xmlns:w14="http://schemas.microsoft.com/office/word/2010/wordml" xmlns:wne="http://schemas.microsoft.com/office/word/2006/wordml" xmlns:wp14="http://schemas.microsoft.com/office/word/2010/wordprocessingDrawing" xmlns:wp="http://schemas.openxmlformats.org/drawingml/2006/wordprocessingDrawing" xmlns:wpc="http://schemas.microsoft.com/office/word/2010/wordprocessingCanvas" xmlns:wpg="http://schemas.microsoft.com/office/word/2010/wordprocessingGroup" xmlns:wpi="http://schemas.microsoft.com/office/word/2010/wordprocessingInk" xmlns:wps="http://schemas.microsoft.com/office/word/2010/wordprocessingShape" mc:Ignorable="w14 wp14">
   <w:p>
     <w:pPr>
       <w:pStyle w:val="Footer"/>
@@ -2517,12 +2756,14 @@
     </w:pPr>
     <w:r>
       <w:rPr>
+        <w:rFonts w:eastAsia="黑体"/>
         <w:sz w:val="18"/>
       </w:rPr>
       <w:t xml:space="preserve">第 </w:t>
     </w:r>
     <w:r>
       <w:rPr>
+        <w:rFonts w:eastAsia="黑体"/>
         <w:sz w:val="18"/>
       </w:rPr>
       <w:fldChar w:fldCharType="begin"/>
@@ -2531,6 +2772,7 @@
     </w:r>
     <w:r>
       <w:rPr>
+        <w:rFonts w:eastAsia="黑体"/>
         <w:sz w:val="18"/>
       </w:rPr>
       <w:t xml:space="preserve"> 页</w:t>
@@ -2544,6 +2786,9 @@
   <w:footnote w:type="continuationSeparator" w:id="0">
     <w:p>
       <w:r>
+        <w:rPr>
+          <w:rFonts w:eastAsia="黑体"/>
+        </w:rPr>
         <w:continuationSeparator/>
       </w:r>
     </w:p>
@@ -2551,6 +2796,9 @@
   <w:footnote w:type="separator" w:id="-1">
     <w:p>
       <w:r>
+        <w:rPr>
+          <w:rFonts w:eastAsia="黑体"/>
+        </w:rPr>
         <w:separator/>
       </w:r>
     </w:p>
@@ -2559,7 +2807,7 @@
 </file>
 
 <file path=word/header1.xml><?xml version="1.0" encoding="utf-8"?>
-<w:hdr xmlns:m="http://schemas.openxmlformats.org/officeDocument/2006/math" xmlns:mc="http://schemas.openxmlformats.org/markup-compatibility/2006" xmlns:mo="http://schemas.microsoft.com/office/mac/office/2008/main" xmlns:mv="urn:schemas-microsoft-com:mac:vml" xmlns:o="urn:schemas-microsoft-com:office:office" xmlns:r="http://schemas.openxmlformats.org/officeDocument/2006/relationships" xmlns:v="urn:schemas-microsoft-com:vml" xmlns:w10="urn:schemas-microsoft-com:office:word" xmlns:w14="http://schemas.microsoft.com/office/word/2010/wordml" xmlns:w="http://schemas.openxmlformats.org/wordprocessingml/2006/main" xmlns:wne="http://schemas.microsoft.com/office/word/2006/wordml" xmlns:wp14="http://schemas.microsoft.com/office/word/2010/wordprocessingDrawing" xmlns:wp="http://schemas.openxmlformats.org/drawingml/2006/wordprocessingDrawing" xmlns:wpc="http://schemas.microsoft.com/office/word/2010/wordprocessingCanvas" xmlns:wpg="http://schemas.microsoft.com/office/word/2010/wordprocessingGroup" xmlns:wpi="http://schemas.microsoft.com/office/word/2010/wordprocessingInk" xmlns:wps="http://schemas.microsoft.com/office/word/2010/wordprocessingShape" mc:Ignorable="w14 wp14">
+<w:hdr xmlns:mc="http://schemas.openxmlformats.org/markup-compatibility/2006" xmlns:w="http://schemas.openxmlformats.org/wordprocessingml/2006/main" xmlns:m="http://schemas.openxmlformats.org/officeDocument/2006/math" xmlns:mo="http://schemas.microsoft.com/office/mac/office/2008/main" xmlns:mv="urn:schemas-microsoft-com:mac:vml" xmlns:o="urn:schemas-microsoft-com:office:office" xmlns:r="http://schemas.openxmlformats.org/officeDocument/2006/relationships" xmlns:v="urn:schemas-microsoft-com:vml" xmlns:w10="urn:schemas-microsoft-com:office:word" xmlns:w14="http://schemas.microsoft.com/office/word/2010/wordml" xmlns:wne="http://schemas.microsoft.com/office/word/2006/wordml" xmlns:wp14="http://schemas.microsoft.com/office/word/2010/wordprocessingDrawing" xmlns:wp="http://schemas.openxmlformats.org/drawingml/2006/wordprocessingDrawing" xmlns:wpc="http://schemas.microsoft.com/office/word/2010/wordprocessingCanvas" xmlns:wpg="http://schemas.microsoft.com/office/word/2010/wordprocessingGroup" xmlns:wpi="http://schemas.microsoft.com/office/word/2010/wordprocessingInk" xmlns:wps="http://schemas.microsoft.com/office/word/2010/wordprocessingShape" mc:Ignorable="w14 wp14">
   <w:p>
     <w:pPr>
       <w:pStyle w:val="Header"/>
@@ -2567,7 +2815,7 @@
     </w:pPr>
     <w:r>
       <w:rPr>
-        <w:rFonts w:ascii="Times New Roman" w:hAnsi="Times New Roman"/>
+        <w:rFonts w:ascii="Times New Roman" w:hAnsi="Times New Roman" w:eastAsia="黑体"/>
         <w:sz w:val="18"/>
         <w:rFonts w:eastAsia="黑体"/>
         <w:rFonts w:eastAsia="黑体"/>
@@ -2579,7 +2827,7 @@
 </file>
 
 <file path=word/numbering.xml><?xml version="1.0" encoding="utf-8"?>
-<w:numbering xmlns:m="http://schemas.openxmlformats.org/officeDocument/2006/math" xmlns:mc="http://schemas.openxmlformats.org/markup-compatibility/2006" xmlns:mo="http://schemas.microsoft.com/office/mac/office/2008/main" xmlns:mv="urn:schemas-microsoft-com:mac:vml" xmlns:o="urn:schemas-microsoft-com:office:office" xmlns:r="http://schemas.openxmlformats.org/officeDocument/2006/relationships" xmlns:v="urn:schemas-microsoft-com:vml" xmlns:w="http://schemas.openxmlformats.org/wordprocessingml/2006/main" xmlns:w10="urn:schemas-microsoft-com:office:word" xmlns:w14="http://schemas.microsoft.com/office/word/2010/wordml" xmlns:wne="http://schemas.microsoft.com/office/word/2006/wordml" xmlns:wp="http://schemas.openxmlformats.org/drawingml/2006/wordprocessingDrawing" xmlns:wp14="http://schemas.microsoft.com/office/word/2010/wordprocessingDrawing" xmlns:wpc="http://schemas.microsoft.com/office/word/2010/wordprocessingCanvas" xmlns:wpg="http://schemas.microsoft.com/office/word/2010/wordprocessingGroup" xmlns:wpi="http://schemas.microsoft.com/office/word/2010/wordprocessingInk" xmlns:wps="http://schemas.microsoft.com/office/word/2010/wordprocessingShape" mc:Ignorable="w14 wp14">
+<w:numbering xmlns:mc="http://schemas.openxmlformats.org/markup-compatibility/2006" xmlns:w="http://schemas.openxmlformats.org/wordprocessingml/2006/main" xmlns:m="http://schemas.openxmlformats.org/officeDocument/2006/math" xmlns:mo="http://schemas.microsoft.com/office/mac/office/2008/main" xmlns:mv="urn:schemas-microsoft-com:mac:vml" xmlns:o="urn:schemas-microsoft-com:office:office" xmlns:r="http://schemas.openxmlformats.org/officeDocument/2006/relationships" xmlns:v="urn:schemas-microsoft-com:vml" xmlns:w10="urn:schemas-microsoft-com:office:word" xmlns:w14="http://schemas.microsoft.com/office/word/2010/wordml" xmlns:wne="http://schemas.microsoft.com/office/word/2006/wordml" xmlns:wp="http://schemas.openxmlformats.org/drawingml/2006/wordprocessingDrawing" xmlns:wp14="http://schemas.microsoft.com/office/word/2010/wordprocessingDrawing" xmlns:wpc="http://schemas.microsoft.com/office/word/2010/wordprocessingCanvas" xmlns:wpg="http://schemas.microsoft.com/office/word/2010/wordprocessingGroup" xmlns:wpi="http://schemas.microsoft.com/office/word/2010/wordprocessingInk" xmlns:wps="http://schemas.microsoft.com/office/word/2010/wordprocessingShape" mc:Ignorable="w14 wp14">
   <w:abstractNum w:abstractNumId="0">
     <w:nsid w:val="FFFFFF7C"/>
     <w:multiLevelType w:val="singleLevel"/>
@@ -2666,7 +2914,7 @@
         <w:ind w:hanging="360" w:left="1440"/>
       </w:pPr>
       <w:rPr>
-        <w:rFonts w:ascii="Symbol" w:hAnsi="Symbol" w:hint="default"/>
+        <w:rFonts w:ascii="Symbol" w:hAnsi="Symbol" w:hint="default" w:eastAsia="黑体"/>
       </w:rPr>
     </w:lvl>
   </w:abstractNum>
@@ -2687,7 +2935,7 @@
         <w:ind w:hanging="360" w:left="1080"/>
       </w:pPr>
       <w:rPr>
-        <w:rFonts w:ascii="Symbol" w:hAnsi="Symbol" w:hint="default"/>
+        <w:rFonts w:ascii="Symbol" w:hAnsi="Symbol" w:hint="default" w:eastAsia="黑体"/>
       </w:rPr>
     </w:lvl>
   </w:abstractNum>
@@ -2708,7 +2956,7 @@
         <w:ind w:hanging="360" w:left="720"/>
       </w:pPr>
       <w:rPr>
-        <w:rFonts w:ascii="Symbol" w:hAnsi="Symbol" w:hint="default"/>
+        <w:rFonts w:ascii="Symbol" w:hAnsi="Symbol" w:hint="default" w:eastAsia="黑体"/>
       </w:rPr>
     </w:lvl>
   </w:abstractNum>
@@ -2747,7 +2995,7 @@
         <w:ind w:hanging="360" w:left="360"/>
       </w:pPr>
       <w:rPr>
-        <w:rFonts w:ascii="Symbol" w:hAnsi="Symbol" w:hint="default"/>
+        <w:rFonts w:ascii="Symbol" w:hAnsi="Symbol" w:hint="default" w:eastAsia="黑体"/>
       </w:rPr>
     </w:lvl>
   </w:abstractNum>
@@ -2838,7 +3086,7 @@
         <w:ind w:left="720" w:hanging="360"/>
       </w:pPr>
       <w:rPr>
-        <w:rFonts w:ascii="Symbol" w:hAnsi="Symbol" w:cs="Symbol" w:hint="default"/>
+        <w:rFonts w:ascii="Symbol" w:hAnsi="Symbol" w:cs="Symbol" w:hint="default" w:eastAsia="黑体"/>
       </w:rPr>
     </w:lvl>
     <w:lvl w:ilvl="1">
@@ -2849,7 +3097,7 @@
         <w:ind w:left="1440" w:hanging="360"/>
       </w:pPr>
       <w:rPr>
-        <w:rFonts w:ascii="Courier New" w:hAnsi="Courier New" w:cs="Courier New" w:hint="default"/>
+        <w:rFonts w:ascii="Courier New" w:hAnsi="Courier New" w:cs="Courier New" w:hint="default" w:eastAsia="黑体"/>
       </w:rPr>
     </w:lvl>
     <w:lvl w:ilvl="2">
@@ -2860,7 +3108,7 @@
         <w:ind w:left="2160" w:hanging="360"/>
       </w:pPr>
       <w:rPr>
-        <w:rFonts w:ascii="Wingdings" w:hAnsi="Wingdings" w:cs="Wingdings" w:hint="default"/>
+        <w:rFonts w:ascii="Wingdings" w:hAnsi="Wingdings" w:cs="Wingdings" w:hint="default" w:eastAsia="黑体"/>
       </w:rPr>
     </w:lvl>
     <w:lvl w:ilvl="3">
@@ -2871,7 +3119,7 @@
         <w:ind w:left="2880" w:hanging="360"/>
       </w:pPr>
       <w:rPr>
-        <w:rFonts w:ascii="Symbol" w:hAnsi="Symbol" w:cs="Symbol" w:hint="default"/>
+        <w:rFonts w:ascii="Symbol" w:hAnsi="Symbol" w:cs="Symbol" w:hint="default" w:eastAsia="黑体"/>
       </w:rPr>
     </w:lvl>
     <w:lvl w:ilvl="4">
@@ -2882,7 +3130,7 @@
         <w:ind w:left="3600" w:hanging="360"/>
       </w:pPr>
       <w:rPr>
-        <w:rFonts w:ascii="Courier New" w:hAnsi="Courier New" w:cs="Courier New" w:hint="default"/>
+        <w:rFonts w:ascii="Courier New" w:hAnsi="Courier New" w:cs="Courier New" w:hint="default" w:eastAsia="黑体"/>
       </w:rPr>
     </w:lvl>
     <w:lvl w:ilvl="5">
@@ -2893,7 +3141,7 @@
         <w:ind w:left="4320" w:hanging="360"/>
       </w:pPr>
       <w:rPr>
-        <w:rFonts w:ascii="Wingdings" w:hAnsi="Wingdings" w:cs="Wingdings" w:hint="default"/>
+        <w:rFonts w:ascii="Wingdings" w:hAnsi="Wingdings" w:cs="Wingdings" w:hint="default" w:eastAsia="黑体"/>
       </w:rPr>
     </w:lvl>
     <w:lvl w:ilvl="6">
@@ -2904,7 +3152,7 @@
         <w:ind w:left="5040" w:hanging="360"/>
       </w:pPr>
       <w:rPr>
-        <w:rFonts w:ascii="Symbol" w:hAnsi="Symbol" w:cs="Symbol" w:hint="default"/>
+        <w:rFonts w:ascii="Symbol" w:hAnsi="Symbol" w:cs="Symbol" w:hint="default" w:eastAsia="黑体"/>
       </w:rPr>
     </w:lvl>
     <w:lvl w:ilvl="7">
@@ -2915,7 +3163,7 @@
         <w:ind w:left="5760" w:hanging="360"/>
       </w:pPr>
       <w:rPr>
-        <w:rFonts w:ascii="Courier New" w:hAnsi="Courier New" w:cs="Courier New" w:hint="default"/>
+        <w:rFonts w:ascii="Courier New" w:hAnsi="Courier New" w:cs="Courier New" w:hint="default" w:eastAsia="黑体"/>
       </w:rPr>
     </w:lvl>
     <w:lvl w:ilvl="8">
@@ -2926,7 +3174,7 @@
         <w:ind w:left="6480" w:hanging="360"/>
       </w:pPr>
       <w:rPr>
-        <w:rFonts w:ascii="Wingdings" w:hAnsi="Wingdings" w:cs="Wingdings" w:hint="default"/>
+        <w:rFonts w:ascii="Wingdings" w:hAnsi="Wingdings" w:cs="Wingdings" w:hint="default" w:eastAsia="黑体"/>
       </w:rPr>
     </w:lvl>
   </w:abstractNum>
@@ -2979,11 +3227,11 @@
 </file>
 
 <file path=word/styles.xml><?xml version="1.0" encoding="utf-8"?>
-<w:styles xmlns:mc="http://schemas.openxmlformats.org/markup-compatibility/2006" xmlns:r="http://schemas.openxmlformats.org/officeDocument/2006/relationships" xmlns:w="http://schemas.openxmlformats.org/wordprocessingml/2006/main" xmlns:w14="http://schemas.microsoft.com/office/word/2010/wordml" mc:Ignorable="w14">
+<w:styles xmlns:mc="http://schemas.openxmlformats.org/markup-compatibility/2006" xmlns:w="http://schemas.openxmlformats.org/wordprocessingml/2006/main" xmlns:r="http://schemas.openxmlformats.org/officeDocument/2006/relationships" xmlns:w14="http://schemas.microsoft.com/office/word/2010/wordml" mc:Ignorable="w14">
   <w:docDefaults>
     <w:rPrDefault>
       <w:rPr>
-        <w:rFonts w:asciiTheme="minorHAnsi" w:cstheme="minorBidi" w:eastAsiaTheme="minorEastAsia" w:hAnsiTheme="minorHAnsi"/>
+        <w:rFonts w:asciiTheme="minorHAnsi" w:cstheme="minorBidi" w:hAnsiTheme="minorHAnsi" w:eastAsia="黑体"/>
         <w:sz w:val="22"/>
         <w:szCs w:val="22"/>
         <w:lang w:bidi="ar-SA" w:eastAsia="en-US" w:val="en-US"/>
@@ -3205,7 +3453,7 @@
       <w:outlineLvl w:val="0"/>
     </w:pPr>
     <w:rPr>
-      <w:rFonts w:ascii="Times New Roman" w:asciiTheme="majorHAnsi" w:cstheme="majorBidi" w:eastAsia="黑体" w:eastAsiaTheme="majorEastAsia" w:hAnsi="Times New Roman" w:hAnsiTheme="majorHAnsi"/>
+      <w:rFonts w:ascii="Times New Roman" w:asciiTheme="majorHAnsi" w:cstheme="majorBidi" w:eastAsia="黑体" w:hAnsi="Times New Roman" w:hAnsiTheme="majorHAnsi"/>
       <w:b/>
       <w:bCs/>
       <w:color w:val="1F3864"/>
@@ -3229,7 +3477,7 @@
       <w:outlineLvl w:val="1"/>
     </w:pPr>
     <w:rPr>
-      <w:rFonts w:ascii="Times New Roman" w:asciiTheme="majorHAnsi" w:cstheme="majorBidi" w:eastAsia="黑体" w:eastAsiaTheme="majorEastAsia" w:hAnsi="Times New Roman" w:hAnsiTheme="majorHAnsi"/>
+      <w:rFonts w:ascii="Times New Roman" w:asciiTheme="majorHAnsi" w:cstheme="majorBidi" w:eastAsia="黑体" w:hAnsi="Times New Roman" w:hAnsiTheme="majorHAnsi"/>
       <w:b/>
       <w:bCs/>
       <w:color w:val="2E4E7E"/>
@@ -3253,7 +3501,7 @@
       <w:outlineLvl w:val="2"/>
     </w:pPr>
     <w:rPr>
-      <w:rFonts w:ascii="Times New Roman" w:asciiTheme="majorHAnsi" w:cstheme="majorBidi" w:eastAsia="黑体" w:eastAsiaTheme="majorEastAsia" w:hAnsi="Times New Roman" w:hAnsiTheme="majorHAnsi"/>
+      <w:rFonts w:ascii="Times New Roman" w:asciiTheme="majorHAnsi" w:cstheme="majorBidi" w:eastAsia="黑体" w:hAnsi="Times New Roman" w:hAnsiTheme="majorHAnsi"/>
       <w:b/>
       <w:bCs/>
       <w:color w:val="2E4E7E"/>
@@ -3277,7 +3525,7 @@
       <w:outlineLvl w:val="3"/>
     </w:pPr>
     <w:rPr>
-      <w:rFonts w:ascii="Times New Roman" w:asciiTheme="majorHAnsi" w:cstheme="majorBidi" w:eastAsia="黑体" w:eastAsiaTheme="majorEastAsia" w:hAnsi="Times New Roman" w:hAnsiTheme="majorHAnsi"/>
+      <w:rFonts w:ascii="Times New Roman" w:asciiTheme="majorHAnsi" w:cstheme="majorBidi" w:eastAsia="黑体" w:hAnsi="Times New Roman" w:hAnsiTheme="majorHAnsi"/>
       <w:b/>
       <w:bCs/>
       <w:i/>
@@ -3303,7 +3551,7 @@
       <w:outlineLvl w:val="4"/>
     </w:pPr>
     <w:rPr>
-      <w:rFonts w:ascii="Times New Roman" w:asciiTheme="majorHAnsi" w:cstheme="majorBidi" w:eastAsia="黑体" w:eastAsiaTheme="majorEastAsia" w:hAnsi="Times New Roman" w:hAnsiTheme="majorHAnsi"/>
+      <w:rFonts w:ascii="Times New Roman" w:asciiTheme="majorHAnsi" w:cstheme="majorBidi" w:eastAsia="黑体" w:hAnsi="Times New Roman" w:hAnsiTheme="majorHAnsi"/>
       <w:b/>
       <w:color w:val="333333"/>
       <w:sz w:val="22"/>
@@ -3326,7 +3574,7 @@
       <w:outlineLvl w:val="5"/>
     </w:pPr>
     <w:rPr>
-      <w:rFonts w:asciiTheme="majorHAnsi" w:cstheme="majorBidi" w:eastAsiaTheme="majorEastAsia" w:hAnsiTheme="majorHAnsi"/>
+      <w:rFonts w:asciiTheme="majorHAnsi" w:cstheme="majorBidi" w:hAnsiTheme="majorHAnsi" w:eastAsia="黑体"/>
       <w:i/>
       <w:iCs/>
       <w:color w:themeColor="accent1" w:themeShade="7F" w:val="243F60"/>
@@ -3349,7 +3597,7 @@
       <w:outlineLvl w:val="6"/>
     </w:pPr>
     <w:rPr>
-      <w:rFonts w:asciiTheme="majorHAnsi" w:cstheme="majorBidi" w:eastAsiaTheme="majorEastAsia" w:hAnsiTheme="majorHAnsi"/>
+      <w:rFonts w:asciiTheme="majorHAnsi" w:cstheme="majorBidi" w:hAnsiTheme="majorHAnsi" w:eastAsia="黑体"/>
       <w:i/>
       <w:iCs/>
       <w:color w:themeColor="text1" w:themeTint="BF" w:val="404040"/>
@@ -3372,7 +3620,7 @@
       <w:outlineLvl w:val="7"/>
     </w:pPr>
     <w:rPr>
-      <w:rFonts w:asciiTheme="majorHAnsi" w:cstheme="majorBidi" w:eastAsiaTheme="majorEastAsia" w:hAnsiTheme="majorHAnsi"/>
+      <w:rFonts w:asciiTheme="majorHAnsi" w:cstheme="majorBidi" w:hAnsiTheme="majorHAnsi" w:eastAsia="黑体"/>
       <w:color w:themeColor="accent1" w:val="4F81BD"/>
       <w:sz w:val="20"/>
       <w:szCs w:val="20"/>
@@ -3395,7 +3643,7 @@
       <w:outlineLvl w:val="8"/>
     </w:pPr>
     <w:rPr>
-      <w:rFonts w:asciiTheme="majorHAnsi" w:cstheme="majorBidi" w:eastAsiaTheme="majorEastAsia" w:hAnsiTheme="majorHAnsi"/>
+      <w:rFonts w:asciiTheme="majorHAnsi" w:cstheme="majorBidi" w:hAnsiTheme="majorHAnsi" w:eastAsia="黑体"/>
       <w:i/>
       <w:iCs/>
       <w:color w:themeColor="text1" w:themeTint="BF" w:val="404040"/>
@@ -3446,7 +3694,7 @@
     <w:uiPriority w:val="9"/>
     <w:rsid w:val="00FC693F"/>
     <w:rPr>
-      <w:rFonts w:asciiTheme="majorHAnsi" w:cstheme="majorBidi" w:eastAsiaTheme="majorEastAsia" w:hAnsiTheme="majorHAnsi"/>
+      <w:rFonts w:asciiTheme="majorHAnsi" w:cstheme="majorBidi" w:hAnsiTheme="majorHAnsi" w:eastAsia="黑体"/>
       <w:b/>
       <w:bCs/>
       <w:color w:themeColor="accent1" w:themeShade="BF" w:val="365F91"/>
@@ -3461,7 +3709,7 @@
     <w:uiPriority w:val="9"/>
     <w:rsid w:val="00FC693F"/>
     <w:rPr>
-      <w:rFonts w:asciiTheme="majorHAnsi" w:cstheme="majorBidi" w:eastAsiaTheme="majorEastAsia" w:hAnsiTheme="majorHAnsi"/>
+      <w:rFonts w:asciiTheme="majorHAnsi" w:cstheme="majorBidi" w:hAnsiTheme="majorHAnsi" w:eastAsia="黑体"/>
       <w:b/>
       <w:bCs/>
       <w:color w:themeColor="accent1" w:val="4F81BD"/>
@@ -3476,7 +3724,7 @@
     <w:uiPriority w:val="9"/>
     <w:rsid w:val="00FC693F"/>
     <w:rPr>
-      <w:rFonts w:asciiTheme="majorHAnsi" w:cstheme="majorBidi" w:eastAsiaTheme="majorEastAsia" w:hAnsiTheme="majorHAnsi"/>
+      <w:rFonts w:asciiTheme="majorHAnsi" w:cstheme="majorBidi" w:hAnsiTheme="majorHAnsi" w:eastAsia="黑体"/>
       <w:b/>
       <w:bCs/>
       <w:color w:themeColor="accent1" w:val="4F81BD"/>
@@ -3499,7 +3747,7 @@
       <w:contextualSpacing/>
     </w:pPr>
     <w:rPr>
-      <w:rFonts w:ascii="Times New Roman" w:asciiTheme="majorHAnsi" w:cstheme="majorBidi" w:eastAsia="黑体" w:eastAsiaTheme="majorEastAsia" w:hAnsi="Times New Roman" w:hAnsiTheme="majorHAnsi"/>
+      <w:rFonts w:ascii="Times New Roman" w:asciiTheme="majorHAnsi" w:cstheme="majorBidi" w:eastAsia="黑体" w:hAnsi="Times New Roman" w:hAnsiTheme="majorHAnsi"/>
       <w:b/>
       <w:color w:val="1F3864"/>
       <w:spacing w:val="5"/>
@@ -3515,7 +3763,7 @@
     <w:uiPriority w:val="10"/>
     <w:rsid w:val="00FC693F"/>
     <w:rPr>
-      <w:rFonts w:asciiTheme="majorHAnsi" w:cstheme="majorBidi" w:eastAsiaTheme="majorEastAsia" w:hAnsiTheme="majorHAnsi"/>
+      <w:rFonts w:asciiTheme="majorHAnsi" w:cstheme="majorBidi" w:hAnsiTheme="majorHAnsi" w:eastAsia="黑体"/>
       <w:color w:themeColor="text2" w:themeShade="BF" w:val="17365D"/>
       <w:spacing w:val="5"/>
       <w:kern w:val="28"/>
@@ -3537,7 +3785,7 @@
       </w:numPr>
     </w:pPr>
     <w:rPr>
-      <w:rFonts w:asciiTheme="majorHAnsi" w:cstheme="majorBidi" w:eastAsiaTheme="majorEastAsia" w:hAnsiTheme="majorHAnsi"/>
+      <w:rFonts w:asciiTheme="majorHAnsi" w:cstheme="majorBidi" w:hAnsiTheme="majorHAnsi" w:eastAsia="黑体"/>
       <w:i/>
       <w:iCs/>
       <w:color w:themeColor="accent1" w:val="4F81BD"/>
@@ -3553,7 +3801,7 @@
     <w:uiPriority w:val="11"/>
     <w:rsid w:val="00FC693F"/>
     <w:rPr>
-      <w:rFonts w:asciiTheme="majorHAnsi" w:cstheme="majorBidi" w:eastAsiaTheme="majorEastAsia" w:hAnsiTheme="majorHAnsi"/>
+      <w:rFonts w:asciiTheme="majorHAnsi" w:cstheme="majorBidi" w:hAnsiTheme="majorHAnsi" w:eastAsia="黑体"/>
       <w:i/>
       <w:iCs/>
       <w:color w:themeColor="accent1" w:val="4F81BD"/>
@@ -3620,6 +3868,7 @@
       <w:spacing w:after="120"/>
     </w:pPr>
     <w:rPr>
+      <w:rFonts w:eastAsia="黑体"/>
       <w:sz w:val="16"/>
       <w:szCs w:val="16"/>
     </w:rPr>
@@ -3631,6 +3880,7 @@
     <w:uiPriority w:val="99"/>
     <w:rsid w:val="00AA1D8D"/>
     <w:rPr>
+      <w:rFonts w:eastAsia="黑体"/>
       <w:sz w:val="16"/>
       <w:szCs w:val="16"/>
     </w:rPr>
@@ -3800,7 +4050,7 @@
       </w:tabs>
     </w:pPr>
     <w:rPr>
-      <w:rFonts w:ascii="Courier" w:hAnsi="Courier"/>
+      <w:rFonts w:ascii="Courier" w:hAnsi="Courier" w:eastAsia="黑体"/>
       <w:sz w:val="20"/>
       <w:szCs w:val="20"/>
     </w:rPr>
@@ -3812,7 +4062,7 @@
     <w:uiPriority w:val="99"/>
     <w:rsid w:val="0029639D"/>
     <w:rPr>
-      <w:rFonts w:ascii="Courier" w:hAnsi="Courier"/>
+      <w:rFonts w:ascii="Courier" w:hAnsi="Courier" w:eastAsia="黑体"/>
       <w:sz w:val="20"/>
       <w:szCs w:val="20"/>
     </w:rPr>
@@ -3848,6 +4098,7 @@
     <w:uiPriority w:val="29"/>
     <w:rsid w:val="00FC693F"/>
     <w:rPr>
+      <w:rFonts w:eastAsia="黑体"/>
       <w:i/>
       <w:iCs/>
       <w:color w:themeColor="text1" w:val="000000"/>
@@ -3861,7 +4112,7 @@
     <w:semiHidden/>
     <w:rsid w:val="00FC693F"/>
     <w:rPr>
-      <w:rFonts w:asciiTheme="majorHAnsi" w:cstheme="majorBidi" w:eastAsiaTheme="majorEastAsia" w:hAnsiTheme="majorHAnsi"/>
+      <w:rFonts w:asciiTheme="majorHAnsi" w:cstheme="majorBidi" w:hAnsiTheme="majorHAnsi" w:eastAsia="黑体"/>
       <w:b/>
       <w:bCs/>
       <w:i/>
@@ -3877,7 +4128,7 @@
     <w:semiHidden/>
     <w:rsid w:val="00FC693F"/>
     <w:rPr>
-      <w:rFonts w:asciiTheme="majorHAnsi" w:cstheme="majorBidi" w:eastAsiaTheme="majorEastAsia" w:hAnsiTheme="majorHAnsi"/>
+      <w:rFonts w:asciiTheme="majorHAnsi" w:cstheme="majorBidi" w:hAnsiTheme="majorHAnsi" w:eastAsia="黑体"/>
       <w:color w:themeColor="accent1" w:themeShade="7F" w:val="243F60"/>
     </w:rPr>
   </w:style>
@@ -3889,7 +4140,7 @@
     <w:semiHidden/>
     <w:rsid w:val="00FC693F"/>
     <w:rPr>
-      <w:rFonts w:asciiTheme="majorHAnsi" w:cstheme="majorBidi" w:eastAsiaTheme="majorEastAsia" w:hAnsiTheme="majorHAnsi"/>
+      <w:rFonts w:asciiTheme="majorHAnsi" w:cstheme="majorBidi" w:hAnsiTheme="majorHAnsi" w:eastAsia="黑体"/>
       <w:i/>
       <w:iCs/>
       <w:color w:themeColor="accent1" w:themeShade="7F" w:val="243F60"/>
@@ -3903,7 +4154,7 @@
     <w:semiHidden/>
     <w:rsid w:val="00FC693F"/>
     <w:rPr>
-      <w:rFonts w:asciiTheme="majorHAnsi" w:cstheme="majorBidi" w:eastAsiaTheme="majorEastAsia" w:hAnsiTheme="majorHAnsi"/>
+      <w:rFonts w:asciiTheme="majorHAnsi" w:cstheme="majorBidi" w:hAnsiTheme="majorHAnsi" w:eastAsia="黑体"/>
       <w:i/>
       <w:iCs/>
       <w:color w:themeColor="text1" w:themeTint="BF" w:val="404040"/>
@@ -3917,7 +4168,7 @@
     <w:semiHidden/>
     <w:rsid w:val="00FC693F"/>
     <w:rPr>
-      <w:rFonts w:asciiTheme="majorHAnsi" w:cstheme="majorBidi" w:eastAsiaTheme="majorEastAsia" w:hAnsiTheme="majorHAnsi"/>
+      <w:rFonts w:asciiTheme="majorHAnsi" w:cstheme="majorBidi" w:hAnsiTheme="majorHAnsi" w:eastAsia="黑体"/>
       <w:color w:themeColor="accent1" w:val="4F81BD"/>
       <w:sz w:val="20"/>
       <w:szCs w:val="20"/>
@@ -3931,7 +4182,7 @@
     <w:semiHidden/>
     <w:rsid w:val="00FC693F"/>
     <w:rPr>
-      <w:rFonts w:asciiTheme="majorHAnsi" w:cstheme="majorBidi" w:eastAsiaTheme="majorEastAsia" w:hAnsiTheme="majorHAnsi"/>
+      <w:rFonts w:asciiTheme="majorHAnsi" w:cstheme="majorBidi" w:hAnsiTheme="majorHAnsi" w:eastAsia="黑体"/>
       <w:i/>
       <w:iCs/>
       <w:color w:themeColor="text1" w:themeTint="BF" w:val="404040"/>
@@ -3952,6 +4203,7 @@
       <w:spacing w:line="240" w:lineRule="auto"/>
     </w:pPr>
     <w:rPr>
+      <w:rFonts w:eastAsia="黑体"/>
       <w:b/>
       <w:bCs/>
       <w:color w:themeColor="accent1" w:val="4F81BD"/>
@@ -3966,6 +4218,7 @@
     <w:qFormat/>
     <w:rsid w:val="00FC693F"/>
     <w:rPr>
+      <w:rFonts w:eastAsia="黑体"/>
       <w:b/>
       <w:bCs/>
     </w:rPr>
@@ -3977,6 +4230,7 @@
     <w:qFormat/>
     <w:rsid w:val="00FC693F"/>
     <w:rPr>
+      <w:rFonts w:eastAsia="黑体"/>
       <w:i/>
       <w:iCs/>
     </w:rPr>
@@ -3997,6 +4251,7 @@
       <w:ind w:left="936" w:right="936"/>
     </w:pPr>
     <w:rPr>
+      <w:rFonts w:eastAsia="黑体"/>
       <w:b/>
       <w:bCs/>
       <w:i/>
@@ -4011,6 +4266,7 @@
     <w:uiPriority w:val="30"/>
     <w:rsid w:val="00FC693F"/>
     <w:rPr>
+      <w:rFonts w:eastAsia="黑体"/>
       <w:b/>
       <w:bCs/>
       <w:i/>
@@ -4025,6 +4281,7 @@
     <w:qFormat/>
     <w:rsid w:val="00FC693F"/>
     <w:rPr>
+      <w:rFonts w:eastAsia="黑体"/>
       <w:i/>
       <w:iCs/>
       <w:color w:themeColor="text1" w:themeTint="7F" w:val="808080"/>
@@ -4037,6 +4294,7 @@
     <w:qFormat/>
     <w:rsid w:val="00FC693F"/>
     <w:rPr>
+      <w:rFonts w:eastAsia="黑体"/>
       <w:b/>
       <w:bCs/>
       <w:i/>
@@ -4051,6 +4309,7 @@
     <w:qFormat/>
     <w:rsid w:val="00FC693F"/>
     <w:rPr>
+      <w:rFonts w:eastAsia="黑体"/>
       <w:smallCaps/>
       <w:color w:themeColor="accent2" w:val="C0504D"/>
       <w:u w:val="single"/>
@@ -4063,6 +4322,7 @@
     <w:qFormat/>
     <w:rsid w:val="00FC693F"/>
     <w:rPr>
+      <w:rFonts w:eastAsia="黑体"/>
       <w:b/>
       <w:bCs/>
       <w:smallCaps/>
@@ -4078,6 +4338,7 @@
     <w:qFormat/>
     <w:rsid w:val="00FC693F"/>
     <w:rPr>
+      <w:rFonts w:eastAsia="黑体"/>
       <w:b/>
       <w:bCs/>
       <w:smallCaps/>
@@ -4132,6 +4393,7 @@
       <w:spacing w:after="0" w:line="240" w:lineRule="auto"/>
     </w:pPr>
     <w:rPr>
+      <w:rFonts w:eastAsia="黑体"/>
       <w:color w:themeColor="text1" w:themeShade="BF" w:val="000000"/>
     </w:rPr>
     <w:tblPr>
@@ -4154,6 +4416,7 @@
         <w:spacing w:after="0" w:before="0" w:line="240" w:lineRule="auto"/>
       </w:pPr>
       <w:rPr>
+        <w:rFonts w:eastAsia="黑体"/>
         <w:b/>
         <w:bCs/>
       </w:rPr>
@@ -4174,6 +4437,7 @@
         <w:spacing w:after="0" w:before="0" w:line="240" w:lineRule="auto"/>
       </w:pPr>
       <w:rPr>
+        <w:rFonts w:eastAsia="黑体"/>
         <w:b/>
         <w:bCs/>
       </w:rPr>
@@ -4191,12 +4455,14 @@
     </w:tblStylePr>
     <w:tblStylePr w:type="firstCol">
       <w:rPr>
+        <w:rFonts w:eastAsia="黑体"/>
         <w:b/>
         <w:bCs/>
       </w:rPr>
     </w:tblStylePr>
     <w:tblStylePr w:type="lastCol">
       <w:rPr>
+        <w:rFonts w:eastAsia="黑体"/>
         <w:b/>
         <w:bCs/>
       </w:rPr>
@@ -4235,6 +4501,7 @@
       <w:spacing w:after="0" w:line="240" w:lineRule="auto"/>
     </w:pPr>
     <w:rPr>
+      <w:rFonts w:eastAsia="黑体"/>
       <w:color w:themeColor="accent1" w:themeShade="BF" w:val="365F91"/>
     </w:rPr>
     <w:tblPr>
@@ -4257,6 +4524,7 @@
         <w:spacing w:after="0" w:before="0" w:line="240" w:lineRule="auto"/>
       </w:pPr>
       <w:rPr>
+        <w:rFonts w:eastAsia="黑体"/>
         <w:b/>
         <w:bCs/>
       </w:rPr>
@@ -4277,6 +4545,7 @@
         <w:spacing w:after="0" w:before="0" w:line="240" w:lineRule="auto"/>
       </w:pPr>
       <w:rPr>
+        <w:rFonts w:eastAsia="黑体"/>
         <w:b/>
         <w:bCs/>
       </w:rPr>
@@ -4294,12 +4563,14 @@
     </w:tblStylePr>
     <w:tblStylePr w:type="firstCol">
       <w:rPr>
+        <w:rFonts w:eastAsia="黑体"/>
         <w:b/>
         <w:bCs/>
       </w:rPr>
     </w:tblStylePr>
     <w:tblStylePr w:type="lastCol">
       <w:rPr>
+        <w:rFonts w:eastAsia="黑体"/>
         <w:b/>
         <w:bCs/>
       </w:rPr>
@@ -4338,6 +4609,7 @@
       <w:spacing w:after="0" w:line="240" w:lineRule="auto"/>
     </w:pPr>
     <w:rPr>
+      <w:rFonts w:eastAsia="黑体"/>
       <w:color w:themeColor="accent2" w:themeShade="BF" w:val="943634"/>
     </w:rPr>
     <w:tblPr>
@@ -4360,6 +4632,7 @@
         <w:spacing w:after="0" w:before="0" w:line="240" w:lineRule="auto"/>
       </w:pPr>
       <w:rPr>
+        <w:rFonts w:eastAsia="黑体"/>
         <w:b/>
         <w:bCs/>
       </w:rPr>
@@ -4380,6 +4653,7 @@
         <w:spacing w:after="0" w:before="0" w:line="240" w:lineRule="auto"/>
       </w:pPr>
       <w:rPr>
+        <w:rFonts w:eastAsia="黑体"/>
         <w:b/>
         <w:bCs/>
       </w:rPr>
@@ -4397,12 +4671,14 @@
     </w:tblStylePr>
     <w:tblStylePr w:type="firstCol">
       <w:rPr>
+        <w:rFonts w:eastAsia="黑体"/>
         <w:b/>
         <w:bCs/>
       </w:rPr>
     </w:tblStylePr>
     <w:tblStylePr w:type="lastCol">
       <w:rPr>
+        <w:rFonts w:eastAsia="黑体"/>
         <w:b/>
         <w:bCs/>
       </w:rPr>
@@ -4441,6 +4717,7 @@
       <w:spacing w:after="0" w:line="240" w:lineRule="auto"/>
     </w:pPr>
     <w:rPr>
+      <w:rFonts w:eastAsia="黑体"/>
       <w:color w:themeColor="accent3" w:themeShade="BF" w:val="76923C"/>
     </w:rPr>
     <w:tblPr>
@@ -4463,6 +4740,7 @@
         <w:spacing w:after="0" w:before="0" w:line="240" w:lineRule="auto"/>
       </w:pPr>
       <w:rPr>
+        <w:rFonts w:eastAsia="黑体"/>
         <w:b/>
         <w:bCs/>
       </w:rPr>
@@ -4483,6 +4761,7 @@
         <w:spacing w:after="0" w:before="0" w:line="240" w:lineRule="auto"/>
       </w:pPr>
       <w:rPr>
+        <w:rFonts w:eastAsia="黑体"/>
         <w:b/>
         <w:bCs/>
       </w:rPr>
@@ -4500,12 +4779,14 @@
     </w:tblStylePr>
     <w:tblStylePr w:type="firstCol">
       <w:rPr>
+        <w:rFonts w:eastAsia="黑体"/>
         <w:b/>
         <w:bCs/>
       </w:rPr>
     </w:tblStylePr>
     <w:tblStylePr w:type="lastCol">
       <w:rPr>
+        <w:rFonts w:eastAsia="黑体"/>
         <w:b/>
         <w:bCs/>
       </w:rPr>
@@ -4544,6 +4825,7 @@
       <w:spacing w:after="0" w:line="240" w:lineRule="auto"/>
     </w:pPr>
     <w:rPr>
+      <w:rFonts w:eastAsia="黑体"/>
       <w:color w:themeColor="accent4" w:themeShade="BF" w:val="5F497A"/>
     </w:rPr>
     <w:tblPr>
@@ -4566,6 +4848,7 @@
         <w:spacing w:after="0" w:before="0" w:line="240" w:lineRule="auto"/>
       </w:pPr>
       <w:rPr>
+        <w:rFonts w:eastAsia="黑体"/>
         <w:b/>
         <w:bCs/>
       </w:rPr>
@@ -4586,6 +4869,7 @@
         <w:spacing w:after="0" w:before="0" w:line="240" w:lineRule="auto"/>
       </w:pPr>
       <w:rPr>
+        <w:rFonts w:eastAsia="黑体"/>
         <w:b/>
         <w:bCs/>
       </w:rPr>
@@ -4603,12 +4887,14 @@
     </w:tblStylePr>
     <w:tblStylePr w:type="firstCol">
       <w:rPr>
+        <w:rFonts w:eastAsia="黑体"/>
         <w:b/>
         <w:bCs/>
       </w:rPr>
     </w:tblStylePr>
     <w:tblStylePr w:type="lastCol">
       <w:rPr>
+        <w:rFonts w:eastAsia="黑体"/>
         <w:b/>
         <w:bCs/>
       </w:rPr>
@@ -4647,6 +4933,7 @@
       <w:spacing w:after="0" w:line="240" w:lineRule="auto"/>
     </w:pPr>
     <w:rPr>
+      <w:rFonts w:eastAsia="黑体"/>
       <w:color w:themeColor="accent5" w:themeShade="BF" w:val="31849B"/>
     </w:rPr>
     <w:tblPr>
@@ -4669,6 +4956,7 @@
         <w:spacing w:after="0" w:before="0" w:line="240" w:lineRule="auto"/>
       </w:pPr>
       <w:rPr>
+        <w:rFonts w:eastAsia="黑体"/>
         <w:b/>
         <w:bCs/>
       </w:rPr>
@@ -4689,6 +4977,7 @@
         <w:spacing w:after="0" w:before="0" w:line="240" w:lineRule="auto"/>
       </w:pPr>
       <w:rPr>
+        <w:rFonts w:eastAsia="黑体"/>
         <w:b/>
         <w:bCs/>
       </w:rPr>
@@ -4706,12 +4995,14 @@
     </w:tblStylePr>
     <w:tblStylePr w:type="firstCol">
       <w:rPr>
+        <w:rFonts w:eastAsia="黑体"/>
         <w:b/>
         <w:bCs/>
       </w:rPr>
     </w:tblStylePr>
     <w:tblStylePr w:type="lastCol">
       <w:rPr>
+        <w:rFonts w:eastAsia="黑体"/>
         <w:b/>
         <w:bCs/>
       </w:rPr>
@@ -4750,6 +5041,7 @@
       <w:spacing w:after="0" w:line="240" w:lineRule="auto"/>
     </w:pPr>
     <w:rPr>
+      <w:rFonts w:eastAsia="黑体"/>
       <w:color w:themeColor="accent6" w:themeShade="BF" w:val="E36C0A"/>
     </w:rPr>
     <w:tblPr>
@@ -4772,6 +5064,7 @@
         <w:spacing w:after="0" w:before="0" w:line="240" w:lineRule="auto"/>
       </w:pPr>
       <w:rPr>
+        <w:rFonts w:eastAsia="黑体"/>
         <w:b/>
         <w:bCs/>
       </w:rPr>
@@ -4792,6 +5085,7 @@
         <w:spacing w:after="0" w:before="0" w:line="240" w:lineRule="auto"/>
       </w:pPr>
       <w:rPr>
+        <w:rFonts w:eastAsia="黑体"/>
         <w:b/>
         <w:bCs/>
       </w:rPr>
@@ -4809,12 +5103,14 @@
     </w:tblStylePr>
     <w:tblStylePr w:type="firstCol">
       <w:rPr>
+        <w:rFonts w:eastAsia="黑体"/>
         <w:b/>
         <w:bCs/>
       </w:rPr>
     </w:tblStylePr>
     <w:tblStylePr w:type="lastCol">
       <w:rPr>
+        <w:rFonts w:eastAsia="黑体"/>
         <w:b/>
         <w:bCs/>
       </w:rPr>
@@ -4874,6 +5170,7 @@
         <w:spacing w:after="0" w:before="0" w:line="240" w:lineRule="auto"/>
       </w:pPr>
       <w:rPr>
+        <w:rFonts w:eastAsia="黑体"/>
         <w:b/>
         <w:bCs/>
         <w:color w:themeColor="background1" w:val="FFFFFF"/>
@@ -4888,6 +5185,7 @@
         <w:spacing w:after="0" w:before="0" w:line="240" w:lineRule="auto"/>
       </w:pPr>
       <w:rPr>
+        <w:rFonts w:eastAsia="黑体"/>
         <w:b/>
         <w:bCs/>
       </w:rPr>
@@ -4903,12 +5201,14 @@
     </w:tblStylePr>
     <w:tblStylePr w:type="firstCol">
       <w:rPr>
+        <w:rFonts w:eastAsia="黑体"/>
         <w:b/>
         <w:bCs/>
       </w:rPr>
     </w:tblStylePr>
     <w:tblStylePr w:type="lastCol">
       <w:rPr>
+        <w:rFonts w:eastAsia="黑体"/>
         <w:b/>
         <w:bCs/>
       </w:rPr>
@@ -4966,6 +5266,7 @@
         <w:spacing w:after="0" w:before="0" w:line="240" w:lineRule="auto"/>
       </w:pPr>
       <w:rPr>
+        <w:rFonts w:eastAsia="黑体"/>
         <w:b/>
         <w:bCs/>
         <w:color w:themeColor="background1" w:val="FFFFFF"/>
@@ -4980,6 +5281,7 @@
         <w:spacing w:after="0" w:before="0" w:line="240" w:lineRule="auto"/>
       </w:pPr>
       <w:rPr>
+        <w:rFonts w:eastAsia="黑体"/>
         <w:b/>
         <w:bCs/>
       </w:rPr>
@@ -4995,12 +5297,14 @@
     </w:tblStylePr>
     <w:tblStylePr w:type="firstCol">
       <w:rPr>
+        <w:rFonts w:eastAsia="黑体"/>
         <w:b/>
         <w:bCs/>
       </w:rPr>
     </w:tblStylePr>
     <w:tblStylePr w:type="lastCol">
       <w:rPr>
+        <w:rFonts w:eastAsia="黑体"/>
         <w:b/>
         <w:bCs/>
       </w:rPr>
@@ -5058,6 +5362,7 @@
         <w:spacing w:after="0" w:before="0" w:line="240" w:lineRule="auto"/>
       </w:pPr>
       <w:rPr>
+        <w:rFonts w:eastAsia="黑体"/>
         <w:b/>
         <w:bCs/>
         <w:color w:themeColor="background1" w:val="FFFFFF"/>
@@ -5072,6 +5377,7 @@
         <w:spacing w:after="0" w:before="0" w:line="240" w:lineRule="auto"/>
       </w:pPr>
       <w:rPr>
+        <w:rFonts w:eastAsia="黑体"/>
         <w:b/>
         <w:bCs/>
       </w:rPr>
@@ -5087,12 +5393,14 @@
     </w:tblStylePr>
     <w:tblStylePr w:type="firstCol">
       <w:rPr>
+        <w:rFonts w:eastAsia="黑体"/>
         <w:b/>
         <w:bCs/>
       </w:rPr>
     </w:tblStylePr>
     <w:tblStylePr w:type="lastCol">
       <w:rPr>
+        <w:rFonts w:eastAsia="黑体"/>
         <w:b/>
         <w:bCs/>
       </w:rPr>
@@ -5150,6 +5458,7 @@
         <w:spacing w:after="0" w:before="0" w:line="240" w:lineRule="auto"/>
       </w:pPr>
       <w:rPr>
+        <w:rFonts w:eastAsia="黑体"/>
         <w:b/>
         <w:bCs/>
         <w:color w:themeColor="background1" w:val="FFFFFF"/>
@@ -5164,6 +5473,7 @@
         <w:spacing w:after="0" w:before="0" w:line="240" w:lineRule="auto"/>
       </w:pPr>
       <w:rPr>
+        <w:rFonts w:eastAsia="黑体"/>
         <w:b/>
         <w:bCs/>
       </w:rPr>
@@ -5179,12 +5489,14 @@
     </w:tblStylePr>
     <w:tblStylePr w:type="firstCol">
       <w:rPr>
+        <w:rFonts w:eastAsia="黑体"/>
         <w:b/>
         <w:bCs/>
       </w:rPr>
     </w:tblStylePr>
     <w:tblStylePr w:type="lastCol">
       <w:rPr>
+        <w:rFonts w:eastAsia="黑体"/>
         <w:b/>
         <w:bCs/>
       </w:rPr>
@@ -5242,6 +5554,7 @@
         <w:spacing w:after="0" w:before="0" w:line="240" w:lineRule="auto"/>
       </w:pPr>
       <w:rPr>
+        <w:rFonts w:eastAsia="黑体"/>
         <w:b/>
         <w:bCs/>
         <w:color w:themeColor="background1" w:val="FFFFFF"/>
@@ -5256,6 +5569,7 @@
         <w:spacing w:after="0" w:before="0" w:line="240" w:lineRule="auto"/>
       </w:pPr>
       <w:rPr>
+        <w:rFonts w:eastAsia="黑体"/>
         <w:b/>
         <w:bCs/>
       </w:rPr>
@@ -5271,12 +5585,14 @@
     </w:tblStylePr>
     <w:tblStylePr w:type="firstCol">
       <w:rPr>
+        <w:rFonts w:eastAsia="黑体"/>
         <w:b/>
         <w:bCs/>
       </w:rPr>
     </w:tblStylePr>
     <w:tblStylePr w:type="lastCol">
       <w:rPr>
+        <w:rFonts w:eastAsia="黑体"/>
         <w:b/>
         <w:bCs/>
       </w:rPr>
@@ -5334,6 +5650,7 @@
         <w:spacing w:after="0" w:before="0" w:line="240" w:lineRule="auto"/>
       </w:pPr>
       <w:rPr>
+        <w:rFonts w:eastAsia="黑体"/>
         <w:b/>
         <w:bCs/>
         <w:color w:themeColor="background1" w:val="FFFFFF"/>
@@ -5348,6 +5665,7 @@
         <w:spacing w:after="0" w:before="0" w:line="240" w:lineRule="auto"/>
       </w:pPr>
       <w:rPr>
+        <w:rFonts w:eastAsia="黑体"/>
         <w:b/>
         <w:bCs/>
       </w:rPr>
@@ -5363,12 +5681,14 @@
     </w:tblStylePr>
     <w:tblStylePr w:type="firstCol">
       <w:rPr>
+        <w:rFonts w:eastAsia="黑体"/>
         <w:b/>
         <w:bCs/>
       </w:rPr>
     </w:tblStylePr>
     <w:tblStylePr w:type="lastCol">
       <w:rPr>
+        <w:rFonts w:eastAsia="黑体"/>
         <w:b/>
         <w:bCs/>
       </w:rPr>
@@ -5426,6 +5746,7 @@
         <w:spacing w:after="0" w:before="0" w:line="240" w:lineRule="auto"/>
       </w:pPr>
       <w:rPr>
+        <w:rFonts w:eastAsia="黑体"/>
         <w:b/>
         <w:bCs/>
         <w:color w:themeColor="background1" w:val="FFFFFF"/>
@@ -5440,6 +5761,7 @@
         <w:spacing w:after="0" w:before="0" w:line="240" w:lineRule="auto"/>
       </w:pPr>
       <w:rPr>
+        <w:rFonts w:eastAsia="黑体"/>
         <w:b/>
         <w:bCs/>
       </w:rPr>
@@ -5455,12 +5777,14 @@
     </w:tblStylePr>
     <w:tblStylePr w:type="firstCol">
       <w:rPr>
+        <w:rFonts w:eastAsia="黑体"/>
         <w:b/>
         <w:bCs/>
       </w:rPr>
     </w:tblStylePr>
     <w:tblStylePr w:type="lastCol">
       <w:rPr>
+        <w:rFonts w:eastAsia="黑体"/>
         <w:b/>
         <w:bCs/>
       </w:rPr>
@@ -5520,7 +5844,7 @@
         <w:spacing w:after="0" w:before="0" w:line="240" w:lineRule="auto"/>
       </w:pPr>
       <w:rPr>
-        <w:rFonts w:asciiTheme="majorHAnsi" w:cstheme="majorBidi" w:eastAsiaTheme="majorEastAsia" w:hAnsiTheme="majorHAnsi"/>
+        <w:rFonts w:asciiTheme="majorHAnsi" w:cstheme="majorBidi" w:hAnsiTheme="majorHAnsi" w:eastAsia="黑体"/>
         <w:b/>
         <w:bCs/>
       </w:rPr>
@@ -5541,7 +5865,7 @@
         <w:spacing w:after="0" w:before="0" w:line="240" w:lineRule="auto"/>
       </w:pPr>
       <w:rPr>
-        <w:rFonts w:asciiTheme="majorHAnsi" w:cstheme="majorBidi" w:eastAsiaTheme="majorEastAsia" w:hAnsiTheme="majorHAnsi"/>
+        <w:rFonts w:asciiTheme="majorHAnsi" w:cstheme="majorBidi" w:hAnsiTheme="majorHAnsi" w:eastAsia="黑体"/>
         <w:b/>
         <w:bCs/>
       </w:rPr>
@@ -5559,14 +5883,14 @@
     </w:tblStylePr>
     <w:tblStylePr w:type="firstCol">
       <w:rPr>
-        <w:rFonts w:asciiTheme="majorHAnsi" w:cstheme="majorBidi" w:eastAsiaTheme="majorEastAsia" w:hAnsiTheme="majorHAnsi"/>
+        <w:rFonts w:asciiTheme="majorHAnsi" w:cstheme="majorBidi" w:hAnsiTheme="majorHAnsi" w:eastAsia="黑体"/>
         <w:b/>
         <w:bCs/>
       </w:rPr>
     </w:tblStylePr>
     <w:tblStylePr w:type="lastCol">
       <w:rPr>
-        <w:rFonts w:asciiTheme="majorHAnsi" w:cstheme="majorBidi" w:eastAsiaTheme="majorEastAsia" w:hAnsiTheme="majorHAnsi"/>
+        <w:rFonts w:asciiTheme="majorHAnsi" w:cstheme="majorBidi" w:hAnsiTheme="majorHAnsi" w:eastAsia="黑体"/>
         <w:b/>
         <w:bCs/>
       </w:rPr>
@@ -5650,7 +5974,7 @@
         <w:spacing w:after="0" w:before="0" w:line="240" w:lineRule="auto"/>
       </w:pPr>
       <w:rPr>
-        <w:rFonts w:asciiTheme="majorHAnsi" w:cstheme="majorBidi" w:eastAsiaTheme="majorEastAsia" w:hAnsiTheme="majorHAnsi"/>
+        <w:rFonts w:asciiTheme="majorHAnsi" w:cstheme="majorBidi" w:hAnsiTheme="majorHAnsi" w:eastAsia="黑体"/>
         <w:b/>
         <w:bCs/>
       </w:rPr>
@@ -5671,7 +5995,7 @@
         <w:spacing w:after="0" w:before="0" w:line="240" w:lineRule="auto"/>
       </w:pPr>
       <w:rPr>
-        <w:rFonts w:asciiTheme="majorHAnsi" w:cstheme="majorBidi" w:eastAsiaTheme="majorEastAsia" w:hAnsiTheme="majorHAnsi"/>
+        <w:rFonts w:asciiTheme="majorHAnsi" w:cstheme="majorBidi" w:hAnsiTheme="majorHAnsi" w:eastAsia="黑体"/>
         <w:b/>
         <w:bCs/>
       </w:rPr>
@@ -5689,14 +6013,14 @@
     </w:tblStylePr>
     <w:tblStylePr w:type="firstCol">
       <w:rPr>
-        <w:rFonts w:asciiTheme="majorHAnsi" w:cstheme="majorBidi" w:eastAsiaTheme="majorEastAsia" w:hAnsiTheme="majorHAnsi"/>
+        <w:rFonts w:asciiTheme="majorHAnsi" w:cstheme="majorBidi" w:hAnsiTheme="majorHAnsi" w:eastAsia="黑体"/>
         <w:b/>
         <w:bCs/>
       </w:rPr>
     </w:tblStylePr>
     <w:tblStylePr w:type="lastCol">
       <w:rPr>
-        <w:rFonts w:asciiTheme="majorHAnsi" w:cstheme="majorBidi" w:eastAsiaTheme="majorEastAsia" w:hAnsiTheme="majorHAnsi"/>
+        <w:rFonts w:asciiTheme="majorHAnsi" w:cstheme="majorBidi" w:hAnsiTheme="majorHAnsi" w:eastAsia="黑体"/>
         <w:b/>
         <w:bCs/>
       </w:rPr>
@@ -5780,7 +6104,7 @@
         <w:spacing w:after="0" w:before="0" w:line="240" w:lineRule="auto"/>
       </w:pPr>
       <w:rPr>
-        <w:rFonts w:asciiTheme="majorHAnsi" w:cstheme="majorBidi" w:eastAsiaTheme="majorEastAsia" w:hAnsiTheme="majorHAnsi"/>
+        <w:rFonts w:asciiTheme="majorHAnsi" w:cstheme="majorBidi" w:hAnsiTheme="majorHAnsi" w:eastAsia="黑体"/>
         <w:b/>
         <w:bCs/>
       </w:rPr>
@@ -5801,7 +6125,7 @@
         <w:spacing w:after="0" w:before="0" w:line="240" w:lineRule="auto"/>
       </w:pPr>
       <w:rPr>
-        <w:rFonts w:asciiTheme="majorHAnsi" w:cstheme="majorBidi" w:eastAsiaTheme="majorEastAsia" w:hAnsiTheme="majorHAnsi"/>
+        <w:rFonts w:asciiTheme="majorHAnsi" w:cstheme="majorBidi" w:hAnsiTheme="majorHAnsi" w:eastAsia="黑体"/>
         <w:b/>
         <w:bCs/>
       </w:rPr>
@@ -5819,14 +6143,14 @@
     </w:tblStylePr>
     <w:tblStylePr w:type="firstCol">
       <w:rPr>
-        <w:rFonts w:asciiTheme="majorHAnsi" w:cstheme="majorBidi" w:eastAsiaTheme="majorEastAsia" w:hAnsiTheme="majorHAnsi"/>
+        <w:rFonts w:asciiTheme="majorHAnsi" w:cstheme="majorBidi" w:hAnsiTheme="majorHAnsi" w:eastAsia="黑体"/>
         <w:b/>
         <w:bCs/>
       </w:rPr>
     </w:tblStylePr>
     <w:tblStylePr w:type="lastCol">
       <w:rPr>
-        <w:rFonts w:asciiTheme="majorHAnsi" w:cstheme="majorBidi" w:eastAsiaTheme="majorEastAsia" w:hAnsiTheme="majorHAnsi"/>
+        <w:rFonts w:asciiTheme="majorHAnsi" w:cstheme="majorBidi" w:hAnsiTheme="majorHAnsi" w:eastAsia="黑体"/>
         <w:b/>
         <w:bCs/>
       </w:rPr>
@@ -5910,7 +6234,7 @@
         <w:spacing w:after="0" w:before="0" w:line="240" w:lineRule="auto"/>
       </w:pPr>
       <w:rPr>
-        <w:rFonts w:asciiTheme="majorHAnsi" w:cstheme="majorBidi" w:eastAsiaTheme="majorEastAsia" w:hAnsiTheme="majorHAnsi"/>
+        <w:rFonts w:asciiTheme="majorHAnsi" w:cstheme="majorBidi" w:hAnsiTheme="majorHAnsi" w:eastAsia="黑体"/>
         <w:b/>
         <w:bCs/>
       </w:rPr>
@@ -5931,7 +6255,7 @@
         <w:spacing w:after="0" w:before="0" w:line="240" w:lineRule="auto"/>
       </w:pPr>
       <w:rPr>
-        <w:rFonts w:asciiTheme="majorHAnsi" w:cstheme="majorBidi" w:eastAsiaTheme="majorEastAsia" w:hAnsiTheme="majorHAnsi"/>
+        <w:rFonts w:asciiTheme="majorHAnsi" w:cstheme="majorBidi" w:hAnsiTheme="majorHAnsi" w:eastAsia="黑体"/>
         <w:b/>
         <w:bCs/>
       </w:rPr>
@@ -5949,14 +6273,14 @@
     </w:tblStylePr>
     <w:tblStylePr w:type="firstCol">
       <w:rPr>
-        <w:rFonts w:asciiTheme="majorHAnsi" w:cstheme="majorBidi" w:eastAsiaTheme="majorEastAsia" w:hAnsiTheme="majorHAnsi"/>
+        <w:rFonts w:asciiTheme="majorHAnsi" w:cstheme="majorBidi" w:hAnsiTheme="majorHAnsi" w:eastAsia="黑体"/>
         <w:b/>
         <w:bCs/>
       </w:rPr>
     </w:tblStylePr>
     <w:tblStylePr w:type="lastCol">
       <w:rPr>
-        <w:rFonts w:asciiTheme="majorHAnsi" w:cstheme="majorBidi" w:eastAsiaTheme="majorEastAsia" w:hAnsiTheme="majorHAnsi"/>
+        <w:rFonts w:asciiTheme="majorHAnsi" w:cstheme="majorBidi" w:hAnsiTheme="majorHAnsi" w:eastAsia="黑体"/>
         <w:b/>
         <w:bCs/>
       </w:rPr>
@@ -6040,7 +6364,7 @@
         <w:spacing w:after="0" w:before="0" w:line="240" w:lineRule="auto"/>
       </w:pPr>
       <w:rPr>
-        <w:rFonts w:asciiTheme="majorHAnsi" w:cstheme="majorBidi" w:eastAsiaTheme="majorEastAsia" w:hAnsiTheme="majorHAnsi"/>
+        <w:rFonts w:asciiTheme="majorHAnsi" w:cstheme="majorBidi" w:hAnsiTheme="majorHAnsi" w:eastAsia="黑体"/>
         <w:b/>
         <w:bCs/>
       </w:rPr>
@@ -6061,7 +6385,7 @@
         <w:spacing w:after="0" w:before="0" w:line="240" w:lineRule="auto"/>
       </w:pPr>
       <w:rPr>
-        <w:rFonts w:asciiTheme="majorHAnsi" w:cstheme="majorBidi" w:eastAsiaTheme="majorEastAsia" w:hAnsiTheme="majorHAnsi"/>
+        <w:rFonts w:asciiTheme="majorHAnsi" w:cstheme="majorBidi" w:hAnsiTheme="majorHAnsi" w:eastAsia="黑体"/>
         <w:b/>
         <w:bCs/>
       </w:rPr>
@@ -6079,14 +6403,14 @@
     </w:tblStylePr>
     <w:tblStylePr w:type="firstCol">
       <w:rPr>
-        <w:rFonts w:asciiTheme="majorHAnsi" w:cstheme="majorBidi" w:eastAsiaTheme="majorEastAsia" w:hAnsiTheme="majorHAnsi"/>
+        <w:rFonts w:asciiTheme="majorHAnsi" w:cstheme="majorBidi" w:hAnsiTheme="majorHAnsi" w:eastAsia="黑体"/>
         <w:b/>
         <w:bCs/>
       </w:rPr>
     </w:tblStylePr>
     <w:tblStylePr w:type="lastCol">
       <w:rPr>
-        <w:rFonts w:asciiTheme="majorHAnsi" w:cstheme="majorBidi" w:eastAsiaTheme="majorEastAsia" w:hAnsiTheme="majorHAnsi"/>
+        <w:rFonts w:asciiTheme="majorHAnsi" w:cstheme="majorBidi" w:hAnsiTheme="majorHAnsi" w:eastAsia="黑体"/>
         <w:b/>
         <w:bCs/>
       </w:rPr>
@@ -6170,7 +6494,7 @@
         <w:spacing w:after="0" w:before="0" w:line="240" w:lineRule="auto"/>
       </w:pPr>
       <w:rPr>
-        <w:rFonts w:asciiTheme="majorHAnsi" w:cstheme="majorBidi" w:eastAsiaTheme="majorEastAsia" w:hAnsiTheme="majorHAnsi"/>
+        <w:rFonts w:asciiTheme="majorHAnsi" w:cstheme="majorBidi" w:hAnsiTheme="majorHAnsi" w:eastAsia="黑体"/>
         <w:b/>
         <w:bCs/>
       </w:rPr>
@@ -6191,7 +6515,7 @@
         <w:spacing w:after="0" w:before="0" w:line="240" w:lineRule="auto"/>
       </w:pPr>
       <w:rPr>
-        <w:rFonts w:asciiTheme="majorHAnsi" w:cstheme="majorBidi" w:eastAsiaTheme="majorEastAsia" w:hAnsiTheme="majorHAnsi"/>
+        <w:rFonts w:asciiTheme="majorHAnsi" w:cstheme="majorBidi" w:hAnsiTheme="majorHAnsi" w:eastAsia="黑体"/>
         <w:b/>
         <w:bCs/>
       </w:rPr>
@@ -6209,14 +6533,14 @@
     </w:tblStylePr>
     <w:tblStylePr w:type="firstCol">
       <w:rPr>
-        <w:rFonts w:asciiTheme="majorHAnsi" w:cstheme="majorBidi" w:eastAsiaTheme="majorEastAsia" w:hAnsiTheme="majorHAnsi"/>
+        <w:rFonts w:asciiTheme="majorHAnsi" w:cstheme="majorBidi" w:hAnsiTheme="majorHAnsi" w:eastAsia="黑体"/>
         <w:b/>
         <w:bCs/>
       </w:rPr>
     </w:tblStylePr>
     <w:tblStylePr w:type="lastCol">
       <w:rPr>
-        <w:rFonts w:asciiTheme="majorHAnsi" w:cstheme="majorBidi" w:eastAsiaTheme="majorEastAsia" w:hAnsiTheme="majorHAnsi"/>
+        <w:rFonts w:asciiTheme="majorHAnsi" w:cstheme="majorBidi" w:hAnsiTheme="majorHAnsi" w:eastAsia="黑体"/>
         <w:b/>
         <w:bCs/>
       </w:rPr>
@@ -6300,7 +6624,7 @@
         <w:spacing w:after="0" w:before="0" w:line="240" w:lineRule="auto"/>
       </w:pPr>
       <w:rPr>
-        <w:rFonts w:asciiTheme="majorHAnsi" w:cstheme="majorBidi" w:eastAsiaTheme="majorEastAsia" w:hAnsiTheme="majorHAnsi"/>
+        <w:rFonts w:asciiTheme="majorHAnsi" w:cstheme="majorBidi" w:hAnsiTheme="majorHAnsi" w:eastAsia="黑体"/>
         <w:b/>
         <w:bCs/>
       </w:rPr>
@@ -6321,7 +6645,7 @@
         <w:spacing w:after="0" w:before="0" w:line="240" w:lineRule="auto"/>
       </w:pPr>
       <w:rPr>
-        <w:rFonts w:asciiTheme="majorHAnsi" w:cstheme="majorBidi" w:eastAsiaTheme="majorEastAsia" w:hAnsiTheme="majorHAnsi"/>
+        <w:rFonts w:asciiTheme="majorHAnsi" w:cstheme="majorBidi" w:hAnsiTheme="majorHAnsi" w:eastAsia="黑体"/>
         <w:b/>
         <w:bCs/>
       </w:rPr>
@@ -6339,14 +6663,14 @@
     </w:tblStylePr>
     <w:tblStylePr w:type="firstCol">
       <w:rPr>
-        <w:rFonts w:asciiTheme="majorHAnsi" w:cstheme="majorBidi" w:eastAsiaTheme="majorEastAsia" w:hAnsiTheme="majorHAnsi"/>
+        <w:rFonts w:asciiTheme="majorHAnsi" w:cstheme="majorBidi" w:hAnsiTheme="majorHAnsi" w:eastAsia="黑体"/>
         <w:b/>
         <w:bCs/>
       </w:rPr>
     </w:tblStylePr>
     <w:tblStylePr w:type="lastCol">
       <w:rPr>
-        <w:rFonts w:asciiTheme="majorHAnsi" w:cstheme="majorBidi" w:eastAsiaTheme="majorEastAsia" w:hAnsiTheme="majorHAnsi"/>
+        <w:rFonts w:asciiTheme="majorHAnsi" w:cstheme="majorBidi" w:hAnsiTheme="majorHAnsi" w:eastAsia="黑体"/>
         <w:b/>
         <w:bCs/>
       </w:rPr>
@@ -6429,6 +6753,7 @@
         <w:spacing w:after="0" w:before="0" w:line="240" w:lineRule="auto"/>
       </w:pPr>
       <w:rPr>
+        <w:rFonts w:eastAsia="黑体"/>
         <w:b/>
         <w:bCs/>
         <w:color w:themeColor="background1" w:val="FFFFFF"/>
@@ -6451,6 +6776,7 @@
         <w:spacing w:after="0" w:before="0" w:line="240" w:lineRule="auto"/>
       </w:pPr>
       <w:rPr>
+        <w:rFonts w:eastAsia="黑体"/>
         <w:b/>
         <w:bCs/>
       </w:rPr>
@@ -6468,12 +6794,14 @@
     </w:tblStylePr>
     <w:tblStylePr w:type="firstCol">
       <w:rPr>
+        <w:rFonts w:eastAsia="黑体"/>
         <w:b/>
         <w:bCs/>
       </w:rPr>
     </w:tblStylePr>
     <w:tblStylePr w:type="lastCol">
       <w:rPr>
+        <w:rFonts w:eastAsia="黑体"/>
         <w:b/>
         <w:bCs/>
       </w:rPr>
@@ -6535,6 +6863,7 @@
         <w:spacing w:after="0" w:before="0" w:line="240" w:lineRule="auto"/>
       </w:pPr>
       <w:rPr>
+        <w:rFonts w:eastAsia="黑体"/>
         <w:b/>
         <w:bCs/>
         <w:color w:themeColor="background1" w:val="FFFFFF"/>
@@ -6557,6 +6886,7 @@
         <w:spacing w:after="0" w:before="0" w:line="240" w:lineRule="auto"/>
       </w:pPr>
       <w:rPr>
+        <w:rFonts w:eastAsia="黑体"/>
         <w:b/>
         <w:bCs/>
       </w:rPr>
@@ -6574,12 +6904,14 @@
     </w:tblStylePr>
     <w:tblStylePr w:type="firstCol">
       <w:rPr>
+        <w:rFonts w:eastAsia="黑体"/>
         <w:b/>
         <w:bCs/>
       </w:rPr>
     </w:tblStylePr>
     <w:tblStylePr w:type="lastCol">
       <w:rPr>
+        <w:rFonts w:eastAsia="黑体"/>
         <w:b/>
         <w:bCs/>
       </w:rPr>
@@ -6641,6 +6973,7 @@
         <w:spacing w:after="0" w:before="0" w:line="240" w:lineRule="auto"/>
       </w:pPr>
       <w:rPr>
+        <w:rFonts w:eastAsia="黑体"/>
         <w:b/>
         <w:bCs/>
         <w:color w:themeColor="background1" w:val="FFFFFF"/>
@@ -6663,6 +6996,7 @@
         <w:spacing w:after="0" w:before="0" w:line="240" w:lineRule="auto"/>
       </w:pPr>
       <w:rPr>
+        <w:rFonts w:eastAsia="黑体"/>
         <w:b/>
         <w:bCs/>
       </w:rPr>
@@ -6680,12 +7014,14 @@
     </w:tblStylePr>
     <w:tblStylePr w:type="firstCol">
       <w:rPr>
+        <w:rFonts w:eastAsia="黑体"/>
         <w:b/>
         <w:bCs/>
       </w:rPr>
     </w:tblStylePr>
     <w:tblStylePr w:type="lastCol">
       <w:rPr>
+        <w:rFonts w:eastAsia="黑体"/>
         <w:b/>
         <w:bCs/>
       </w:rPr>
@@ -6747,6 +7083,7 @@
         <w:spacing w:after="0" w:before="0" w:line="240" w:lineRule="auto"/>
       </w:pPr>
       <w:rPr>
+        <w:rFonts w:eastAsia="黑体"/>
         <w:b/>
         <w:bCs/>
         <w:color w:themeColor="background1" w:val="FFFFFF"/>
@@ -6769,6 +7106,7 @@
         <w:spacing w:after="0" w:before="0" w:line="240" w:lineRule="auto"/>
       </w:pPr>
       <w:rPr>
+        <w:rFonts w:eastAsia="黑体"/>
         <w:b/>
         <w:bCs/>
       </w:rPr>
@@ -6786,12 +7124,14 @@
     </w:tblStylePr>
     <w:tblStylePr w:type="firstCol">
       <w:rPr>
+        <w:rFonts w:eastAsia="黑体"/>
         <w:b/>
         <w:bCs/>
       </w:rPr>
     </w:tblStylePr>
     <w:tblStylePr w:type="lastCol">
       <w:rPr>
+        <w:rFonts w:eastAsia="黑体"/>
         <w:b/>
         <w:bCs/>
       </w:rPr>
@@ -6853,6 +7193,7 @@
         <w:spacing w:after="0" w:before="0" w:line="240" w:lineRule="auto"/>
       </w:pPr>
       <w:rPr>
+        <w:rFonts w:eastAsia="黑体"/>
         <w:b/>
         <w:bCs/>
         <w:color w:themeColor="background1" w:val="FFFFFF"/>
@@ -6875,6 +7216,7 @@
         <w:spacing w:after="0" w:before="0" w:line="240" w:lineRule="auto"/>
       </w:pPr>
       <w:rPr>
+        <w:rFonts w:eastAsia="黑体"/>
         <w:b/>
         <w:bCs/>
       </w:rPr>
@@ -6892,12 +7234,14 @@
     </w:tblStylePr>
     <w:tblStylePr w:type="firstCol">
       <w:rPr>
+        <w:rFonts w:eastAsia="黑体"/>
         <w:b/>
         <w:bCs/>
       </w:rPr>
     </w:tblStylePr>
     <w:tblStylePr w:type="lastCol">
       <w:rPr>
+        <w:rFonts w:eastAsia="黑体"/>
         <w:b/>
         <w:bCs/>
       </w:rPr>
@@ -6959,6 +7303,7 @@
         <w:spacing w:after="0" w:before="0" w:line="240" w:lineRule="auto"/>
       </w:pPr>
       <w:rPr>
+        <w:rFonts w:eastAsia="黑体"/>
         <w:b/>
         <w:bCs/>
         <w:color w:themeColor="background1" w:val="FFFFFF"/>
@@ -6981,6 +7326,7 @@
         <w:spacing w:after="0" w:before="0" w:line="240" w:lineRule="auto"/>
       </w:pPr>
       <w:rPr>
+        <w:rFonts w:eastAsia="黑体"/>
         <w:b/>
         <w:bCs/>
       </w:rPr>
@@ -6998,12 +7344,14 @@
     </w:tblStylePr>
     <w:tblStylePr w:type="firstCol">
       <w:rPr>
+        <w:rFonts w:eastAsia="黑体"/>
         <w:b/>
         <w:bCs/>
       </w:rPr>
     </w:tblStylePr>
     <w:tblStylePr w:type="lastCol">
       <w:rPr>
+        <w:rFonts w:eastAsia="黑体"/>
         <w:b/>
         <w:bCs/>
       </w:rPr>
@@ -7065,6 +7413,7 @@
         <w:spacing w:after="0" w:before="0" w:line="240" w:lineRule="auto"/>
       </w:pPr>
       <w:rPr>
+        <w:rFonts w:eastAsia="黑体"/>
         <w:b/>
         <w:bCs/>
         <w:color w:themeColor="background1" w:val="FFFFFF"/>
@@ -7087,6 +7436,7 @@
         <w:spacing w:after="0" w:before="0" w:line="240" w:lineRule="auto"/>
       </w:pPr>
       <w:rPr>
+        <w:rFonts w:eastAsia="黑体"/>
         <w:b/>
         <w:bCs/>
       </w:rPr>
@@ -7104,12 +7454,14 @@
     </w:tblStylePr>
     <w:tblStylePr w:type="firstCol">
       <w:rPr>
+        <w:rFonts w:eastAsia="黑体"/>
         <w:b/>
         <w:bCs/>
       </w:rPr>
     </w:tblStylePr>
     <w:tblStylePr w:type="lastCol">
       <w:rPr>
+        <w:rFonts w:eastAsia="黑体"/>
         <w:b/>
         <w:bCs/>
       </w:rPr>
@@ -7168,6 +7520,7 @@
         <w:spacing w:after="0" w:before="0" w:line="240" w:lineRule="auto"/>
       </w:pPr>
       <w:rPr>
+        <w:rFonts w:eastAsia="黑体"/>
         <w:b/>
         <w:bCs/>
         <w:color w:themeColor="background1" w:val="FFFFFF"/>
@@ -7190,6 +7543,7 @@
         <w:spacing w:after="0" w:before="0" w:line="240" w:lineRule="auto"/>
       </w:pPr>
       <w:rPr>
+        <w:rFonts w:eastAsia="黑体"/>
         <w:color w:val="auto"/>
       </w:rPr>
       <w:tblPr/>
@@ -7207,6 +7561,7 @@
     </w:tblStylePr>
     <w:tblStylePr w:type="firstCol">
       <w:rPr>
+        <w:rFonts w:eastAsia="黑体"/>
         <w:b/>
         <w:bCs/>
         <w:color w:themeColor="background1" w:val="FFFFFF"/>
@@ -7226,6 +7581,7 @@
     </w:tblStylePr>
     <w:tblStylePr w:type="lastCol">
       <w:rPr>
+        <w:rFonts w:eastAsia="黑体"/>
         <w:b/>
         <w:bCs/>
         <w:color w:themeColor="background1" w:val="FFFFFF"/>
@@ -7274,6 +7630,7 @@
     </w:tblStylePr>
     <w:tblStylePr w:type="nwCell">
       <w:rPr>
+        <w:rFonts w:eastAsia="黑体"/>
         <w:color w:themeColor="background1" w:val="FFFFFF"/>
       </w:rPr>
       <w:tblPr/>
@@ -7317,6 +7674,7 @@
         <w:spacing w:after="0" w:before="0" w:line="240" w:lineRule="auto"/>
       </w:pPr>
       <w:rPr>
+        <w:rFonts w:eastAsia="黑体"/>
         <w:b/>
         <w:bCs/>
         <w:color w:themeColor="background1" w:val="FFFFFF"/>
@@ -7339,6 +7697,7 @@
         <w:spacing w:after="0" w:before="0" w:line="240" w:lineRule="auto"/>
       </w:pPr>
       <w:rPr>
+        <w:rFonts w:eastAsia="黑体"/>
         <w:color w:val="auto"/>
       </w:rPr>
       <w:tblPr/>
@@ -7356,6 +7715,7 @@
     </w:tblStylePr>
     <w:tblStylePr w:type="firstCol">
       <w:rPr>
+        <w:rFonts w:eastAsia="黑体"/>
         <w:b/>
         <w:bCs/>
         <w:color w:themeColor="background1" w:val="FFFFFF"/>
@@ -7375,6 +7735,7 @@
     </w:tblStylePr>
     <w:tblStylePr w:type="lastCol">
       <w:rPr>
+        <w:rFonts w:eastAsia="黑体"/>
         <w:b/>
         <w:bCs/>
         <w:color w:themeColor="background1" w:val="FFFFFF"/>
@@ -7423,6 +7784,7 @@
     </w:tblStylePr>
     <w:tblStylePr w:type="nwCell">
       <w:rPr>
+        <w:rFonts w:eastAsia="黑体"/>
         <w:color w:themeColor="background1" w:val="FFFFFF"/>
       </w:rPr>
       <w:tblPr/>
@@ -7466,6 +7828,7 @@
         <w:spacing w:after="0" w:before="0" w:line="240" w:lineRule="auto"/>
       </w:pPr>
       <w:rPr>
+        <w:rFonts w:eastAsia="黑体"/>
         <w:b/>
         <w:bCs/>
         <w:color w:themeColor="background1" w:val="FFFFFF"/>
@@ -7488,6 +7851,7 @@
         <w:spacing w:after="0" w:before="0" w:line="240" w:lineRule="auto"/>
       </w:pPr>
       <w:rPr>
+        <w:rFonts w:eastAsia="黑体"/>
         <w:color w:val="auto"/>
       </w:rPr>
       <w:tblPr/>
@@ -7505,6 +7869,7 @@
     </w:tblStylePr>
     <w:tblStylePr w:type="firstCol">
       <w:rPr>
+        <w:rFonts w:eastAsia="黑体"/>
         <w:b/>
         <w:bCs/>
         <w:color w:themeColor="background1" w:val="FFFFFF"/>
@@ -7524,6 +7889,7 @@
     </w:tblStylePr>
     <w:tblStylePr w:type="lastCol">
       <w:rPr>
+        <w:rFonts w:eastAsia="黑体"/>
         <w:b/>
         <w:bCs/>
         <w:color w:themeColor="background1" w:val="FFFFFF"/>
@@ -7572,6 +7938,7 @@
     </w:tblStylePr>
     <w:tblStylePr w:type="nwCell">
       <w:rPr>
+        <w:rFonts w:eastAsia="黑体"/>
         <w:color w:themeColor="background1" w:val="FFFFFF"/>
       </w:rPr>
       <w:tblPr/>
@@ -7615,6 +7982,7 @@
         <w:spacing w:after="0" w:before="0" w:line="240" w:lineRule="auto"/>
       </w:pPr>
       <w:rPr>
+        <w:rFonts w:eastAsia="黑体"/>
         <w:b/>
         <w:bCs/>
         <w:color w:themeColor="background1" w:val="FFFFFF"/>
@@ -7637,6 +8005,7 @@
         <w:spacing w:after="0" w:before="0" w:line="240" w:lineRule="auto"/>
       </w:pPr>
       <w:rPr>
+        <w:rFonts w:eastAsia="黑体"/>
         <w:color w:val="auto"/>
       </w:rPr>
       <w:tblPr/>
@@ -7654,6 +8023,7 @@
     </w:tblStylePr>
     <w:tblStylePr w:type="firstCol">
       <w:rPr>
+        <w:rFonts w:eastAsia="黑体"/>
         <w:b/>
         <w:bCs/>
         <w:color w:themeColor="background1" w:val="FFFFFF"/>
@@ -7673,6 +8043,7 @@
     </w:tblStylePr>
     <w:tblStylePr w:type="lastCol">
       <w:rPr>
+        <w:rFonts w:eastAsia="黑体"/>
         <w:b/>
         <w:bCs/>
         <w:color w:themeColor="background1" w:val="FFFFFF"/>
@@ -7721,6 +8092,7 @@
     </w:tblStylePr>
     <w:tblStylePr w:type="nwCell">
       <w:rPr>
+        <w:rFonts w:eastAsia="黑体"/>
         <w:color w:themeColor="background1" w:val="FFFFFF"/>
       </w:rPr>
       <w:tblPr/>
@@ -7764,6 +8136,7 @@
         <w:spacing w:after="0" w:before="0" w:line="240" w:lineRule="auto"/>
       </w:pPr>
       <w:rPr>
+        <w:rFonts w:eastAsia="黑体"/>
         <w:b/>
         <w:bCs/>
         <w:color w:themeColor="background1" w:val="FFFFFF"/>
@@ -7786,6 +8159,7 @@
         <w:spacing w:after="0" w:before="0" w:line="240" w:lineRule="auto"/>
       </w:pPr>
       <w:rPr>
+        <w:rFonts w:eastAsia="黑体"/>
         <w:color w:val="auto"/>
       </w:rPr>
       <w:tblPr/>
@@ -7803,6 +8177,7 @@
     </w:tblStylePr>
     <w:tblStylePr w:type="firstCol">
       <w:rPr>
+        <w:rFonts w:eastAsia="黑体"/>
         <w:b/>
         <w:bCs/>
         <w:color w:themeColor="background1" w:val="FFFFFF"/>
@@ -7822,6 +8197,7 @@
     </w:tblStylePr>
     <w:tblStylePr w:type="lastCol">
       <w:rPr>
+        <w:rFonts w:eastAsia="黑体"/>
         <w:b/>
         <w:bCs/>
         <w:color w:themeColor="background1" w:val="FFFFFF"/>
@@ -7870,6 +8246,7 @@
     </w:tblStylePr>
     <w:tblStylePr w:type="nwCell">
       <w:rPr>
+        <w:rFonts w:eastAsia="黑体"/>
         <w:color w:themeColor="background1" w:val="FFFFFF"/>
       </w:rPr>
       <w:tblPr/>
@@ -7913,6 +8290,7 @@
         <w:spacing w:after="0" w:before="0" w:line="240" w:lineRule="auto"/>
       </w:pPr>
       <w:rPr>
+        <w:rFonts w:eastAsia="黑体"/>
         <w:b/>
         <w:bCs/>
         <w:color w:themeColor="background1" w:val="FFFFFF"/>
@@ -7935,6 +8313,7 @@
         <w:spacing w:after="0" w:before="0" w:line="240" w:lineRule="auto"/>
       </w:pPr>
       <w:rPr>
+        <w:rFonts w:eastAsia="黑体"/>
         <w:color w:val="auto"/>
       </w:rPr>
       <w:tblPr/>
@@ -7952,6 +8331,7 @@
     </w:tblStylePr>
     <w:tblStylePr w:type="firstCol">
       <w:rPr>
+        <w:rFonts w:eastAsia="黑体"/>
         <w:b/>
         <w:bCs/>
         <w:color w:themeColor="background1" w:val="FFFFFF"/>
@@ -7971,6 +8351,7 @@
     </w:tblStylePr>
     <w:tblStylePr w:type="lastCol">
       <w:rPr>
+        <w:rFonts w:eastAsia="黑体"/>
         <w:b/>
         <w:bCs/>
         <w:color w:themeColor="background1" w:val="FFFFFF"/>
@@ -8019,6 +8400,7 @@
     </w:tblStylePr>
     <w:tblStylePr w:type="nwCell">
       <w:rPr>
+        <w:rFonts w:eastAsia="黑体"/>
         <w:color w:themeColor="background1" w:val="FFFFFF"/>
       </w:rPr>
       <w:tblPr/>
@@ -8062,6 +8444,7 @@
         <w:spacing w:after="0" w:before="0" w:line="240" w:lineRule="auto"/>
       </w:pPr>
       <w:rPr>
+        <w:rFonts w:eastAsia="黑体"/>
         <w:b/>
         <w:bCs/>
         <w:color w:themeColor="background1" w:val="FFFFFF"/>
@@ -8084,6 +8467,7 @@
         <w:spacing w:after="0" w:before="0" w:line="240" w:lineRule="auto"/>
       </w:pPr>
       <w:rPr>
+        <w:rFonts w:eastAsia="黑体"/>
         <w:color w:val="auto"/>
       </w:rPr>
       <w:tblPr/>
@@ -8101,6 +8485,7 @@
     </w:tblStylePr>
     <w:tblStylePr w:type="firstCol">
       <w:rPr>
+        <w:rFonts w:eastAsia="黑体"/>
         <w:b/>
         <w:bCs/>
         <w:color w:themeColor="background1" w:val="FFFFFF"/>
@@ -8120,6 +8505,7 @@
     </w:tblStylePr>
     <w:tblStylePr w:type="lastCol">
       <w:rPr>
+        <w:rFonts w:eastAsia="黑体"/>
         <w:b/>
         <w:bCs/>
         <w:color w:themeColor="background1" w:val="FFFFFF"/>
@@ -8168,6 +8554,7 @@
     </w:tblStylePr>
     <w:tblStylePr w:type="nwCell">
       <w:rPr>
+        <w:rFonts w:eastAsia="黑体"/>
         <w:color w:themeColor="background1" w:val="FFFFFF"/>
       </w:rPr>
       <w:tblPr/>
@@ -8192,6 +8579,7 @@
       <w:spacing w:after="0" w:line="240" w:lineRule="auto"/>
     </w:pPr>
     <w:rPr>
+      <w:rFonts w:eastAsia="黑体"/>
       <w:color w:themeColor="text1" w:val="000000"/>
     </w:rPr>
     <w:tblPr>
@@ -8211,7 +8599,7 @@
     </w:tblPr>
     <w:tblStylePr w:type="firstRow">
       <w:rPr>
-        <w:rFonts w:asciiTheme="majorHAnsi" w:cstheme="majorBidi" w:eastAsiaTheme="majorEastAsia" w:hAnsiTheme="majorHAnsi"/>
+        <w:rFonts w:asciiTheme="majorHAnsi" w:cstheme="majorBidi" w:hAnsiTheme="majorHAnsi" w:eastAsia="黑体"/>
       </w:rPr>
       <w:tblPr/>
       <w:tcPr>
@@ -8223,6 +8611,7 @@
     </w:tblStylePr>
     <w:tblStylePr w:type="lastRow">
       <w:rPr>
+        <w:rFonts w:eastAsia="黑体"/>
         <w:b/>
         <w:bCs/>
         <w:color w:themeColor="text2" w:val="1F497D"/>
@@ -8237,12 +8626,14 @@
     </w:tblStylePr>
     <w:tblStylePr w:type="firstCol">
       <w:rPr>
+        <w:rFonts w:eastAsia="黑体"/>
         <w:b/>
         <w:bCs/>
       </w:rPr>
     </w:tblStylePr>
     <w:tblStylePr w:type="lastCol">
       <w:rPr>
+        <w:rFonts w:eastAsia="黑体"/>
         <w:b/>
         <w:bCs/>
       </w:rPr>
@@ -8276,6 +8667,7 @@
       <w:spacing w:after="0" w:line="240" w:lineRule="auto"/>
     </w:pPr>
     <w:rPr>
+      <w:rFonts w:eastAsia="黑体"/>
       <w:color w:themeColor="text1" w:val="000000"/>
     </w:rPr>
     <w:tblPr>
@@ -8295,7 +8687,7 @@
     </w:tblPr>
     <w:tblStylePr w:type="firstRow">
       <w:rPr>
-        <w:rFonts w:asciiTheme="majorHAnsi" w:cstheme="majorBidi" w:eastAsiaTheme="majorEastAsia" w:hAnsiTheme="majorHAnsi"/>
+        <w:rFonts w:asciiTheme="majorHAnsi" w:cstheme="majorBidi" w:hAnsiTheme="majorHAnsi" w:eastAsia="黑体"/>
       </w:rPr>
       <w:tblPr/>
       <w:tcPr>
@@ -8307,6 +8699,7 @@
     </w:tblStylePr>
     <w:tblStylePr w:type="lastRow">
       <w:rPr>
+        <w:rFonts w:eastAsia="黑体"/>
         <w:b/>
         <w:bCs/>
         <w:color w:themeColor="text2" w:val="1F497D"/>
@@ -8321,12 +8714,14 @@
     </w:tblStylePr>
     <w:tblStylePr w:type="firstCol">
       <w:rPr>
+        <w:rFonts w:eastAsia="黑体"/>
         <w:b/>
         <w:bCs/>
       </w:rPr>
     </w:tblStylePr>
     <w:tblStylePr w:type="lastCol">
       <w:rPr>
+        <w:rFonts w:eastAsia="黑体"/>
         <w:b/>
         <w:bCs/>
       </w:rPr>
@@ -8360,6 +8755,7 @@
       <w:spacing w:after="0" w:line="240" w:lineRule="auto"/>
     </w:pPr>
     <w:rPr>
+      <w:rFonts w:eastAsia="黑体"/>
       <w:color w:themeColor="text1" w:val="000000"/>
     </w:rPr>
     <w:tblPr>
@@ -8379,7 +8775,7 @@
     </w:tblPr>
     <w:tblStylePr w:type="firstRow">
       <w:rPr>
-        <w:rFonts w:asciiTheme="majorHAnsi" w:cstheme="majorBidi" w:eastAsiaTheme="majorEastAsia" w:hAnsiTheme="majorHAnsi"/>
+        <w:rFonts w:asciiTheme="majorHAnsi" w:cstheme="majorBidi" w:hAnsiTheme="majorHAnsi" w:eastAsia="黑体"/>
       </w:rPr>
       <w:tblPr/>
       <w:tcPr>
@@ -8391,6 +8787,7 @@
     </w:tblStylePr>
     <w:tblStylePr w:type="lastRow">
       <w:rPr>
+        <w:rFonts w:eastAsia="黑体"/>
         <w:b/>
         <w:bCs/>
         <w:color w:themeColor="text2" w:val="1F497D"/>
@@ -8405,12 +8802,14 @@
     </w:tblStylePr>
     <w:tblStylePr w:type="firstCol">
       <w:rPr>
+        <w:rFonts w:eastAsia="黑体"/>
         <w:b/>
         <w:bCs/>
       </w:rPr>
     </w:tblStylePr>
     <w:tblStylePr w:type="lastCol">
       <w:rPr>
+        <w:rFonts w:eastAsia="黑体"/>
         <w:b/>
         <w:bCs/>
       </w:rPr>
@@ -8444,6 +8843,7 @@
       <w:spacing w:after="0" w:line="240" w:lineRule="auto"/>
     </w:pPr>
     <w:rPr>
+      <w:rFonts w:eastAsia="黑体"/>
       <w:color w:themeColor="text1" w:val="000000"/>
     </w:rPr>
     <w:tblPr>
@@ -8463,7 +8863,7 @@
     </w:tblPr>
     <w:tblStylePr w:type="firstRow">
       <w:rPr>
-        <w:rFonts w:asciiTheme="majorHAnsi" w:cstheme="majorBidi" w:eastAsiaTheme="majorEastAsia" w:hAnsiTheme="majorHAnsi"/>
+        <w:rFonts w:asciiTheme="majorHAnsi" w:cstheme="majorBidi" w:hAnsiTheme="majorHAnsi" w:eastAsia="黑体"/>
       </w:rPr>
       <w:tblPr/>
       <w:tcPr>
@@ -8475,6 +8875,7 @@
     </w:tblStylePr>
     <w:tblStylePr w:type="lastRow">
       <w:rPr>
+        <w:rFonts w:eastAsia="黑体"/>
         <w:b/>
         <w:bCs/>
         <w:color w:themeColor="text2" w:val="1F497D"/>
@@ -8489,12 +8890,14 @@
     </w:tblStylePr>
     <w:tblStylePr w:type="firstCol">
       <w:rPr>
+        <w:rFonts w:eastAsia="黑体"/>
         <w:b/>
         <w:bCs/>
       </w:rPr>
     </w:tblStylePr>
     <w:tblStylePr w:type="lastCol">
       <w:rPr>
+        <w:rFonts w:eastAsia="黑体"/>
         <w:b/>
         <w:bCs/>
       </w:rPr>
@@ -8528,6 +8931,7 @@
       <w:spacing w:after="0" w:line="240" w:lineRule="auto"/>
     </w:pPr>
     <w:rPr>
+      <w:rFonts w:eastAsia="黑体"/>
       <w:color w:themeColor="text1" w:val="000000"/>
     </w:rPr>
     <w:tblPr>
@@ -8547,7 +8951,7 @@
     </w:tblPr>
     <w:tblStylePr w:type="firstRow">
       <w:rPr>
-        <w:rFonts w:asciiTheme="majorHAnsi" w:cstheme="majorBidi" w:eastAsiaTheme="majorEastAsia" w:hAnsiTheme="majorHAnsi"/>
+        <w:rFonts w:asciiTheme="majorHAnsi" w:cstheme="majorBidi" w:hAnsiTheme="majorHAnsi" w:eastAsia="黑体"/>
       </w:rPr>
       <w:tblPr/>
       <w:tcPr>
@@ -8559,6 +8963,7 @@
     </w:tblStylePr>
     <w:tblStylePr w:type="lastRow">
       <w:rPr>
+        <w:rFonts w:eastAsia="黑体"/>
         <w:b/>
         <w:bCs/>
         <w:color w:themeColor="text2" w:val="1F497D"/>
@@ -8573,12 +8978,14 @@
     </w:tblStylePr>
     <w:tblStylePr w:type="firstCol">
       <w:rPr>
+        <w:rFonts w:eastAsia="黑体"/>
         <w:b/>
         <w:bCs/>
       </w:rPr>
     </w:tblStylePr>
     <w:tblStylePr w:type="lastCol">
       <w:rPr>
+        <w:rFonts w:eastAsia="黑体"/>
         <w:b/>
         <w:bCs/>
       </w:rPr>
@@ -8612,6 +9019,7 @@
       <w:spacing w:after="0" w:line="240" w:lineRule="auto"/>
     </w:pPr>
     <w:rPr>
+      <w:rFonts w:eastAsia="黑体"/>
       <w:color w:themeColor="text1" w:val="000000"/>
     </w:rPr>
     <w:tblPr>
@@ -8631,7 +9039,7 @@
     </w:tblPr>
     <w:tblStylePr w:type="firstRow">
       <w:rPr>
-        <w:rFonts w:asciiTheme="majorHAnsi" w:cstheme="majorBidi" w:eastAsiaTheme="majorEastAsia" w:hAnsiTheme="majorHAnsi"/>
+        <w:rFonts w:asciiTheme="majorHAnsi" w:cstheme="majorBidi" w:hAnsiTheme="majorHAnsi" w:eastAsia="黑体"/>
       </w:rPr>
       <w:tblPr/>
       <w:tcPr>
@@ -8643,6 +9051,7 @@
     </w:tblStylePr>
     <w:tblStylePr w:type="lastRow">
       <w:rPr>
+        <w:rFonts w:eastAsia="黑体"/>
         <w:b/>
         <w:bCs/>
         <w:color w:themeColor="text2" w:val="1F497D"/>
@@ -8657,12 +9066,14 @@
     </w:tblStylePr>
     <w:tblStylePr w:type="firstCol">
       <w:rPr>
+        <w:rFonts w:eastAsia="黑体"/>
         <w:b/>
         <w:bCs/>
       </w:rPr>
     </w:tblStylePr>
     <w:tblStylePr w:type="lastCol">
       <w:rPr>
+        <w:rFonts w:eastAsia="黑体"/>
         <w:b/>
         <w:bCs/>
       </w:rPr>
@@ -8696,6 +9107,7 @@
       <w:spacing w:after="0" w:line="240" w:lineRule="auto"/>
     </w:pPr>
     <w:rPr>
+      <w:rFonts w:eastAsia="黑体"/>
       <w:color w:themeColor="text1" w:val="000000"/>
     </w:rPr>
     <w:tblPr>
@@ -8715,7 +9127,7 @@
     </w:tblPr>
     <w:tblStylePr w:type="firstRow">
       <w:rPr>
-        <w:rFonts w:asciiTheme="majorHAnsi" w:cstheme="majorBidi" w:eastAsiaTheme="majorEastAsia" w:hAnsiTheme="majorHAnsi"/>
+        <w:rFonts w:asciiTheme="majorHAnsi" w:cstheme="majorBidi" w:hAnsiTheme="majorHAnsi" w:eastAsia="黑体"/>
       </w:rPr>
       <w:tblPr/>
       <w:tcPr>
@@ -8727,6 +9139,7 @@
     </w:tblStylePr>
     <w:tblStylePr w:type="lastRow">
       <w:rPr>
+        <w:rFonts w:eastAsia="黑体"/>
         <w:b/>
         <w:bCs/>
         <w:color w:themeColor="text2" w:val="1F497D"/>
@@ -8741,12 +9154,14 @@
     </w:tblStylePr>
     <w:tblStylePr w:type="firstCol">
       <w:rPr>
+        <w:rFonts w:eastAsia="黑体"/>
         <w:b/>
         <w:bCs/>
       </w:rPr>
     </w:tblStylePr>
     <w:tblStylePr w:type="lastCol">
       <w:rPr>
+        <w:rFonts w:eastAsia="黑体"/>
         <w:b/>
         <w:bCs/>
       </w:rPr>
@@ -8780,7 +9195,7 @@
       <w:spacing w:after="0" w:line="240" w:lineRule="auto"/>
     </w:pPr>
     <w:rPr>
-      <w:rFonts w:asciiTheme="majorHAnsi" w:cstheme="majorBidi" w:eastAsiaTheme="majorEastAsia" w:hAnsiTheme="majorHAnsi"/>
+      <w:rFonts w:asciiTheme="majorHAnsi" w:cstheme="majorBidi" w:hAnsiTheme="majorHAnsi" w:eastAsia="黑体"/>
       <w:color w:themeColor="text1" w:val="000000"/>
     </w:rPr>
     <w:tblPr>
@@ -8802,6 +9217,7 @@
     </w:tblPr>
     <w:tblStylePr w:type="firstRow">
       <w:rPr>
+        <w:rFonts w:eastAsia="黑体"/>
         <w:sz w:val="24"/>
         <w:szCs w:val="24"/>
       </w:rPr>
@@ -8908,7 +9324,7 @@
       <w:spacing w:after="0" w:line="240" w:lineRule="auto"/>
     </w:pPr>
     <w:rPr>
-      <w:rFonts w:asciiTheme="majorHAnsi" w:cstheme="majorBidi" w:eastAsiaTheme="majorEastAsia" w:hAnsiTheme="majorHAnsi"/>
+      <w:rFonts w:asciiTheme="majorHAnsi" w:cstheme="majorBidi" w:hAnsiTheme="majorHAnsi" w:eastAsia="黑体"/>
       <w:color w:themeColor="text1" w:val="000000"/>
     </w:rPr>
     <w:tblPr>
@@ -8930,6 +9346,7 @@
     </w:tblPr>
     <w:tblStylePr w:type="firstRow">
       <w:rPr>
+        <w:rFonts w:eastAsia="黑体"/>
         <w:sz w:val="24"/>
         <w:szCs w:val="24"/>
       </w:rPr>
@@ -9036,7 +9453,7 @@
       <w:spacing w:after="0" w:line="240" w:lineRule="auto"/>
     </w:pPr>
     <w:rPr>
-      <w:rFonts w:asciiTheme="majorHAnsi" w:cstheme="majorBidi" w:eastAsiaTheme="majorEastAsia" w:hAnsiTheme="majorHAnsi"/>
+      <w:rFonts w:asciiTheme="majorHAnsi" w:cstheme="majorBidi" w:hAnsiTheme="majorHAnsi" w:eastAsia="黑体"/>
       <w:color w:themeColor="text1" w:val="000000"/>
     </w:rPr>
     <w:tblPr>
@@ -9058,6 +9475,7 @@
     </w:tblPr>
     <w:tblStylePr w:type="firstRow">
       <w:rPr>
+        <w:rFonts w:eastAsia="黑体"/>
         <w:sz w:val="24"/>
         <w:szCs w:val="24"/>
       </w:rPr>
@@ -9164,7 +9582,7 @@
       <w:spacing w:after="0" w:line="240" w:lineRule="auto"/>
     </w:pPr>
     <w:rPr>
-      <w:rFonts w:asciiTheme="majorHAnsi" w:cstheme="majorBidi" w:eastAsiaTheme="majorEastAsia" w:hAnsiTheme="majorHAnsi"/>
+      <w:rFonts w:asciiTheme="majorHAnsi" w:cstheme="majorBidi" w:hAnsiTheme="majorHAnsi" w:eastAsia="黑体"/>
       <w:color w:themeColor="text1" w:val="000000"/>
     </w:rPr>
     <w:tblPr>
@@ -9186,6 +9604,7 @@
     </w:tblPr>
     <w:tblStylePr w:type="firstRow">
       <w:rPr>
+        <w:rFonts w:eastAsia="黑体"/>
         <w:sz w:val="24"/>
         <w:szCs w:val="24"/>
       </w:rPr>
@@ -9292,7 +9711,7 @@
       <w:spacing w:after="0" w:line="240" w:lineRule="auto"/>
     </w:pPr>
     <w:rPr>
-      <w:rFonts w:asciiTheme="majorHAnsi" w:cstheme="majorBidi" w:eastAsiaTheme="majorEastAsia" w:hAnsiTheme="majorHAnsi"/>
+      <w:rFonts w:asciiTheme="majorHAnsi" w:cstheme="majorBidi" w:hAnsiTheme="majorHAnsi" w:eastAsia="黑体"/>
       <w:color w:themeColor="text1" w:val="000000"/>
     </w:rPr>
     <w:tblPr>
@@ -9314,6 +9733,7 @@
     </w:tblPr>
     <w:tblStylePr w:type="firstRow">
       <w:rPr>
+        <w:rFonts w:eastAsia="黑体"/>
         <w:sz w:val="24"/>
         <w:szCs w:val="24"/>
       </w:rPr>
@@ -9420,7 +9840,7 @@
       <w:spacing w:after="0" w:line="240" w:lineRule="auto"/>
     </w:pPr>
     <w:rPr>
-      <w:rFonts w:asciiTheme="majorHAnsi" w:cstheme="majorBidi" w:eastAsiaTheme="majorEastAsia" w:hAnsiTheme="majorHAnsi"/>
+      <w:rFonts w:asciiTheme="majorHAnsi" w:cstheme="majorBidi" w:hAnsiTheme="majorHAnsi" w:eastAsia="黑体"/>
       <w:color w:themeColor="text1" w:val="000000"/>
     </w:rPr>
     <w:tblPr>
@@ -9442,6 +9862,7 @@
     </w:tblPr>
     <w:tblStylePr w:type="firstRow">
       <w:rPr>
+        <w:rFonts w:eastAsia="黑体"/>
         <w:sz w:val="24"/>
         <w:szCs w:val="24"/>
       </w:rPr>
@@ -9548,7 +9969,7 @@
       <w:spacing w:after="0" w:line="240" w:lineRule="auto"/>
     </w:pPr>
     <w:rPr>
-      <w:rFonts w:asciiTheme="majorHAnsi" w:cstheme="majorBidi" w:eastAsiaTheme="majorEastAsia" w:hAnsiTheme="majorHAnsi"/>
+      <w:rFonts w:asciiTheme="majorHAnsi" w:cstheme="majorBidi" w:hAnsiTheme="majorHAnsi" w:eastAsia="黑体"/>
       <w:color w:themeColor="text1" w:val="000000"/>
     </w:rPr>
     <w:tblPr>
@@ -9570,6 +9991,7 @@
     </w:tblPr>
     <w:tblStylePr w:type="firstRow">
       <w:rPr>
+        <w:rFonts w:eastAsia="黑体"/>
         <w:sz w:val="24"/>
         <w:szCs w:val="24"/>
       </w:rPr>
@@ -9699,12 +10121,14 @@
     </w:tcPr>
     <w:tblStylePr w:type="firstRow">
       <w:rPr>
+        <w:rFonts w:eastAsia="黑体"/>
         <w:b/>
         <w:bCs/>
       </w:rPr>
     </w:tblStylePr>
     <w:tblStylePr w:type="lastRow">
       <w:rPr>
+        <w:rFonts w:eastAsia="黑体"/>
         <w:b/>
         <w:bCs/>
       </w:rPr>
@@ -9717,12 +10141,14 @@
     </w:tblStylePr>
     <w:tblStylePr w:type="firstCol">
       <w:rPr>
+        <w:rFonts w:eastAsia="黑体"/>
         <w:b/>
         <w:bCs/>
       </w:rPr>
     </w:tblStylePr>
     <w:tblStylePr w:type="lastCol">
       <w:rPr>
+        <w:rFonts w:eastAsia="黑体"/>
         <w:b/>
         <w:bCs/>
       </w:rPr>
@@ -9772,12 +10198,14 @@
     </w:tcPr>
     <w:tblStylePr w:type="firstRow">
       <w:rPr>
+        <w:rFonts w:eastAsia="黑体"/>
         <w:b/>
         <w:bCs/>
       </w:rPr>
     </w:tblStylePr>
     <w:tblStylePr w:type="lastRow">
       <w:rPr>
+        <w:rFonts w:eastAsia="黑体"/>
         <w:b/>
         <w:bCs/>
       </w:rPr>
@@ -9790,12 +10218,14 @@
     </w:tblStylePr>
     <w:tblStylePr w:type="firstCol">
       <w:rPr>
+        <w:rFonts w:eastAsia="黑体"/>
         <w:b/>
         <w:bCs/>
       </w:rPr>
     </w:tblStylePr>
     <w:tblStylePr w:type="lastCol">
       <w:rPr>
+        <w:rFonts w:eastAsia="黑体"/>
         <w:b/>
         <w:bCs/>
       </w:rPr>
@@ -9845,12 +10275,14 @@
     </w:tcPr>
     <w:tblStylePr w:type="firstRow">
       <w:rPr>
+        <w:rFonts w:eastAsia="黑体"/>
         <w:b/>
         <w:bCs/>
       </w:rPr>
     </w:tblStylePr>
     <w:tblStylePr w:type="lastRow">
       <w:rPr>
+        <w:rFonts w:eastAsia="黑体"/>
         <w:b/>
         <w:bCs/>
       </w:rPr>
@@ -9863,12 +10295,14 @@
     </w:tblStylePr>
     <w:tblStylePr w:type="firstCol">
       <w:rPr>
+        <w:rFonts w:eastAsia="黑体"/>
         <w:b/>
         <w:bCs/>
       </w:rPr>
     </w:tblStylePr>
     <w:tblStylePr w:type="lastCol">
       <w:rPr>
+        <w:rFonts w:eastAsia="黑体"/>
         <w:b/>
         <w:bCs/>
       </w:rPr>
@@ -9918,12 +10352,14 @@
     </w:tcPr>
     <w:tblStylePr w:type="firstRow">
       <w:rPr>
+        <w:rFonts w:eastAsia="黑体"/>
         <w:b/>
         <w:bCs/>
       </w:rPr>
     </w:tblStylePr>
     <w:tblStylePr w:type="lastRow">
       <w:rPr>
+        <w:rFonts w:eastAsia="黑体"/>
         <w:b/>
         <w:bCs/>
       </w:rPr>
@@ -9936,12 +10372,14 @@
     </w:tblStylePr>
     <w:tblStylePr w:type="firstCol">
       <w:rPr>
+        <w:rFonts w:eastAsia="黑体"/>
         <w:b/>
         <w:bCs/>
       </w:rPr>
     </w:tblStylePr>
     <w:tblStylePr w:type="lastCol">
       <w:rPr>
+        <w:rFonts w:eastAsia="黑体"/>
         <w:b/>
         <w:bCs/>
       </w:rPr>
@@ -9991,12 +10429,14 @@
     </w:tcPr>
     <w:tblStylePr w:type="firstRow">
       <w:rPr>
+        <w:rFonts w:eastAsia="黑体"/>
         <w:b/>
         <w:bCs/>
       </w:rPr>
     </w:tblStylePr>
     <w:tblStylePr w:type="lastRow">
       <w:rPr>
+        <w:rFonts w:eastAsia="黑体"/>
         <w:b/>
         <w:bCs/>
       </w:rPr>
@@ -10009,12 +10449,14 @@
     </w:tblStylePr>
     <w:tblStylePr w:type="firstCol">
       <w:rPr>
+        <w:rFonts w:eastAsia="黑体"/>
         <w:b/>
         <w:bCs/>
       </w:rPr>
     </w:tblStylePr>
     <w:tblStylePr w:type="lastCol">
       <w:rPr>
+        <w:rFonts w:eastAsia="黑体"/>
         <w:b/>
         <w:bCs/>
       </w:rPr>
@@ -10064,12 +10506,14 @@
     </w:tcPr>
     <w:tblStylePr w:type="firstRow">
       <w:rPr>
+        <w:rFonts w:eastAsia="黑体"/>
         <w:b/>
         <w:bCs/>
       </w:rPr>
     </w:tblStylePr>
     <w:tblStylePr w:type="lastRow">
       <w:rPr>
+        <w:rFonts w:eastAsia="黑体"/>
         <w:b/>
         <w:bCs/>
       </w:rPr>
@@ -10082,12 +10526,14 @@
     </w:tblStylePr>
     <w:tblStylePr w:type="firstCol">
       <w:rPr>
+        <w:rFonts w:eastAsia="黑体"/>
         <w:b/>
         <w:bCs/>
       </w:rPr>
     </w:tblStylePr>
     <w:tblStylePr w:type="lastCol">
       <w:rPr>
+        <w:rFonts w:eastAsia="黑体"/>
         <w:b/>
         <w:bCs/>
       </w:rPr>
@@ -10137,12 +10583,14 @@
     </w:tcPr>
     <w:tblStylePr w:type="firstRow">
       <w:rPr>
+        <w:rFonts w:eastAsia="黑体"/>
         <w:b/>
         <w:bCs/>
       </w:rPr>
     </w:tblStylePr>
     <w:tblStylePr w:type="lastRow">
       <w:rPr>
+        <w:rFonts w:eastAsia="黑体"/>
         <w:b/>
         <w:bCs/>
       </w:rPr>
@@ -10155,12 +10603,14 @@
     </w:tblStylePr>
     <w:tblStylePr w:type="firstCol">
       <w:rPr>
+        <w:rFonts w:eastAsia="黑体"/>
         <w:b/>
         <w:bCs/>
       </w:rPr>
     </w:tblStylePr>
     <w:tblStylePr w:type="lastCol">
       <w:rPr>
+        <w:rFonts w:eastAsia="黑体"/>
         <w:b/>
         <w:bCs/>
       </w:rPr>
@@ -10187,7 +10637,7 @@
       <w:spacing w:after="0" w:line="240" w:lineRule="auto"/>
     </w:pPr>
     <w:rPr>
-      <w:rFonts w:asciiTheme="majorHAnsi" w:cstheme="majorBidi" w:eastAsiaTheme="majorEastAsia" w:hAnsiTheme="majorHAnsi"/>
+      <w:rFonts w:asciiTheme="majorHAnsi" w:cstheme="majorBidi" w:hAnsiTheme="majorHAnsi" w:eastAsia="黑体"/>
       <w:color w:themeColor="text1" w:val="000000"/>
     </w:rPr>
     <w:tblPr>
@@ -10214,6 +10664,7 @@
     </w:tcPr>
     <w:tblStylePr w:type="firstRow">
       <w:rPr>
+        <w:rFonts w:eastAsia="黑体"/>
         <w:b/>
         <w:bCs/>
         <w:color w:themeColor="text1" w:val="000000"/>
@@ -10225,6 +10676,7 @@
     </w:tblStylePr>
     <w:tblStylePr w:type="lastRow">
       <w:rPr>
+        <w:rFonts w:eastAsia="黑体"/>
         <w:b/>
         <w:bCs/>
         <w:color w:themeColor="text1" w:val="000000"/>
@@ -10244,6 +10696,7 @@
     </w:tblStylePr>
     <w:tblStylePr w:type="firstCol">
       <w:rPr>
+        <w:rFonts w:eastAsia="黑体"/>
         <w:b/>
         <w:bCs/>
         <w:color w:themeColor="text1" w:val="000000"/>
@@ -10263,6 +10716,7 @@
     </w:tblStylePr>
     <w:tblStylePr w:type="lastCol">
       <w:rPr>
+        <w:rFonts w:eastAsia="黑体"/>
         <w:b w:val="0"/>
         <w:bCs w:val="0"/>
         <w:color w:themeColor="text1" w:val="000000"/>
@@ -10312,7 +10766,7 @@
       <w:spacing w:after="0" w:line="240" w:lineRule="auto"/>
     </w:pPr>
     <w:rPr>
-      <w:rFonts w:asciiTheme="majorHAnsi" w:cstheme="majorBidi" w:eastAsiaTheme="majorEastAsia" w:hAnsiTheme="majorHAnsi"/>
+      <w:rFonts w:asciiTheme="majorHAnsi" w:cstheme="majorBidi" w:hAnsiTheme="majorHAnsi" w:eastAsia="黑体"/>
       <w:color w:themeColor="text1" w:val="000000"/>
     </w:rPr>
     <w:tblPr>
@@ -10339,6 +10793,7 @@
     </w:tcPr>
     <w:tblStylePr w:type="firstRow">
       <w:rPr>
+        <w:rFonts w:eastAsia="黑体"/>
         <w:b/>
         <w:bCs/>
         <w:color w:themeColor="text1" w:val="000000"/>
@@ -10350,6 +10805,7 @@
     </w:tblStylePr>
     <w:tblStylePr w:type="lastRow">
       <w:rPr>
+        <w:rFonts w:eastAsia="黑体"/>
         <w:b/>
         <w:bCs/>
         <w:color w:themeColor="text1" w:val="000000"/>
@@ -10369,6 +10825,7 @@
     </w:tblStylePr>
     <w:tblStylePr w:type="firstCol">
       <w:rPr>
+        <w:rFonts w:eastAsia="黑体"/>
         <w:b/>
         <w:bCs/>
         <w:color w:themeColor="text1" w:val="000000"/>
@@ -10388,6 +10845,7 @@
     </w:tblStylePr>
     <w:tblStylePr w:type="lastCol">
       <w:rPr>
+        <w:rFonts w:eastAsia="黑体"/>
         <w:b w:val="0"/>
         <w:bCs w:val="0"/>
         <w:color w:themeColor="text1" w:val="000000"/>
@@ -10437,7 +10895,7 @@
       <w:spacing w:after="0" w:line="240" w:lineRule="auto"/>
     </w:pPr>
     <w:rPr>
-      <w:rFonts w:asciiTheme="majorHAnsi" w:cstheme="majorBidi" w:eastAsiaTheme="majorEastAsia" w:hAnsiTheme="majorHAnsi"/>
+      <w:rFonts w:asciiTheme="majorHAnsi" w:cstheme="majorBidi" w:hAnsiTheme="majorHAnsi" w:eastAsia="黑体"/>
       <w:color w:themeColor="text1" w:val="000000"/>
     </w:rPr>
     <w:tblPr>
@@ -10464,6 +10922,7 @@
     </w:tcPr>
     <w:tblStylePr w:type="firstRow">
       <w:rPr>
+        <w:rFonts w:eastAsia="黑体"/>
         <w:b/>
         <w:bCs/>
         <w:color w:themeColor="text1" w:val="000000"/>
@@ -10475,6 +10934,7 @@
     </w:tblStylePr>
     <w:tblStylePr w:type="lastRow">
       <w:rPr>
+        <w:rFonts w:eastAsia="黑体"/>
         <w:b/>
         <w:bCs/>
         <w:color w:themeColor="text1" w:val="000000"/>
@@ -10494,6 +10954,7 @@
     </w:tblStylePr>
     <w:tblStylePr w:type="firstCol">
       <w:rPr>
+        <w:rFonts w:eastAsia="黑体"/>
         <w:b/>
         <w:bCs/>
         <w:color w:themeColor="text1" w:val="000000"/>
@@ -10513,6 +10974,7 @@
     </w:tblStylePr>
     <w:tblStylePr w:type="lastCol">
       <w:rPr>
+        <w:rFonts w:eastAsia="黑体"/>
         <w:b w:val="0"/>
         <w:bCs w:val="0"/>
         <w:color w:themeColor="text1" w:val="000000"/>
@@ -10562,7 +11024,7 @@
       <w:spacing w:after="0" w:line="240" w:lineRule="auto"/>
     </w:pPr>
     <w:rPr>
-      <w:rFonts w:asciiTheme="majorHAnsi" w:cstheme="majorBidi" w:eastAsiaTheme="majorEastAsia" w:hAnsiTheme="majorHAnsi"/>
+      <w:rFonts w:asciiTheme="majorHAnsi" w:cstheme="majorBidi" w:hAnsiTheme="majorHAnsi" w:eastAsia="黑体"/>
       <w:color w:themeColor="text1" w:val="000000"/>
     </w:rPr>
     <w:tblPr>
@@ -10589,6 +11051,7 @@
     </w:tcPr>
     <w:tblStylePr w:type="firstRow">
       <w:rPr>
+        <w:rFonts w:eastAsia="黑体"/>
         <w:b/>
         <w:bCs/>
         <w:color w:themeColor="text1" w:val="000000"/>
@@ -10600,6 +11063,7 @@
     </w:tblStylePr>
     <w:tblStylePr w:type="lastRow">
       <w:rPr>
+        <w:rFonts w:eastAsia="黑体"/>
         <w:b/>
         <w:bCs/>
         <w:color w:themeColor="text1" w:val="000000"/>
@@ -10619,6 +11083,7 @@
     </w:tblStylePr>
     <w:tblStylePr w:type="firstCol">
       <w:rPr>
+        <w:rFonts w:eastAsia="黑体"/>
         <w:b/>
         <w:bCs/>
         <w:color w:themeColor="text1" w:val="000000"/>
@@ -10638,6 +11103,7 @@
     </w:tblStylePr>
     <w:tblStylePr w:type="lastCol">
       <w:rPr>
+        <w:rFonts w:eastAsia="黑体"/>
         <w:b w:val="0"/>
         <w:bCs w:val="0"/>
         <w:color w:themeColor="text1" w:val="000000"/>
@@ -10687,7 +11153,7 @@
       <w:spacing w:after="0" w:line="240" w:lineRule="auto"/>
     </w:pPr>
     <w:rPr>
-      <w:rFonts w:asciiTheme="majorHAnsi" w:cstheme="majorBidi" w:eastAsiaTheme="majorEastAsia" w:hAnsiTheme="majorHAnsi"/>
+      <w:rFonts w:asciiTheme="majorHAnsi" w:cstheme="majorBidi" w:hAnsiTheme="majorHAnsi" w:eastAsia="黑体"/>
       <w:color w:themeColor="text1" w:val="000000"/>
     </w:rPr>
     <w:tblPr>
@@ -10714,6 +11180,7 @@
     </w:tcPr>
     <w:tblStylePr w:type="firstRow">
       <w:rPr>
+        <w:rFonts w:eastAsia="黑体"/>
         <w:b/>
         <w:bCs/>
         <w:color w:themeColor="text1" w:val="000000"/>
@@ -10725,6 +11192,7 @@
     </w:tblStylePr>
     <w:tblStylePr w:type="lastRow">
       <w:rPr>
+        <w:rFonts w:eastAsia="黑体"/>
         <w:b/>
         <w:bCs/>
         <w:color w:themeColor="text1" w:val="000000"/>
@@ -10744,6 +11212,7 @@
     </w:tblStylePr>
     <w:tblStylePr w:type="firstCol">
       <w:rPr>
+        <w:rFonts w:eastAsia="黑体"/>
         <w:b/>
         <w:bCs/>
         <w:color w:themeColor="text1" w:val="000000"/>
@@ -10763,6 +11232,7 @@
     </w:tblStylePr>
     <w:tblStylePr w:type="lastCol">
       <w:rPr>
+        <w:rFonts w:eastAsia="黑体"/>
         <w:b w:val="0"/>
         <w:bCs w:val="0"/>
         <w:color w:themeColor="text1" w:val="000000"/>
@@ -10812,7 +11282,7 @@
       <w:spacing w:after="0" w:line="240" w:lineRule="auto"/>
     </w:pPr>
     <w:rPr>
-      <w:rFonts w:asciiTheme="majorHAnsi" w:cstheme="majorBidi" w:eastAsiaTheme="majorEastAsia" w:hAnsiTheme="majorHAnsi"/>
+      <w:rFonts w:asciiTheme="majorHAnsi" w:cstheme="majorBidi" w:hAnsiTheme="majorHAnsi" w:eastAsia="黑体"/>
       <w:color w:themeColor="text1" w:val="000000"/>
     </w:rPr>
     <w:tblPr>
@@ -10839,6 +11309,7 @@
     </w:tcPr>
     <w:tblStylePr w:type="firstRow">
       <w:rPr>
+        <w:rFonts w:eastAsia="黑体"/>
         <w:b/>
         <w:bCs/>
         <w:color w:themeColor="text1" w:val="000000"/>
@@ -10850,6 +11321,7 @@
     </w:tblStylePr>
     <w:tblStylePr w:type="lastRow">
       <w:rPr>
+        <w:rFonts w:eastAsia="黑体"/>
         <w:b/>
         <w:bCs/>
         <w:color w:themeColor="text1" w:val="000000"/>
@@ -10869,6 +11341,7 @@
     </w:tblStylePr>
     <w:tblStylePr w:type="firstCol">
       <w:rPr>
+        <w:rFonts w:eastAsia="黑体"/>
         <w:b/>
         <w:bCs/>
         <w:color w:themeColor="text1" w:val="000000"/>
@@ -10888,6 +11361,7 @@
     </w:tblStylePr>
     <w:tblStylePr w:type="lastCol">
       <w:rPr>
+        <w:rFonts w:eastAsia="黑体"/>
         <w:b w:val="0"/>
         <w:bCs w:val="0"/>
         <w:color w:themeColor="text1" w:val="000000"/>
@@ -10937,7 +11411,7 @@
       <w:spacing w:after="0" w:line="240" w:lineRule="auto"/>
     </w:pPr>
     <w:rPr>
-      <w:rFonts w:asciiTheme="majorHAnsi" w:cstheme="majorBidi" w:eastAsiaTheme="majorEastAsia" w:hAnsiTheme="majorHAnsi"/>
+      <w:rFonts w:asciiTheme="majorHAnsi" w:cstheme="majorBidi" w:hAnsiTheme="majorHAnsi" w:eastAsia="黑体"/>
       <w:color w:themeColor="text1" w:val="000000"/>
     </w:rPr>
     <w:tblPr>
@@ -10964,6 +11438,7 @@
     </w:tcPr>
     <w:tblStylePr w:type="firstRow">
       <w:rPr>
+        <w:rFonts w:eastAsia="黑体"/>
         <w:b/>
         <w:bCs/>
         <w:color w:themeColor="text1" w:val="000000"/>
@@ -10975,6 +11450,7 @@
     </w:tblStylePr>
     <w:tblStylePr w:type="lastRow">
       <w:rPr>
+        <w:rFonts w:eastAsia="黑体"/>
         <w:b/>
         <w:bCs/>
         <w:color w:themeColor="text1" w:val="000000"/>
@@ -10994,6 +11470,7 @@
     </w:tblStylePr>
     <w:tblStylePr w:type="firstCol">
       <w:rPr>
+        <w:rFonts w:eastAsia="黑体"/>
         <w:b/>
         <w:bCs/>
         <w:color w:themeColor="text1" w:val="000000"/>
@@ -11013,6 +11490,7 @@
     </w:tblStylePr>
     <w:tblStylePr w:type="lastCol">
       <w:rPr>
+        <w:rFonts w:eastAsia="黑体"/>
         <w:b w:val="0"/>
         <w:bCs w:val="0"/>
         <w:color w:themeColor="text1" w:val="000000"/>
@@ -11085,6 +11563,7 @@
     </w:tcPr>
     <w:tblStylePr w:type="firstRow">
       <w:rPr>
+        <w:rFonts w:eastAsia="黑体"/>
         <w:b/>
         <w:bCs/>
         <w:i w:val="0"/>
@@ -11106,6 +11585,7 @@
     </w:tblStylePr>
     <w:tblStylePr w:type="lastRow">
       <w:rPr>
+        <w:rFonts w:eastAsia="黑体"/>
         <w:b/>
         <w:bCs/>
         <w:i w:val="0"/>
@@ -11127,6 +11607,7 @@
     </w:tblStylePr>
     <w:tblStylePr w:type="firstCol">
       <w:rPr>
+        <w:rFonts w:eastAsia="黑体"/>
         <w:b/>
         <w:bCs/>
         <w:i w:val="0"/>
@@ -11146,6 +11627,7 @@
     </w:tblStylePr>
     <w:tblStylePr w:type="lastCol">
       <w:rPr>
+        <w:rFonts w:eastAsia="黑体"/>
         <w:b/>
         <w:bCs/>
         <w:i w:val="0"/>
@@ -11226,6 +11708,7 @@
     </w:tcPr>
     <w:tblStylePr w:type="firstRow">
       <w:rPr>
+        <w:rFonts w:eastAsia="黑体"/>
         <w:b/>
         <w:bCs/>
         <w:i w:val="0"/>
@@ -11247,6 +11730,7 @@
     </w:tblStylePr>
     <w:tblStylePr w:type="lastRow">
       <w:rPr>
+        <w:rFonts w:eastAsia="黑体"/>
         <w:b/>
         <w:bCs/>
         <w:i w:val="0"/>
@@ -11268,6 +11752,7 @@
     </w:tblStylePr>
     <w:tblStylePr w:type="firstCol">
       <w:rPr>
+        <w:rFonts w:eastAsia="黑体"/>
         <w:b/>
         <w:bCs/>
         <w:i w:val="0"/>
@@ -11287,6 +11772,7 @@
     </w:tblStylePr>
     <w:tblStylePr w:type="lastCol">
       <w:rPr>
+        <w:rFonts w:eastAsia="黑体"/>
         <w:b/>
         <w:bCs/>
         <w:i w:val="0"/>
@@ -11367,6 +11853,7 @@
     </w:tcPr>
     <w:tblStylePr w:type="firstRow">
       <w:rPr>
+        <w:rFonts w:eastAsia="黑体"/>
         <w:b/>
         <w:bCs/>
         <w:i w:val="0"/>
@@ -11388,6 +11875,7 @@
     </w:tblStylePr>
     <w:tblStylePr w:type="lastRow">
       <w:rPr>
+        <w:rFonts w:eastAsia="黑体"/>
         <w:b/>
         <w:bCs/>
         <w:i w:val="0"/>
@@ -11409,6 +11897,7 @@
     </w:tblStylePr>
     <w:tblStylePr w:type="firstCol">
       <w:rPr>
+        <w:rFonts w:eastAsia="黑体"/>
         <w:b/>
         <w:bCs/>
         <w:i w:val="0"/>
@@ -11428,6 +11917,7 @@
     </w:tblStylePr>
     <w:tblStylePr w:type="lastCol">
       <w:rPr>
+        <w:rFonts w:eastAsia="黑体"/>
         <w:b/>
         <w:bCs/>
         <w:i w:val="0"/>
@@ -11508,6 +11998,7 @@
     </w:tcPr>
     <w:tblStylePr w:type="firstRow">
       <w:rPr>
+        <w:rFonts w:eastAsia="黑体"/>
         <w:b/>
         <w:bCs/>
         <w:i w:val="0"/>
@@ -11529,6 +12020,7 @@
     </w:tblStylePr>
     <w:tblStylePr w:type="lastRow">
       <w:rPr>
+        <w:rFonts w:eastAsia="黑体"/>
         <w:b/>
         <w:bCs/>
         <w:i w:val="0"/>
@@ -11550,6 +12042,7 @@
     </w:tblStylePr>
     <w:tblStylePr w:type="firstCol">
       <w:rPr>
+        <w:rFonts w:eastAsia="黑体"/>
         <w:b/>
         <w:bCs/>
         <w:i w:val="0"/>
@@ -11569,6 +12062,7 @@
     </w:tblStylePr>
     <w:tblStylePr w:type="lastCol">
       <w:rPr>
+        <w:rFonts w:eastAsia="黑体"/>
         <w:b/>
         <w:bCs/>
         <w:i w:val="0"/>
@@ -11649,6 +12143,7 @@
     </w:tcPr>
     <w:tblStylePr w:type="firstRow">
       <w:rPr>
+        <w:rFonts w:eastAsia="黑体"/>
         <w:b/>
         <w:bCs/>
         <w:i w:val="0"/>
@@ -11670,6 +12165,7 @@
     </w:tblStylePr>
     <w:tblStylePr w:type="lastRow">
       <w:rPr>
+        <w:rFonts w:eastAsia="黑体"/>
         <w:b/>
         <w:bCs/>
         <w:i w:val="0"/>
@@ -11691,6 +12187,7 @@
     </w:tblStylePr>
     <w:tblStylePr w:type="firstCol">
       <w:rPr>
+        <w:rFonts w:eastAsia="黑体"/>
         <w:b/>
         <w:bCs/>
         <w:i w:val="0"/>
@@ -11710,6 +12207,7 @@
     </w:tblStylePr>
     <w:tblStylePr w:type="lastCol">
       <w:rPr>
+        <w:rFonts w:eastAsia="黑体"/>
         <w:b/>
         <w:bCs/>
         <w:i w:val="0"/>
@@ -11790,6 +12288,7 @@
     </w:tcPr>
     <w:tblStylePr w:type="firstRow">
       <w:rPr>
+        <w:rFonts w:eastAsia="黑体"/>
         <w:b/>
         <w:bCs/>
         <w:i w:val="0"/>
@@ -11811,6 +12310,7 @@
     </w:tblStylePr>
     <w:tblStylePr w:type="lastRow">
       <w:rPr>
+        <w:rFonts w:eastAsia="黑体"/>
         <w:b/>
         <w:bCs/>
         <w:i w:val="0"/>
@@ -11832,6 +12332,7 @@
     </w:tblStylePr>
     <w:tblStylePr w:type="firstCol">
       <w:rPr>
+        <w:rFonts w:eastAsia="黑体"/>
         <w:b/>
         <w:bCs/>
         <w:i w:val="0"/>
@@ -11851,6 +12352,7 @@
     </w:tblStylePr>
     <w:tblStylePr w:type="lastCol">
       <w:rPr>
+        <w:rFonts w:eastAsia="黑体"/>
         <w:b/>
         <w:bCs/>
         <w:i w:val="0"/>
@@ -11931,6 +12433,7 @@
     </w:tcPr>
     <w:tblStylePr w:type="firstRow">
       <w:rPr>
+        <w:rFonts w:eastAsia="黑体"/>
         <w:b/>
         <w:bCs/>
         <w:i w:val="0"/>
@@ -11952,6 +12455,7 @@
     </w:tblStylePr>
     <w:tblStylePr w:type="lastRow">
       <w:rPr>
+        <w:rFonts w:eastAsia="黑体"/>
         <w:b/>
         <w:bCs/>
         <w:i w:val="0"/>
@@ -11973,6 +12477,7 @@
     </w:tblStylePr>
     <w:tblStylePr w:type="firstCol">
       <w:rPr>
+        <w:rFonts w:eastAsia="黑体"/>
         <w:b/>
         <w:bCs/>
         <w:i w:val="0"/>
@@ -11992,6 +12497,7 @@
     </w:tblStylePr>
     <w:tblStylePr w:type="lastCol">
       <w:rPr>
+        <w:rFonts w:eastAsia="黑体"/>
         <w:b/>
         <w:bCs/>
         <w:i w:val="0"/>
@@ -12049,6 +12555,7 @@
       <w:spacing w:after="0" w:line="240" w:lineRule="auto"/>
     </w:pPr>
     <w:rPr>
+      <w:rFonts w:eastAsia="黑体"/>
       <w:color w:themeColor="background1" w:val="FFFFFF"/>
     </w:rPr>
     <w:tblPr>
@@ -12067,6 +12574,7 @@
     </w:tcPr>
     <w:tblStylePr w:type="firstRow">
       <w:rPr>
+        <w:rFonts w:eastAsia="黑体"/>
         <w:b/>
         <w:bCs/>
       </w:rPr>
@@ -12163,6 +12671,7 @@
       <w:spacing w:after="0" w:line="240" w:lineRule="auto"/>
     </w:pPr>
     <w:rPr>
+      <w:rFonts w:eastAsia="黑体"/>
       <w:color w:themeColor="background1" w:val="FFFFFF"/>
     </w:rPr>
     <w:tblPr>
@@ -12181,6 +12690,7 @@
     </w:tcPr>
     <w:tblStylePr w:type="firstRow">
       <w:rPr>
+        <w:rFonts w:eastAsia="黑体"/>
         <w:b/>
         <w:bCs/>
       </w:rPr>
@@ -12277,6 +12787,7 @@
       <w:spacing w:after="0" w:line="240" w:lineRule="auto"/>
     </w:pPr>
     <w:rPr>
+      <w:rFonts w:eastAsia="黑体"/>
       <w:color w:themeColor="background1" w:val="FFFFFF"/>
     </w:rPr>
     <w:tblPr>
@@ -12295,6 +12806,7 @@
     </w:tcPr>
     <w:tblStylePr w:type="firstRow">
       <w:rPr>
+        <w:rFonts w:eastAsia="黑体"/>
         <w:b/>
         <w:bCs/>
       </w:rPr>
@@ -12391,6 +12903,7 @@
       <w:spacing w:after="0" w:line="240" w:lineRule="auto"/>
     </w:pPr>
     <w:rPr>
+      <w:rFonts w:eastAsia="黑体"/>
       <w:color w:themeColor="background1" w:val="FFFFFF"/>
     </w:rPr>
     <w:tblPr>
@@ -12409,6 +12922,7 @@
     </w:tcPr>
     <w:tblStylePr w:type="firstRow">
       <w:rPr>
+        <w:rFonts w:eastAsia="黑体"/>
         <w:b/>
         <w:bCs/>
       </w:rPr>
@@ -12505,6 +13019,7 @@
       <w:spacing w:after="0" w:line="240" w:lineRule="auto"/>
     </w:pPr>
     <w:rPr>
+      <w:rFonts w:eastAsia="黑体"/>
       <w:color w:themeColor="background1" w:val="FFFFFF"/>
     </w:rPr>
     <w:tblPr>
@@ -12523,6 +13038,7 @@
     </w:tcPr>
     <w:tblStylePr w:type="firstRow">
       <w:rPr>
+        <w:rFonts w:eastAsia="黑体"/>
         <w:b/>
         <w:bCs/>
       </w:rPr>
@@ -12619,6 +13135,7 @@
       <w:spacing w:after="0" w:line="240" w:lineRule="auto"/>
     </w:pPr>
     <w:rPr>
+      <w:rFonts w:eastAsia="黑体"/>
       <w:color w:themeColor="background1" w:val="FFFFFF"/>
     </w:rPr>
     <w:tblPr>
@@ -12637,6 +13154,7 @@
     </w:tcPr>
     <w:tblStylePr w:type="firstRow">
       <w:rPr>
+        <w:rFonts w:eastAsia="黑体"/>
         <w:b/>
         <w:bCs/>
       </w:rPr>
@@ -12733,6 +13251,7 @@
       <w:spacing w:after="0" w:line="240" w:lineRule="auto"/>
     </w:pPr>
     <w:rPr>
+      <w:rFonts w:eastAsia="黑体"/>
       <w:color w:themeColor="background1" w:val="FFFFFF"/>
     </w:rPr>
     <w:tblPr>
@@ -12751,6 +13270,7 @@
     </w:tcPr>
     <w:tblStylePr w:type="firstRow">
       <w:rPr>
+        <w:rFonts w:eastAsia="黑体"/>
         <w:b/>
         <w:bCs/>
       </w:rPr>
@@ -12847,6 +13367,7 @@
       <w:spacing w:after="0" w:line="240" w:lineRule="auto"/>
     </w:pPr>
     <w:rPr>
+      <w:rFonts w:eastAsia="黑体"/>
       <w:color w:themeColor="text1" w:val="000000"/>
     </w:rPr>
     <w:tblPr>
@@ -12873,6 +13394,7 @@
     </w:tcPr>
     <w:tblStylePr w:type="firstRow">
       <w:rPr>
+        <w:rFonts w:eastAsia="黑体"/>
         <w:b/>
         <w:bCs/>
       </w:rPr>
@@ -12891,6 +13413,7 @@
     </w:tblStylePr>
     <w:tblStylePr w:type="lastRow">
       <w:rPr>
+        <w:rFonts w:eastAsia="黑体"/>
         <w:b/>
         <w:bCs/>
         <w:color w:themeColor="background1" w:val="FFFFFF"/>
@@ -12905,6 +13428,7 @@
     </w:tblStylePr>
     <w:tblStylePr w:type="firstCol">
       <w:rPr>
+        <w:rFonts w:eastAsia="黑体"/>
         <w:color w:themeColor="background1" w:val="FFFFFF"/>
       </w:rPr>
       <w:tblPr/>
@@ -12922,6 +13446,7 @@
     </w:tblStylePr>
     <w:tblStylePr w:type="lastCol">
       <w:rPr>
+        <w:rFonts w:eastAsia="黑体"/>
         <w:color w:themeColor="background1" w:val="FFFFFF"/>
       </w:rPr>
       <w:tblPr/>
@@ -12951,11 +13476,13 @@
     </w:tblStylePr>
     <w:tblStylePr w:type="neCell">
       <w:rPr>
+        <w:rFonts w:eastAsia="黑体"/>
         <w:color w:themeColor="text1" w:val="000000"/>
       </w:rPr>
     </w:tblStylePr>
     <w:tblStylePr w:type="nwCell">
       <w:rPr>
+        <w:rFonts w:eastAsia="黑体"/>
         <w:color w:themeColor="text1" w:val="000000"/>
       </w:rPr>
     </w:tblStylePr>
@@ -12969,6 +13496,7 @@
       <w:spacing w:after="0" w:line="240" w:lineRule="auto"/>
     </w:pPr>
     <w:rPr>
+      <w:rFonts w:eastAsia="黑体"/>
       <w:color w:themeColor="text1" w:val="000000"/>
     </w:rPr>
     <w:tblPr>
@@ -12995,6 +13523,7 @@
     </w:tcPr>
     <w:tblStylePr w:type="firstRow">
       <w:rPr>
+        <w:rFonts w:eastAsia="黑体"/>
         <w:b/>
         <w:bCs/>
       </w:rPr>
@@ -13013,6 +13542,7 @@
     </w:tblStylePr>
     <w:tblStylePr w:type="lastRow">
       <w:rPr>
+        <w:rFonts w:eastAsia="黑体"/>
         <w:b/>
         <w:bCs/>
         <w:color w:themeColor="background1" w:val="FFFFFF"/>
@@ -13027,6 +13557,7 @@
     </w:tblStylePr>
     <w:tblStylePr w:type="firstCol">
       <w:rPr>
+        <w:rFonts w:eastAsia="黑体"/>
         <w:color w:themeColor="background1" w:val="FFFFFF"/>
       </w:rPr>
       <w:tblPr/>
@@ -13044,6 +13575,7 @@
     </w:tblStylePr>
     <w:tblStylePr w:type="lastCol">
       <w:rPr>
+        <w:rFonts w:eastAsia="黑体"/>
         <w:color w:themeColor="background1" w:val="FFFFFF"/>
       </w:rPr>
       <w:tblPr/>
@@ -13073,11 +13605,13 @@
     </w:tblStylePr>
     <w:tblStylePr w:type="neCell">
       <w:rPr>
+        <w:rFonts w:eastAsia="黑体"/>
         <w:color w:themeColor="text1" w:val="000000"/>
       </w:rPr>
     </w:tblStylePr>
     <w:tblStylePr w:type="nwCell">
       <w:rPr>
+        <w:rFonts w:eastAsia="黑体"/>
         <w:color w:themeColor="text1" w:val="000000"/>
       </w:rPr>
     </w:tblStylePr>
@@ -13091,6 +13625,7 @@
       <w:spacing w:after="0" w:line="240" w:lineRule="auto"/>
     </w:pPr>
     <w:rPr>
+      <w:rFonts w:eastAsia="黑体"/>
       <w:color w:themeColor="text1" w:val="000000"/>
     </w:rPr>
     <w:tblPr>
@@ -13117,6 +13652,7 @@
     </w:tcPr>
     <w:tblStylePr w:type="firstRow">
       <w:rPr>
+        <w:rFonts w:eastAsia="黑体"/>
         <w:b/>
         <w:bCs/>
       </w:rPr>
@@ -13135,6 +13671,7 @@
     </w:tblStylePr>
     <w:tblStylePr w:type="lastRow">
       <w:rPr>
+        <w:rFonts w:eastAsia="黑体"/>
         <w:b/>
         <w:bCs/>
         <w:color w:themeColor="background1" w:val="FFFFFF"/>
@@ -13149,6 +13686,7 @@
     </w:tblStylePr>
     <w:tblStylePr w:type="firstCol">
       <w:rPr>
+        <w:rFonts w:eastAsia="黑体"/>
         <w:color w:themeColor="background1" w:val="FFFFFF"/>
       </w:rPr>
       <w:tblPr/>
@@ -13166,6 +13704,7 @@
     </w:tblStylePr>
     <w:tblStylePr w:type="lastCol">
       <w:rPr>
+        <w:rFonts w:eastAsia="黑体"/>
         <w:color w:themeColor="background1" w:val="FFFFFF"/>
       </w:rPr>
       <w:tblPr/>
@@ -13195,11 +13734,13 @@
     </w:tblStylePr>
     <w:tblStylePr w:type="neCell">
       <w:rPr>
+        <w:rFonts w:eastAsia="黑体"/>
         <w:color w:themeColor="text1" w:val="000000"/>
       </w:rPr>
     </w:tblStylePr>
     <w:tblStylePr w:type="nwCell">
       <w:rPr>
+        <w:rFonts w:eastAsia="黑体"/>
         <w:color w:themeColor="text1" w:val="000000"/>
       </w:rPr>
     </w:tblStylePr>
@@ -13213,6 +13754,7 @@
       <w:spacing w:after="0" w:line="240" w:lineRule="auto"/>
     </w:pPr>
     <w:rPr>
+      <w:rFonts w:eastAsia="黑体"/>
       <w:color w:themeColor="text1" w:val="000000"/>
     </w:rPr>
     <w:tblPr>
@@ -13239,6 +13781,7 @@
     </w:tcPr>
     <w:tblStylePr w:type="firstRow">
       <w:rPr>
+        <w:rFonts w:eastAsia="黑体"/>
         <w:b/>
         <w:bCs/>
       </w:rPr>
@@ -13257,6 +13800,7 @@
     </w:tblStylePr>
     <w:tblStylePr w:type="lastRow">
       <w:rPr>
+        <w:rFonts w:eastAsia="黑体"/>
         <w:b/>
         <w:bCs/>
         <w:color w:themeColor="background1" w:val="FFFFFF"/>
@@ -13271,6 +13815,7 @@
     </w:tblStylePr>
     <w:tblStylePr w:type="firstCol">
       <w:rPr>
+        <w:rFonts w:eastAsia="黑体"/>
         <w:color w:themeColor="background1" w:val="FFFFFF"/>
       </w:rPr>
       <w:tblPr/>
@@ -13288,6 +13833,7 @@
     </w:tblStylePr>
     <w:tblStylePr w:type="lastCol">
       <w:rPr>
+        <w:rFonts w:eastAsia="黑体"/>
         <w:color w:themeColor="background1" w:val="FFFFFF"/>
       </w:rPr>
       <w:tblPr/>
@@ -13325,6 +13871,7 @@
       <w:spacing w:after="0" w:line="240" w:lineRule="auto"/>
     </w:pPr>
     <w:rPr>
+      <w:rFonts w:eastAsia="黑体"/>
       <w:color w:themeColor="text1" w:val="000000"/>
     </w:rPr>
     <w:tblPr>
@@ -13351,6 +13898,7 @@
     </w:tcPr>
     <w:tblStylePr w:type="firstRow">
       <w:rPr>
+        <w:rFonts w:eastAsia="黑体"/>
         <w:b/>
         <w:bCs/>
       </w:rPr>
@@ -13369,6 +13917,7 @@
     </w:tblStylePr>
     <w:tblStylePr w:type="lastRow">
       <w:rPr>
+        <w:rFonts w:eastAsia="黑体"/>
         <w:b/>
         <w:bCs/>
         <w:color w:themeColor="background1" w:val="FFFFFF"/>
@@ -13383,6 +13932,7 @@
     </w:tblStylePr>
     <w:tblStylePr w:type="firstCol">
       <w:rPr>
+        <w:rFonts w:eastAsia="黑体"/>
         <w:color w:themeColor="background1" w:val="FFFFFF"/>
       </w:rPr>
       <w:tblPr/>
@@ -13400,6 +13950,7 @@
     </w:tblStylePr>
     <w:tblStylePr w:type="lastCol">
       <w:rPr>
+        <w:rFonts w:eastAsia="黑体"/>
         <w:color w:themeColor="background1" w:val="FFFFFF"/>
       </w:rPr>
       <w:tblPr/>
@@ -13429,11 +13980,13 @@
     </w:tblStylePr>
     <w:tblStylePr w:type="neCell">
       <w:rPr>
+        <w:rFonts w:eastAsia="黑体"/>
         <w:color w:themeColor="text1" w:val="000000"/>
       </w:rPr>
     </w:tblStylePr>
     <w:tblStylePr w:type="nwCell">
       <w:rPr>
+        <w:rFonts w:eastAsia="黑体"/>
         <w:color w:themeColor="text1" w:val="000000"/>
       </w:rPr>
     </w:tblStylePr>
@@ -13447,6 +14000,7 @@
       <w:spacing w:after="0" w:line="240" w:lineRule="auto"/>
     </w:pPr>
     <w:rPr>
+      <w:rFonts w:eastAsia="黑体"/>
       <w:color w:themeColor="text1" w:val="000000"/>
     </w:rPr>
     <w:tblPr>
@@ -13473,6 +14027,7 @@
     </w:tcPr>
     <w:tblStylePr w:type="firstRow">
       <w:rPr>
+        <w:rFonts w:eastAsia="黑体"/>
         <w:b/>
         <w:bCs/>
       </w:rPr>
@@ -13491,6 +14046,7 @@
     </w:tblStylePr>
     <w:tblStylePr w:type="lastRow">
       <w:rPr>
+        <w:rFonts w:eastAsia="黑体"/>
         <w:b/>
         <w:bCs/>
         <w:color w:themeColor="background1" w:val="FFFFFF"/>
@@ -13505,6 +14061,7 @@
     </w:tblStylePr>
     <w:tblStylePr w:type="firstCol">
       <w:rPr>
+        <w:rFonts w:eastAsia="黑体"/>
         <w:color w:themeColor="background1" w:val="FFFFFF"/>
       </w:rPr>
       <w:tblPr/>
@@ -13522,6 +14079,7 @@
     </w:tblStylePr>
     <w:tblStylePr w:type="lastCol">
       <w:rPr>
+        <w:rFonts w:eastAsia="黑体"/>
         <w:color w:themeColor="background1" w:val="FFFFFF"/>
       </w:rPr>
       <w:tblPr/>
@@ -13551,11 +14109,13 @@
     </w:tblStylePr>
     <w:tblStylePr w:type="neCell">
       <w:rPr>
+        <w:rFonts w:eastAsia="黑体"/>
         <w:color w:themeColor="text1" w:val="000000"/>
       </w:rPr>
     </w:tblStylePr>
     <w:tblStylePr w:type="nwCell">
       <w:rPr>
+        <w:rFonts w:eastAsia="黑体"/>
         <w:color w:themeColor="text1" w:val="000000"/>
       </w:rPr>
     </w:tblStylePr>
@@ -13569,6 +14129,7 @@
       <w:spacing w:after="0" w:line="240" w:lineRule="auto"/>
     </w:pPr>
     <w:rPr>
+      <w:rFonts w:eastAsia="黑体"/>
       <w:color w:themeColor="text1" w:val="000000"/>
     </w:rPr>
     <w:tblPr>
@@ -13595,6 +14156,7 @@
     </w:tcPr>
     <w:tblStylePr w:type="firstRow">
       <w:rPr>
+        <w:rFonts w:eastAsia="黑体"/>
         <w:b/>
         <w:bCs/>
       </w:rPr>
@@ -13613,6 +14175,7 @@
     </w:tblStylePr>
     <w:tblStylePr w:type="lastRow">
       <w:rPr>
+        <w:rFonts w:eastAsia="黑体"/>
         <w:b/>
         <w:bCs/>
         <w:color w:themeColor="background1" w:val="FFFFFF"/>
@@ -13627,6 +14190,7 @@
     </w:tblStylePr>
     <w:tblStylePr w:type="firstCol">
       <w:rPr>
+        <w:rFonts w:eastAsia="黑体"/>
         <w:color w:themeColor="background1" w:val="FFFFFF"/>
       </w:rPr>
       <w:tblPr/>
@@ -13644,6 +14208,7 @@
     </w:tblStylePr>
     <w:tblStylePr w:type="lastCol">
       <w:rPr>
+        <w:rFonts w:eastAsia="黑体"/>
         <w:color w:themeColor="background1" w:val="FFFFFF"/>
       </w:rPr>
       <w:tblPr/>
@@ -13673,11 +14238,13 @@
     </w:tblStylePr>
     <w:tblStylePr w:type="neCell">
       <w:rPr>
+        <w:rFonts w:eastAsia="黑体"/>
         <w:color w:themeColor="text1" w:val="000000"/>
       </w:rPr>
     </w:tblStylePr>
     <w:tblStylePr w:type="nwCell">
       <w:rPr>
+        <w:rFonts w:eastAsia="黑体"/>
         <w:color w:themeColor="text1" w:val="000000"/>
       </w:rPr>
     </w:tblStylePr>
@@ -13691,6 +14258,7 @@
       <w:spacing w:after="0" w:line="240" w:lineRule="auto"/>
     </w:pPr>
     <w:rPr>
+      <w:rFonts w:eastAsia="黑体"/>
       <w:color w:themeColor="text1" w:val="000000"/>
     </w:rPr>
     <w:tblPr>
@@ -13709,6 +14277,7 @@
     </w:tcPr>
     <w:tblStylePr w:type="firstRow">
       <w:rPr>
+        <w:rFonts w:eastAsia="黑体"/>
         <w:b/>
         <w:bCs/>
         <w:color w:themeColor="background1" w:val="FFFFFF"/>
@@ -13723,6 +14292,7 @@
     </w:tblStylePr>
     <w:tblStylePr w:type="lastRow">
       <w:rPr>
+        <w:rFonts w:eastAsia="黑体"/>
         <w:b/>
         <w:bCs/>
         <w:color w:themeColor="accent2" w:themeShade="CC" w:val="9E3A38"/>
@@ -13737,12 +14307,14 @@
     </w:tblStylePr>
     <w:tblStylePr w:type="firstCol">
       <w:rPr>
+        <w:rFonts w:eastAsia="黑体"/>
         <w:b/>
         <w:bCs/>
       </w:rPr>
     </w:tblStylePr>
     <w:tblStylePr w:type="lastCol">
       <w:rPr>
+        <w:rFonts w:eastAsia="黑体"/>
         <w:b/>
         <w:bCs/>
       </w:rPr>
@@ -13777,6 +14349,7 @@
       <w:spacing w:after="0" w:line="240" w:lineRule="auto"/>
     </w:pPr>
     <w:rPr>
+      <w:rFonts w:eastAsia="黑体"/>
       <w:color w:themeColor="text1" w:val="000000"/>
     </w:rPr>
     <w:tblPr>
@@ -13795,6 +14368,7 @@
     </w:tcPr>
     <w:tblStylePr w:type="firstRow">
       <w:rPr>
+        <w:rFonts w:eastAsia="黑体"/>
         <w:b/>
         <w:bCs/>
         <w:color w:themeColor="background1" w:val="FFFFFF"/>
@@ -13809,6 +14383,7 @@
     </w:tblStylePr>
     <w:tblStylePr w:type="lastRow">
       <w:rPr>
+        <w:rFonts w:eastAsia="黑体"/>
         <w:b/>
         <w:bCs/>
         <w:color w:themeColor="accent2" w:themeShade="CC" w:val="9E3A38"/>
@@ -13823,12 +14398,14 @@
     </w:tblStylePr>
     <w:tblStylePr w:type="firstCol">
       <w:rPr>
+        <w:rFonts w:eastAsia="黑体"/>
         <w:b/>
         <w:bCs/>
       </w:rPr>
     </w:tblStylePr>
     <w:tblStylePr w:type="lastCol">
       <w:rPr>
+        <w:rFonts w:eastAsia="黑体"/>
         <w:b/>
         <w:bCs/>
       </w:rPr>
@@ -13863,6 +14440,7 @@
       <w:spacing w:after="0" w:line="240" w:lineRule="auto"/>
     </w:pPr>
     <w:rPr>
+      <w:rFonts w:eastAsia="黑体"/>
       <w:color w:themeColor="text1" w:val="000000"/>
     </w:rPr>
     <w:tblPr>
@@ -13881,6 +14459,7 @@
     </w:tcPr>
     <w:tblStylePr w:type="firstRow">
       <w:rPr>
+        <w:rFonts w:eastAsia="黑体"/>
         <w:b/>
         <w:bCs/>
         <w:color w:themeColor="background1" w:val="FFFFFF"/>
@@ -13895,6 +14474,7 @@
     </w:tblStylePr>
     <w:tblStylePr w:type="lastRow">
       <w:rPr>
+        <w:rFonts w:eastAsia="黑体"/>
         <w:b/>
         <w:bCs/>
         <w:color w:themeColor="accent2" w:themeShade="CC" w:val="9E3A38"/>
@@ -13909,12 +14489,14 @@
     </w:tblStylePr>
     <w:tblStylePr w:type="firstCol">
       <w:rPr>
+        <w:rFonts w:eastAsia="黑体"/>
         <w:b/>
         <w:bCs/>
       </w:rPr>
     </w:tblStylePr>
     <w:tblStylePr w:type="lastCol">
       <w:rPr>
+        <w:rFonts w:eastAsia="黑体"/>
         <w:b/>
         <w:bCs/>
       </w:rPr>
@@ -13949,6 +14531,7 @@
       <w:spacing w:after="0" w:line="240" w:lineRule="auto"/>
     </w:pPr>
     <w:rPr>
+      <w:rFonts w:eastAsia="黑体"/>
       <w:color w:themeColor="text1" w:val="000000"/>
     </w:rPr>
     <w:tblPr>
@@ -13967,6 +14550,7 @@
     </w:tcPr>
     <w:tblStylePr w:type="firstRow">
       <w:rPr>
+        <w:rFonts w:eastAsia="黑体"/>
         <w:b/>
         <w:bCs/>
         <w:color w:themeColor="background1" w:val="FFFFFF"/>
@@ -13981,6 +14565,7 @@
     </w:tblStylePr>
     <w:tblStylePr w:type="lastRow">
       <w:rPr>
+        <w:rFonts w:eastAsia="黑体"/>
         <w:b/>
         <w:bCs/>
         <w:color w:themeColor="accent4" w:themeShade="CC" w:val="664E82"/>
@@ -13995,12 +14580,14 @@
     </w:tblStylePr>
     <w:tblStylePr w:type="firstCol">
       <w:rPr>
+        <w:rFonts w:eastAsia="黑体"/>
         <w:b/>
         <w:bCs/>
       </w:rPr>
     </w:tblStylePr>
     <w:tblStylePr w:type="lastCol">
       <w:rPr>
+        <w:rFonts w:eastAsia="黑体"/>
         <w:b/>
         <w:bCs/>
       </w:rPr>
@@ -14035,6 +14622,7 @@
       <w:spacing w:after="0" w:line="240" w:lineRule="auto"/>
     </w:pPr>
     <w:rPr>
+      <w:rFonts w:eastAsia="黑体"/>
       <w:color w:themeColor="text1" w:val="000000"/>
     </w:rPr>
     <w:tblPr>
@@ -14053,6 +14641,7 @@
     </w:tcPr>
     <w:tblStylePr w:type="firstRow">
       <w:rPr>
+        <w:rFonts w:eastAsia="黑体"/>
         <w:b/>
         <w:bCs/>
         <w:color w:themeColor="background1" w:val="FFFFFF"/>
@@ -14067,6 +14656,7 @@
     </w:tblStylePr>
     <w:tblStylePr w:type="lastRow">
       <w:rPr>
+        <w:rFonts w:eastAsia="黑体"/>
         <w:b/>
         <w:bCs/>
         <w:color w:themeColor="accent3" w:themeShade="CC" w:val="7E9C40"/>
@@ -14081,12 +14671,14 @@
     </w:tblStylePr>
     <w:tblStylePr w:type="firstCol">
       <w:rPr>
+        <w:rFonts w:eastAsia="黑体"/>
         <w:b/>
         <w:bCs/>
       </w:rPr>
     </w:tblStylePr>
     <w:tblStylePr w:type="lastCol">
       <w:rPr>
+        <w:rFonts w:eastAsia="黑体"/>
         <w:b/>
         <w:bCs/>
       </w:rPr>
@@ -14121,6 +14713,7 @@
       <w:spacing w:after="0" w:line="240" w:lineRule="auto"/>
     </w:pPr>
     <w:rPr>
+      <w:rFonts w:eastAsia="黑体"/>
       <w:color w:themeColor="text1" w:val="000000"/>
     </w:rPr>
     <w:tblPr>
@@ -14139,6 +14732,7 @@
     </w:tcPr>
     <w:tblStylePr w:type="firstRow">
       <w:rPr>
+        <w:rFonts w:eastAsia="黑体"/>
         <w:b/>
         <w:bCs/>
         <w:color w:themeColor="background1" w:val="FFFFFF"/>
@@ -14153,6 +14747,7 @@
     </w:tblStylePr>
     <w:tblStylePr w:type="lastRow">
       <w:rPr>
+        <w:rFonts w:eastAsia="黑体"/>
         <w:b/>
         <w:bCs/>
         <w:color w:themeColor="accent6" w:themeShade="CC" w:val="F2730A"/>
@@ -14167,12 +14762,14 @@
     </w:tblStylePr>
     <w:tblStylePr w:type="firstCol">
       <w:rPr>
+        <w:rFonts w:eastAsia="黑体"/>
         <w:b/>
         <w:bCs/>
       </w:rPr>
     </w:tblStylePr>
     <w:tblStylePr w:type="lastCol">
       <w:rPr>
+        <w:rFonts w:eastAsia="黑体"/>
         <w:b/>
         <w:bCs/>
       </w:rPr>
@@ -14207,6 +14804,7 @@
       <w:spacing w:after="0" w:line="240" w:lineRule="auto"/>
     </w:pPr>
     <w:rPr>
+      <w:rFonts w:eastAsia="黑体"/>
       <w:color w:themeColor="text1" w:val="000000"/>
     </w:rPr>
     <w:tblPr>
@@ -14225,6 +14823,7 @@
     </w:tcPr>
     <w:tblStylePr w:type="firstRow">
       <w:rPr>
+        <w:rFonts w:eastAsia="黑体"/>
         <w:b/>
         <w:bCs/>
         <w:color w:themeColor="background1" w:val="FFFFFF"/>
@@ -14239,6 +14838,7 @@
     </w:tblStylePr>
     <w:tblStylePr w:type="lastRow">
       <w:rPr>
+        <w:rFonts w:eastAsia="黑体"/>
         <w:b/>
         <w:bCs/>
         <w:color w:themeColor="accent5" w:themeShade="CC" w:val="348DA5"/>
@@ -14253,12 +14853,14 @@
     </w:tblStylePr>
     <w:tblStylePr w:type="firstCol">
       <w:rPr>
+        <w:rFonts w:eastAsia="黑体"/>
         <w:b/>
         <w:bCs/>
       </w:rPr>
     </w:tblStylePr>
     <w:tblStylePr w:type="lastCol">
       <w:rPr>
+        <w:rFonts w:eastAsia="黑体"/>
         <w:b/>
         <w:bCs/>
       </w:rPr>
@@ -14293,6 +14895,7 @@
       <w:spacing w:after="0" w:line="240" w:lineRule="auto"/>
     </w:pPr>
     <w:rPr>
+      <w:rFonts w:eastAsia="黑体"/>
       <w:color w:themeColor="text1" w:val="000000"/>
     </w:rPr>
     <w:tblPr>
@@ -14314,6 +14917,7 @@
     </w:tcPr>
     <w:tblStylePr w:type="firstRow">
       <w:rPr>
+        <w:rFonts w:eastAsia="黑体"/>
         <w:b/>
         <w:bCs/>
       </w:rPr>
@@ -14324,6 +14928,7 @@
     </w:tblStylePr>
     <w:tblStylePr w:type="lastRow">
       <w:rPr>
+        <w:rFonts w:eastAsia="黑体"/>
         <w:b/>
         <w:bCs/>
         <w:color w:themeColor="text1" w:val="000000"/>
@@ -14335,6 +14940,7 @@
     </w:tblStylePr>
     <w:tblStylePr w:type="firstCol">
       <w:rPr>
+        <w:rFonts w:eastAsia="黑体"/>
         <w:color w:themeColor="background1" w:val="FFFFFF"/>
       </w:rPr>
       <w:tblPr/>
@@ -14344,6 +14950,7 @@
     </w:tblStylePr>
     <w:tblStylePr w:type="lastCol">
       <w:rPr>
+        <w:rFonts w:eastAsia="黑体"/>
         <w:color w:themeColor="background1" w:val="FFFFFF"/>
       </w:rPr>
       <w:tblPr/>
@@ -14373,6 +14980,7 @@
       <w:spacing w:after="0" w:line="240" w:lineRule="auto"/>
     </w:pPr>
     <w:rPr>
+      <w:rFonts w:eastAsia="黑体"/>
       <w:color w:themeColor="text1" w:val="000000"/>
     </w:rPr>
     <w:tblPr>
@@ -14394,6 +15002,7 @@
     </w:tcPr>
     <w:tblStylePr w:type="firstRow">
       <w:rPr>
+        <w:rFonts w:eastAsia="黑体"/>
         <w:b/>
         <w:bCs/>
       </w:rPr>
@@ -14404,6 +15013,7 @@
     </w:tblStylePr>
     <w:tblStylePr w:type="lastRow">
       <w:rPr>
+        <w:rFonts w:eastAsia="黑体"/>
         <w:b/>
         <w:bCs/>
         <w:color w:themeColor="text1" w:val="000000"/>
@@ -14415,6 +15025,7 @@
     </w:tblStylePr>
     <w:tblStylePr w:type="firstCol">
       <w:rPr>
+        <w:rFonts w:eastAsia="黑体"/>
         <w:color w:themeColor="background1" w:val="FFFFFF"/>
       </w:rPr>
       <w:tblPr/>
@@ -14424,6 +15035,7 @@
     </w:tblStylePr>
     <w:tblStylePr w:type="lastCol">
       <w:rPr>
+        <w:rFonts w:eastAsia="黑体"/>
         <w:color w:themeColor="background1" w:val="FFFFFF"/>
       </w:rPr>
       <w:tblPr/>
@@ -14453,6 +15065,7 @@
       <w:spacing w:after="0" w:line="240" w:lineRule="auto"/>
     </w:pPr>
     <w:rPr>
+      <w:rFonts w:eastAsia="黑体"/>
       <w:color w:themeColor="text1" w:val="000000"/>
     </w:rPr>
     <w:tblPr>
@@ -14474,6 +15087,7 @@
     </w:tcPr>
     <w:tblStylePr w:type="firstRow">
       <w:rPr>
+        <w:rFonts w:eastAsia="黑体"/>
         <w:b/>
         <w:bCs/>
       </w:rPr>
@@ -14484,6 +15098,7 @@
     </w:tblStylePr>
     <w:tblStylePr w:type="lastRow">
       <w:rPr>
+        <w:rFonts w:eastAsia="黑体"/>
         <w:b/>
         <w:bCs/>
         <w:color w:themeColor="text1" w:val="000000"/>
@@ -14495,6 +15110,7 @@
     </w:tblStylePr>
     <w:tblStylePr w:type="firstCol">
       <w:rPr>
+        <w:rFonts w:eastAsia="黑体"/>
         <w:color w:themeColor="background1" w:val="FFFFFF"/>
       </w:rPr>
       <w:tblPr/>
@@ -14504,6 +15120,7 @@
     </w:tblStylePr>
     <w:tblStylePr w:type="lastCol">
       <w:rPr>
+        <w:rFonts w:eastAsia="黑体"/>
         <w:color w:themeColor="background1" w:val="FFFFFF"/>
       </w:rPr>
       <w:tblPr/>
@@ -14533,6 +15150,7 @@
       <w:spacing w:after="0" w:line="240" w:lineRule="auto"/>
     </w:pPr>
     <w:rPr>
+      <w:rFonts w:eastAsia="黑体"/>
       <w:color w:themeColor="text1" w:val="000000"/>
     </w:rPr>
     <w:tblPr>
@@ -14554,6 +15172,7 @@
     </w:tcPr>
     <w:tblStylePr w:type="firstRow">
       <w:rPr>
+        <w:rFonts w:eastAsia="黑体"/>
         <w:b/>
         <w:bCs/>
       </w:rPr>
@@ -14564,6 +15183,7 @@
     </w:tblStylePr>
     <w:tblStylePr w:type="lastRow">
       <w:rPr>
+        <w:rFonts w:eastAsia="黑体"/>
         <w:b/>
         <w:bCs/>
         <w:color w:themeColor="text1" w:val="000000"/>
@@ -14575,6 +15195,7 @@
     </w:tblStylePr>
     <w:tblStylePr w:type="firstCol">
       <w:rPr>
+        <w:rFonts w:eastAsia="黑体"/>
         <w:color w:themeColor="background1" w:val="FFFFFF"/>
       </w:rPr>
       <w:tblPr/>
@@ -14584,6 +15205,7 @@
     </w:tblStylePr>
     <w:tblStylePr w:type="lastCol">
       <w:rPr>
+        <w:rFonts w:eastAsia="黑体"/>
         <w:color w:themeColor="background1" w:val="FFFFFF"/>
       </w:rPr>
       <w:tblPr/>
@@ -14613,6 +15235,7 @@
       <w:spacing w:after="0" w:line="240" w:lineRule="auto"/>
     </w:pPr>
     <w:rPr>
+      <w:rFonts w:eastAsia="黑体"/>
       <w:color w:themeColor="text1" w:val="000000"/>
     </w:rPr>
     <w:tblPr>
@@ -14634,6 +15257,7 @@
     </w:tcPr>
     <w:tblStylePr w:type="firstRow">
       <w:rPr>
+        <w:rFonts w:eastAsia="黑体"/>
         <w:b/>
         <w:bCs/>
       </w:rPr>
@@ -14644,6 +15268,7 @@
     </w:tblStylePr>
     <w:tblStylePr w:type="lastRow">
       <w:rPr>
+        <w:rFonts w:eastAsia="黑体"/>
         <w:b/>
         <w:bCs/>
         <w:color w:themeColor="text1" w:val="000000"/>
@@ -14655,6 +15280,7 @@
     </w:tblStylePr>
     <w:tblStylePr w:type="firstCol">
       <w:rPr>
+        <w:rFonts w:eastAsia="黑体"/>
         <w:color w:themeColor="background1" w:val="FFFFFF"/>
       </w:rPr>
       <w:tblPr/>
@@ -14664,6 +15290,7 @@
     </w:tblStylePr>
     <w:tblStylePr w:type="lastCol">
       <w:rPr>
+        <w:rFonts w:eastAsia="黑体"/>
         <w:color w:themeColor="background1" w:val="FFFFFF"/>
       </w:rPr>
       <w:tblPr/>
@@ -14693,6 +15320,7 @@
       <w:spacing w:after="0" w:line="240" w:lineRule="auto"/>
     </w:pPr>
     <w:rPr>
+      <w:rFonts w:eastAsia="黑体"/>
       <w:color w:themeColor="text1" w:val="000000"/>
     </w:rPr>
     <w:tblPr>
@@ -14714,6 +15342,7 @@
     </w:tcPr>
     <w:tblStylePr w:type="firstRow">
       <w:rPr>
+        <w:rFonts w:eastAsia="黑体"/>
         <w:b/>
         <w:bCs/>
       </w:rPr>
@@ -14724,6 +15353,7 @@
     </w:tblStylePr>
     <w:tblStylePr w:type="lastRow">
       <w:rPr>
+        <w:rFonts w:eastAsia="黑体"/>
         <w:b/>
         <w:bCs/>
         <w:color w:themeColor="text1" w:val="000000"/>
@@ -14735,6 +15365,7 @@
     </w:tblStylePr>
     <w:tblStylePr w:type="firstCol">
       <w:rPr>
+        <w:rFonts w:eastAsia="黑体"/>
         <w:color w:themeColor="background1" w:val="FFFFFF"/>
       </w:rPr>
       <w:tblPr/>
@@ -14744,6 +15375,7 @@
     </w:tblStylePr>
     <w:tblStylePr w:type="lastCol">
       <w:rPr>
+        <w:rFonts w:eastAsia="黑体"/>
         <w:color w:themeColor="background1" w:val="FFFFFF"/>
       </w:rPr>
       <w:tblPr/>
@@ -14773,6 +15405,7 @@
       <w:spacing w:after="0" w:line="240" w:lineRule="auto"/>
     </w:pPr>
     <w:rPr>
+      <w:rFonts w:eastAsia="黑体"/>
       <w:color w:themeColor="text1" w:val="000000"/>
     </w:rPr>
     <w:tblPr>
@@ -14794,6 +15427,7 @@
     </w:tcPr>
     <w:tblStylePr w:type="firstRow">
       <w:rPr>
+        <w:rFonts w:eastAsia="黑体"/>
         <w:b/>
         <w:bCs/>
       </w:rPr>
@@ -14804,6 +15438,7 @@
     </w:tblStylePr>
     <w:tblStylePr w:type="lastRow">
       <w:rPr>
+        <w:rFonts w:eastAsia="黑体"/>
         <w:b/>
         <w:bCs/>
         <w:color w:themeColor="text1" w:val="000000"/>
@@ -14815,6 +15450,7 @@
     </w:tblStylePr>
     <w:tblStylePr w:type="firstCol">
       <w:rPr>
+        <w:rFonts w:eastAsia="黑体"/>
         <w:color w:themeColor="background1" w:val="FFFFFF"/>
       </w:rPr>
       <w:tblPr/>
@@ -14824,6 +15460,7 @@
     </w:tblStylePr>
     <w:tblStylePr w:type="lastCol">
       <w:rPr>
+        <w:rFonts w:eastAsia="黑体"/>
         <w:color w:themeColor="background1" w:val="FFFFFF"/>
       </w:rPr>
       <w:tblPr/>
@@ -14856,6 +15493,7 @@
     <w:name w:val="KeywordTok"/>
     <w:basedOn w:val="VerbatimChar"/>
     <w:rPr>
+      <w:rFonts w:eastAsia="黑体"/>
       <w:b/>
       <w:color w:val="007020"/>
     </w:rPr>
@@ -14864,6 +15502,7 @@
     <w:name w:val="DataTypeTok"/>
     <w:basedOn w:val="VerbatimChar"/>
     <w:rPr>
+      <w:rFonts w:eastAsia="黑体"/>
       <w:color w:val="902000"/>
     </w:rPr>
   </w:style>
@@ -14871,6 +15510,7 @@
     <w:name w:val="DecValTok"/>
     <w:basedOn w:val="VerbatimChar"/>
     <w:rPr>
+      <w:rFonts w:eastAsia="黑体"/>
       <w:color w:val="40a070"/>
     </w:rPr>
   </w:style>
@@ -14878,6 +15518,7 @@
     <w:name w:val="BaseNTok"/>
     <w:basedOn w:val="VerbatimChar"/>
     <w:rPr>
+      <w:rFonts w:eastAsia="黑体"/>
       <w:color w:val="40a070"/>
     </w:rPr>
   </w:style>
@@ -14885,6 +15526,7 @@
     <w:name w:val="FloatTok"/>
     <w:basedOn w:val="VerbatimChar"/>
     <w:rPr>
+      <w:rFonts w:eastAsia="黑体"/>
       <w:color w:val="40a070"/>
     </w:rPr>
   </w:style>
@@ -14892,6 +15534,7 @@
     <w:name w:val="ConstantTok"/>
     <w:basedOn w:val="VerbatimChar"/>
     <w:rPr>
+      <w:rFonts w:eastAsia="黑体"/>
       <w:color w:val="880000"/>
     </w:rPr>
   </w:style>
@@ -14899,6 +15542,7 @@
     <w:name w:val="CharTok"/>
     <w:basedOn w:val="VerbatimChar"/>
     <w:rPr>
+      <w:rFonts w:eastAsia="黑体"/>
       <w:color w:val="4070a0"/>
     </w:rPr>
   </w:style>
@@ -14906,6 +15550,7 @@
     <w:name w:val="SpecialCharTok"/>
     <w:basedOn w:val="VerbatimChar"/>
     <w:rPr>
+      <w:rFonts w:eastAsia="黑体"/>
       <w:color w:val="4070a0"/>
     </w:rPr>
   </w:style>
@@ -14913,6 +15558,7 @@
     <w:name w:val="StringTok"/>
     <w:basedOn w:val="VerbatimChar"/>
     <w:rPr>
+      <w:rFonts w:eastAsia="黑体"/>
       <w:color w:val="4070a0"/>
     </w:rPr>
   </w:style>
@@ -14920,6 +15566,7 @@
     <w:name w:val="VerbatimStringTok"/>
     <w:basedOn w:val="VerbatimChar"/>
     <w:rPr>
+      <w:rFonts w:eastAsia="黑体"/>
       <w:color w:val="4070a0"/>
     </w:rPr>
   </w:style>
@@ -14927,6 +15574,7 @@
     <w:name w:val="SpecialStringTok"/>
     <w:basedOn w:val="VerbatimChar"/>
     <w:rPr>
+      <w:rFonts w:eastAsia="黑体"/>
       <w:color w:val="bb6688"/>
     </w:rPr>
   </w:style>
@@ -14934,6 +15582,7 @@
     <w:name w:val="ImportTok"/>
     <w:basedOn w:val="VerbatimChar"/>
     <w:rPr>
+      <w:rFonts w:eastAsia="黑体"/>
       <w:b/>
       <w:color w:val="008000"/>
     </w:rPr>
@@ -14942,6 +15591,7 @@
     <w:name w:val="CommentTok"/>
     <w:basedOn w:val="VerbatimChar"/>
     <w:rPr>
+      <w:rFonts w:eastAsia="黑体"/>
       <w:i/>
       <w:color w:val="60a0b0"/>
     </w:rPr>
@@ -14950,6 +15600,7 @@
     <w:name w:val="DocumentationTok"/>
     <w:basedOn w:val="VerbatimChar"/>
     <w:rPr>
+      <w:rFonts w:eastAsia="黑体"/>
       <w:i/>
       <w:color w:val="ba2121"/>
     </w:rPr>
@@ -14958,6 +15609,7 @@
     <w:name w:val="AnnotationTok"/>
     <w:basedOn w:val="VerbatimChar"/>
     <w:rPr>
+      <w:rFonts w:eastAsia="黑体"/>
       <w:b/>
       <w:i/>
       <w:color w:val="60a0b0"/>
@@ -14967,6 +15619,7 @@
     <w:name w:val="CommentVarTok"/>
     <w:basedOn w:val="VerbatimChar"/>
     <w:rPr>
+      <w:rFonts w:eastAsia="黑体"/>
       <w:b/>
       <w:i/>
       <w:color w:val="60a0b0"/>
@@ -14976,6 +15629,7 @@
     <w:name w:val="OtherTok"/>
     <w:basedOn w:val="VerbatimChar"/>
     <w:rPr>
+      <w:rFonts w:eastAsia="黑体"/>
       <w:color w:val="007020"/>
     </w:rPr>
   </w:style>
@@ -14983,6 +15637,7 @@
     <w:name w:val="FunctionTok"/>
     <w:basedOn w:val="VerbatimChar"/>
     <w:rPr>
+      <w:rFonts w:eastAsia="黑体"/>
       <w:color w:val="06287e"/>
     </w:rPr>
   </w:style>
@@ -14990,6 +15645,7 @@
     <w:name w:val="VariableTok"/>
     <w:basedOn w:val="VerbatimChar"/>
     <w:rPr>
+      <w:rFonts w:eastAsia="黑体"/>
       <w:color w:val="19177c"/>
     </w:rPr>
   </w:style>
@@ -14997,6 +15653,7 @@
     <w:name w:val="ControlFlowTok"/>
     <w:basedOn w:val="VerbatimChar"/>
     <w:rPr>
+      <w:rFonts w:eastAsia="黑体"/>
       <w:b/>
       <w:color w:val="007020"/>
     </w:rPr>
@@ -15005,6 +15662,7 @@
     <w:name w:val="OperatorTok"/>
     <w:basedOn w:val="VerbatimChar"/>
     <w:rPr>
+      <w:rFonts w:eastAsia="黑体"/>
       <w:color w:val="666666"/>
     </w:rPr>
   </w:style>
@@ -15012,18 +15670,22 @@
     <w:name w:val="BuiltInTok"/>
     <w:basedOn w:val="VerbatimChar"/>
     <w:rPr>
+      <w:rFonts w:eastAsia="黑体"/>
       <w:color w:val="008000"/>
     </w:rPr>
   </w:style>
   <w:style w:type="character" w:customStyle="1" w:styleId="ExtensionTok">
     <w:name w:val="ExtensionTok"/>
     <w:basedOn w:val="VerbatimChar"/>
-    <w:rPr/>
+    <w:rPr>
+      <w:rFonts w:eastAsia="黑体"/>
+    </w:rPr>
   </w:style>
   <w:style w:type="character" w:customStyle="1" w:styleId="PreprocessorTok">
     <w:name w:val="PreprocessorTok"/>
     <w:basedOn w:val="VerbatimChar"/>
     <w:rPr>
+      <w:rFonts w:eastAsia="黑体"/>
       <w:color w:val="bc7a00"/>
     </w:rPr>
   </w:style>
@@ -15031,18 +15693,22 @@
     <w:name w:val="AttributeTok"/>
     <w:basedOn w:val="VerbatimChar"/>
     <w:rPr>
+      <w:rFonts w:eastAsia="黑体"/>
       <w:color w:val="7d9029"/>
     </w:rPr>
   </w:style>
   <w:style w:type="character" w:customStyle="1" w:styleId="RegionMarkerTok">
     <w:name w:val="RegionMarkerTok"/>
     <w:basedOn w:val="VerbatimChar"/>
-    <w:rPr/>
+    <w:rPr>
+      <w:rFonts w:eastAsia="黑体"/>
+    </w:rPr>
   </w:style>
   <w:style w:type="character" w:customStyle="1" w:styleId="InformationTok">
     <w:name w:val="InformationTok"/>
     <w:basedOn w:val="VerbatimChar"/>
     <w:rPr>
+      <w:rFonts w:eastAsia="黑体"/>
       <w:b/>
       <w:i/>
       <w:color w:val="60a0b0"/>
@@ -15052,6 +15718,7 @@
     <w:name w:val="WarningTok"/>
     <w:basedOn w:val="VerbatimChar"/>
     <w:rPr>
+      <w:rFonts w:eastAsia="黑体"/>
       <w:b/>
       <w:i/>
       <w:color w:val="60a0b0"/>
@@ -15061,6 +15728,7 @@
     <w:name w:val="AlertTok"/>
     <w:basedOn w:val="VerbatimChar"/>
     <w:rPr>
+      <w:rFonts w:eastAsia="黑体"/>
       <w:b/>
       <w:color w:val="ff0000"/>
     </w:rPr>
@@ -15069,6 +15737,7 @@
     <w:name w:val="ErrorTok"/>
     <w:basedOn w:val="VerbatimChar"/>
     <w:rPr>
+      <w:rFonts w:eastAsia="黑体"/>
       <w:b/>
       <w:color w:val="ff0000"/>
     </w:rPr>
@@ -15076,7 +15745,9 @@
   <w:style w:type="character" w:customStyle="1" w:styleId="NormalTok">
     <w:name w:val="NormalTok"/>
     <w:basedOn w:val="VerbatimChar"/>
-    <w:rPr/>
+    <w:rPr>
+      <w:rFonts w:eastAsia="黑体"/>
+    </w:rPr>
   </w:style>
 </w:styles>
 </file>
@@ -15125,12 +15796,12 @@
     <a:fontScheme name="Office">
       <a:majorFont>
         <a:latin typeface="Calibri"/>
-        <a:ea typeface=""/>
+        <a:ea typeface="黑体"/>
         <a:cs typeface=""/>
         <a:font script="Jpan" typeface="ＭＳ ゴシック"/>
         <a:font script="Hang" typeface="맑은 고딕"/>
-        <a:font script="Hans" typeface="宋体"/>
-        <a:font script="Hant" typeface="新細明體"/>
+        <a:font script="Hans" typeface="黑体"/>
+        <a:font script="Hant" typeface="黑体"/>
         <a:font script="Arab" typeface="Times New Roman"/>
         <a:font script="Hebr" typeface="Times New Roman"/>
         <a:font script="Thai" typeface="Angsana New"/>
@@ -15160,12 +15831,12 @@
       </a:majorFont>
       <a:minorFont>
         <a:latin typeface="Cambria"/>
-        <a:ea typeface=""/>
+        <a:ea typeface="黑体"/>
         <a:cs typeface=""/>
         <a:font script="Jpan" typeface="ＭＳ 明朝"/>
         <a:font script="Hang" typeface="맑은 고딕"/>
-        <a:font script="Hans" typeface="宋体"/>
-        <a:font script="Hant" typeface="新細明體"/>
+        <a:font script="Hans" typeface="黑体"/>
+        <a:font script="Hant" typeface="黑体"/>
         <a:font script="Arab" typeface="Arial"/>
         <a:font script="Hebr" typeface="Arial"/>
         <a:font script="Thai" typeface="Cordia New"/>

--- a/12-通用拓扑结构/03-桥式/全桥结构/全桥结构.docx
+++ b/12-通用拓扑结构/03-桥式/全桥结构/全桥结构.docx
@@ -2728,7 +2728,7 @@
           <w:color w:val="555555"/>
           <w:sz w:val="21"/>
         </w:rPr>
-        <w:t>材料收集者：杜文杰，WX手机：19519196569，QQ:3478827729</w:t>
+        <w:t>材料收集者：杜文杰，微信/手机：19519196569，QQ:3478827729</w:t>
       </w:r>
     </w:p>
     <w:sectPr>
